--- a/backend/documents/letter_templates/process_list.docx
+++ b/backend/documents/letter_templates/process_list.docx
@@ -1,6 +1,6 @@
 
 <file path=word/document.xml><?xml version="1.0" encoding="utf-8"?>
-<w:document xmlns:mc="http://schemas.openxmlformats.org/markup-compatibility/2006" xmlns:o="urn:schemas-microsoft-com:office:office" xmlns:r="http://schemas.openxmlformats.org/officeDocument/2006/relationships" xmlns:m="http://schemas.openxmlformats.org/officeDocument/2006/math" xmlns:v="urn:schemas-microsoft-com:vml" xmlns:wp="http://schemas.openxmlformats.org/drawingml/2006/wordprocessingDrawing" xmlns:w10="urn:schemas-microsoft-com:office:word" xmlns:w="http://schemas.openxmlformats.org/wordprocessingml/2006/main" xmlns:wne="http://schemas.microsoft.com/office/word/2006/wordml" xmlns:sl="http://schemas.openxmlformats.org/schemaLibrary/2006/main" xmlns:a="http://schemas.openxmlformats.org/drawingml/2006/main" xmlns:pic="http://schemas.openxmlformats.org/drawingml/2006/picture" xmlns:c="http://schemas.openxmlformats.org/drawingml/2006/chart" xmlns:lc="http://schemas.openxmlformats.org/drawingml/2006/lockedCanvas" xmlns:dgm="http://schemas.openxmlformats.org/drawingml/2006/diagram" xmlns:wps="http://schemas.microsoft.com/office/word/2010/wordprocessingShape" xmlns:wpg="http://schemas.microsoft.com/office/word/2010/wordprocessingGroup" xmlns:w14="http://schemas.microsoft.com/office/word/2010/wordml" xmlns:w15="http://schemas.microsoft.com/office/word/2012/wordml" xmlns:w16="http://schemas.microsoft.com/office/word/2018/wordml" xmlns:w16cex="http://schemas.microsoft.com/office/word/2018/wordml/cex" xmlns:w16cid="http://schemas.microsoft.com/office/word/2016/wordml/cid" xmlns="http://schemas.microsoft.com/office/tasks/2019/documenttasks" xmlns:cr="http://schemas.microsoft.com/office/comments/2020/reactions">
+<w:document xmlns:ns3="urn:schemas-microsoft-com:office:office" xmlns:r="http://schemas.openxmlformats.org/officeDocument/2006/relationships" xmlns:v="urn:schemas-microsoft-com:vml" xmlns:w="http://schemas.openxmlformats.org/wordprocessingml/2006/main" xmlns:w14="http://schemas.microsoft.com/office/word/2010/wordml">
   <w:body>
     <w:p>
       <w:pPr>
@@ -8,7 +8,7 @@
         <w:ind w:left="0" w:right="0" w:firstLine="0"/>
         <w:jc w:val="left"/>
         <w:rPr>
-          <w:rFonts w:ascii="Noto Naskh Arabic" w:cs="Noto Naskh Arabic" w:eastAsia="Noto Naskh Arabic" w:hAnsi="Noto Naskh Arabic"/>
+          <w:rFonts w:ascii="Noto Serif" w:cs="Noto Naskh Arabic" w:eastAsia="Noto Naskh Arabic" w:hAnsi="Noto Serif"/>
           <w:b w:val="1"/>
           <w:bCs w:val="1"/>
           <w:sz w:val="32"/>
@@ -17,7 +17,7 @@
       </w:pPr>
       <w:r>
         <w:pict>
-          <v:rect style="width:0.0pt;height:1.5pt" o:hr="t" o:hrstd="t" o:hralign="center" fillcolor="#A0A0A0" stroked="f"/>
+          <v:rect style="width:0.0pt;height:1.5pt" ns3:hr="t" ns3:hrstd="t" ns3:hralign="center" fillcolor="#A0A0A0" stroked="f"/>
         </w:pict>
       </w:r>
       <w:r>
@@ -32,7 +32,7 @@
         <w:ind w:left="0" w:right="0" w:firstLine="0"/>
         <w:jc w:val="center"/>
         <w:rPr>
-          <w:rFonts w:ascii="Noto Naskh Arabic" w:cs="Noto Naskh Arabic" w:eastAsia="Noto Naskh Arabic" w:hAnsi="Noto Naskh Arabic"/>
+          <w:rFonts w:ascii="Noto Serif" w:cs="Noto Naskh Arabic" w:eastAsia="Noto Naskh Arabic" w:hAnsi="Noto Serif"/>
           <w:b w:val="1"/>
           <w:bCs w:val="1"/>
           <w:sz w:val="32"/>
@@ -41,7 +41,7 @@
       </w:pPr>
       <w:r>
         <w:rPr>
-          <w:rFonts w:ascii="Noto Naskh Arabic" w:cs="Noto Naskh Arabic" w:eastAsia="Noto Naskh Arabic" w:hAnsi="Noto Naskh Arabic"/>
+          <w:rFonts w:ascii="Noto Serif" w:cs="Noto Naskh Arabic" w:eastAsia="Noto Naskh Arabic" w:hAnsi="Noto Serif"/>
           <w:b w:val="1"/>
           <w:bCs w:val="1"/>
           <w:sz w:val="32"/>
@@ -53,7 +53,7 @@
       </w:r>
       <w:r>
         <w:rPr>
-          <w:rFonts w:ascii="Noto Naskh Arabic" w:cs="Noto Naskh Arabic" w:eastAsia="Noto Naskh Arabic" w:hAnsi="Noto Naskh Arabic"/>
+          <w:rFonts w:ascii="Noto Serif" w:cs="Noto Naskh Arabic" w:eastAsia="Noto Naskh Arabic" w:hAnsi="Noto Serif"/>
           <w:b w:val="1"/>
           <w:bCs w:val="1"/>
           <w:sz w:val="32"/>
@@ -75,7 +75,7 @@
         <w:ind w:left="0" w:right="0" w:firstLine="0"/>
         <w:jc w:val="center"/>
         <w:rPr>
-          <w:rFonts w:ascii="Noto Naskh Arabic" w:cs="Noto Naskh Arabic" w:eastAsia="Noto Naskh Arabic" w:hAnsi="Noto Naskh Arabic"/>
+          <w:rFonts w:ascii="Noto Serif" w:cs="Noto Naskh Arabic" w:eastAsia="Noto Naskh Arabic" w:hAnsi="Noto Serif"/>
           <w:b w:val="0"/>
           <w:bCs w:val="0"/>
           <w:sz w:val="28"/>
@@ -85,7 +85,7 @@
       </w:pPr>
       <w:r>
         <w:rPr>
-          <w:rFonts w:ascii="Noto Naskh Arabic" w:cs="Noto Naskh Arabic" w:eastAsia="Noto Naskh Arabic" w:hAnsi="Noto Naskh Arabic"/>
+          <w:rFonts w:ascii="Noto Serif" w:cs="Noto Naskh Arabic" w:eastAsia="Noto Naskh Arabic" w:hAnsi="Noto Serif"/>
           <w:b w:val="1"/>
           <w:bCs w:val="1"/>
           <w:sz w:val="32"/>
@@ -97,7 +97,7 @@
       </w:r>
       <w:r>
         <w:rPr>
-          <w:rFonts w:ascii="Noto Naskh Arabic" w:cs="Noto Naskh Arabic" w:eastAsia="Noto Naskh Arabic" w:hAnsi="Noto Naskh Arabic"/>
+          <w:rFonts w:ascii="Noto Serif" w:cs="Noto Naskh Arabic" w:eastAsia="Noto Naskh Arabic" w:hAnsi="Noto Serif"/>
           <w:b w:val="1"/>
           <w:bCs w:val="1"/>
           <w:sz w:val="28"/>
@@ -109,7 +109,7 @@
       </w:r>
       <w:r>
         <w:rPr>
-          <w:rFonts w:ascii="Noto Naskh Arabic" w:cs="Noto Naskh Arabic" w:eastAsia="Noto Naskh Arabic" w:hAnsi="Noto Naskh Arabic"/>
+          <w:rFonts w:ascii="Noto Serif" w:cs="Noto Naskh Arabic" w:eastAsia="Noto Naskh Arabic" w:hAnsi="Noto Serif"/>
           <w:b w:val="1"/>
           <w:bCs w:val="1"/>
           <w:sz w:val="28"/>
@@ -121,7 +121,7 @@
       </w:r>
       <w:r>
         <w:rPr>
-          <w:rFonts w:ascii="Noto Naskh Arabic" w:cs="Noto Naskh Arabic" w:eastAsia="Noto Naskh Arabic" w:hAnsi="Noto Naskh Arabic"/>
+          <w:rFonts w:ascii="Noto Serif" w:cs="Noto Naskh Arabic" w:eastAsia="Noto Naskh Arabic" w:hAnsi="Noto Serif"/>
           <w:b w:val="1"/>
           <w:bCs w:val="1"/>
           <w:sz w:val="28"/>
@@ -133,7 +133,7 @@
       </w:r>
       <w:r>
         <w:rPr>
-          <w:rFonts w:ascii="Noto Naskh Arabic" w:cs="Noto Naskh Arabic" w:eastAsia="Noto Naskh Arabic" w:hAnsi="Noto Naskh Arabic"/>
+          <w:rFonts w:ascii="Noto Serif" w:cs="Noto Naskh Arabic" w:eastAsia="Noto Naskh Arabic" w:hAnsi="Noto Serif"/>
           <w:b w:val="1"/>
           <w:bCs w:val="1"/>
           <w:sz w:val="28"/>
@@ -145,7 +145,7 @@
       </w:r>
       <w:r>
         <w:rPr>
-          <w:rFonts w:ascii="Noto Naskh Arabic" w:cs="Noto Naskh Arabic" w:eastAsia="Noto Naskh Arabic" w:hAnsi="Noto Naskh Arabic"/>
+          <w:rFonts w:ascii="Noto Serif" w:cs="Noto Naskh Arabic" w:eastAsia="Noto Naskh Arabic" w:hAnsi="Noto Serif"/>
           <w:b w:val="1"/>
           <w:bCs w:val="1"/>
           <w:sz w:val="28"/>
@@ -157,7 +157,7 @@
       </w:r>
       <w:r>
         <w:rPr>
-          <w:rFonts w:ascii="Noto Naskh Arabic" w:cs="Noto Naskh Arabic" w:eastAsia="Noto Naskh Arabic" w:hAnsi="Noto Naskh Arabic"/>
+          <w:rFonts w:ascii="Noto Serif" w:cs="Noto Naskh Arabic" w:eastAsia="Noto Naskh Arabic" w:hAnsi="Noto Serif"/>
           <w:b w:val="1"/>
           <w:bCs w:val="1"/>
           <w:sz w:val="28"/>
@@ -169,7 +169,7 @@
       </w:r>
       <w:r>
         <w:rPr>
-          <w:rFonts w:ascii="Noto Naskh Arabic" w:cs="Noto Naskh Arabic" w:eastAsia="Noto Naskh Arabic" w:hAnsi="Noto Naskh Arabic"/>
+          <w:rFonts w:ascii="Noto Serif" w:cs="Noto Naskh Arabic" w:eastAsia="Noto Naskh Arabic" w:hAnsi="Noto Serif"/>
           <w:b w:val="1"/>
           <w:bCs w:val="1"/>
           <w:sz w:val="28"/>
@@ -181,7 +181,7 @@
       </w:r>
       <w:r>
         <w:rPr>
-          <w:rFonts w:ascii="Noto Naskh Arabic" w:cs="Noto Naskh Arabic" w:eastAsia="Noto Naskh Arabic" w:hAnsi="Noto Naskh Arabic"/>
+          <w:rFonts w:ascii="Noto Serif" w:cs="Noto Naskh Arabic" w:eastAsia="Noto Naskh Arabic" w:hAnsi="Noto Serif"/>
           <w:b w:val="1"/>
           <w:bCs w:val="1"/>
           <w:sz w:val="28"/>
@@ -193,7 +193,7 @@
       </w:r>
       <w:r>
         <w:rPr>
-          <w:rFonts w:ascii="Noto Naskh Arabic" w:cs="Noto Naskh Arabic" w:eastAsia="Noto Naskh Arabic" w:hAnsi="Noto Naskh Arabic"/>
+          <w:rFonts w:ascii="Noto Serif" w:cs="Noto Naskh Arabic" w:eastAsia="Noto Naskh Arabic" w:hAnsi="Noto Serif"/>
           <w:b w:val="1"/>
           <w:bCs w:val="1"/>
           <w:sz w:val="28"/>
@@ -205,7 +205,7 @@
       </w:r>
       <w:r>
         <w:rPr>
-          <w:rFonts w:ascii="Noto Naskh Arabic" w:cs="Noto Naskh Arabic" w:eastAsia="Noto Naskh Arabic" w:hAnsi="Noto Naskh Arabic"/>
+          <w:rFonts w:ascii="Noto Serif" w:cs="Noto Naskh Arabic" w:eastAsia="Noto Naskh Arabic" w:hAnsi="Noto Serif"/>
           <w:b w:val="1"/>
           <w:bCs w:val="1"/>
           <w:sz w:val="28"/>
@@ -227,7 +227,7 @@
         <w:ind w:left="0" w:right="0" w:firstLine="0"/>
         <w:jc w:val="center"/>
         <w:rPr>
-          <w:rFonts w:ascii="Noto Naskh Arabic" w:cs="Noto Naskh Arabic" w:eastAsia="Noto Naskh Arabic" w:hAnsi="Noto Naskh Arabic"/>
+          <w:rFonts w:ascii="Noto Serif" w:cs="Noto Naskh Arabic" w:eastAsia="Noto Naskh Arabic" w:hAnsi="Noto Serif"/>
           <w:b w:val="0"/>
           <w:bCs w:val="0"/>
           <w:sz w:val="28"/>
@@ -238,7 +238,7 @@
       </w:pPr>
       <w:r>
         <w:rPr>
-          <w:rFonts w:ascii="Noto Naskh Arabic" w:cs="Noto Naskh Arabic" w:eastAsia="Noto Naskh Arabic" w:hAnsi="Noto Naskh Arabic"/>
+          <w:rFonts w:ascii="Noto Serif" w:cs="Noto Naskh Arabic" w:eastAsia="Noto Naskh Arabic" w:hAnsi="Noto Serif"/>
           <w:b w:val="1"/>
           <w:bCs w:val="1"/>
           <w:sz w:val="28"/>
@@ -250,7 +250,7 @@
       </w:r>
       <w:r>
         <w:rPr>
-          <w:rFonts w:ascii="Noto Naskh Arabic" w:cs="Noto Naskh Arabic" w:eastAsia="Noto Naskh Arabic" w:hAnsi="Noto Naskh Arabic"/>
+          <w:rFonts w:ascii="Noto Serif" w:cs="Noto Naskh Arabic" w:eastAsia="Noto Naskh Arabic" w:hAnsi="Noto Serif"/>
           <w:b w:val="1"/>
           <w:bCs w:val="1"/>
           <w:sz w:val="28"/>
@@ -262,7 +262,7 @@
       </w:r>
       <w:r>
         <w:rPr>
-          <w:rFonts w:ascii="Noto Naskh Arabic" w:cs="Noto Naskh Arabic" w:eastAsia="Noto Naskh Arabic" w:hAnsi="Noto Naskh Arabic"/>
+          <w:rFonts w:ascii="Noto Serif" w:cs="Noto Naskh Arabic" w:eastAsia="Noto Naskh Arabic" w:hAnsi="Noto Serif"/>
           <w:b w:val="1"/>
           <w:bCs w:val="1"/>
           <w:sz w:val="28"/>
@@ -274,7 +274,7 @@
       </w:r>
       <w:r>
         <w:rPr>
-          <w:rFonts w:ascii="Noto Naskh Arabic" w:cs="Noto Naskh Arabic" w:eastAsia="Noto Naskh Arabic" w:hAnsi="Noto Naskh Arabic"/>
+          <w:rFonts w:ascii="Noto Serif" w:cs="Noto Naskh Arabic" w:eastAsia="Noto Naskh Arabic" w:hAnsi="Noto Serif"/>
           <w:b w:val="1"/>
           <w:bCs w:val="1"/>
           <w:sz w:val="28"/>
@@ -286,7 +286,7 @@
       </w:r>
       <w:r>
         <w:rPr>
-          <w:rFonts w:ascii="Noto Naskh Arabic" w:cs="Noto Naskh Arabic" w:eastAsia="Noto Naskh Arabic" w:hAnsi="Noto Naskh Arabic"/>
+          <w:rFonts w:ascii="Noto Serif" w:cs="Noto Naskh Arabic" w:eastAsia="Noto Naskh Arabic" w:hAnsi="Noto Serif"/>
           <w:b w:val="1"/>
           <w:bCs w:val="1"/>
           <w:sz w:val="28"/>
@@ -298,7 +298,7 @@
       </w:r>
       <w:r>
         <w:rPr>
-          <w:rFonts w:ascii="Noto Naskh Arabic" w:cs="Noto Naskh Arabic" w:eastAsia="Noto Naskh Arabic" w:hAnsi="Noto Naskh Arabic"/>
+          <w:rFonts w:ascii="Noto Serif" w:cs="Noto Naskh Arabic" w:eastAsia="Noto Naskh Arabic" w:hAnsi="Noto Serif"/>
           <w:b w:val="1"/>
           <w:bCs w:val="1"/>
           <w:sz w:val="28"/>
@@ -310,7 +310,7 @@
       </w:r>
       <w:r>
         <w:rPr>
-          <w:rFonts w:ascii="Noto Naskh Arabic" w:cs="Noto Naskh Arabic" w:eastAsia="Noto Naskh Arabic" w:hAnsi="Noto Naskh Arabic"/>
+          <w:rFonts w:ascii="Noto Serif" w:cs="Noto Naskh Arabic" w:eastAsia="Noto Naskh Arabic" w:hAnsi="Noto Serif"/>
           <w:b w:val="1"/>
           <w:bCs w:val="1"/>
           <w:sz w:val="28"/>
@@ -322,7 +322,7 @@
       </w:r>
       <w:r>
         <w:rPr>
-          <w:rFonts w:ascii="Noto Naskh Arabic" w:cs="Noto Naskh Arabic" w:eastAsia="Noto Naskh Arabic" w:hAnsi="Noto Naskh Arabic"/>
+          <w:rFonts w:ascii="Noto Serif" w:cs="Noto Naskh Arabic" w:eastAsia="Noto Naskh Arabic" w:hAnsi="Noto Serif"/>
           <w:b w:val="1"/>
           <w:bCs w:val="1"/>
           <w:sz w:val="28"/>
@@ -334,7 +334,7 @@
       </w:r>
       <w:r>
         <w:rPr>
-          <w:rFonts w:ascii="Noto Naskh Arabic" w:cs="Noto Naskh Arabic" w:eastAsia="Noto Naskh Arabic" w:hAnsi="Noto Naskh Arabic"/>
+          <w:rFonts w:ascii="Noto Serif" w:cs="Noto Naskh Arabic" w:eastAsia="Noto Naskh Arabic" w:hAnsi="Noto Serif"/>
           <w:b w:val="1"/>
           <w:bCs w:val="1"/>
           <w:sz w:val="28"/>
@@ -369,7 +369,7 @@
         <w:ind w:left="0" w:right="0" w:firstLine="0"/>
         <w:jc w:val="center"/>
         <w:rPr>
-          <w:rFonts w:ascii="Noto Naskh Arabic" w:cs="Noto Naskh Arabic" w:eastAsia="Noto Naskh Arabic" w:hAnsi="Noto Naskh Arabic"/>
+          <w:rFonts w:ascii="Noto Serif" w:cs="Noto Naskh Arabic" w:eastAsia="Noto Naskh Arabic" w:hAnsi="Noto Serif"/>
           <w:b w:val="0"/>
           <w:bCs w:val="0"/>
           <w:i w:val="0"/>
@@ -386,7 +386,7 @@
       </w:pPr>
       <w:r>
         <w:rPr>
-          <w:rFonts w:ascii="Noto Naskh Arabic" w:cs="Noto Naskh Arabic" w:eastAsia="Noto Naskh Arabic" w:hAnsi="Noto Naskh Arabic"/>
+          <w:rFonts w:ascii="Noto Serif" w:cs="Noto Naskh Arabic" w:eastAsia="Noto Naskh Arabic" w:hAnsi="Noto Serif"/>
           <w:b w:val="1"/>
           <w:bCs w:val="1"/>
           <w:i w:val="0"/>
@@ -405,7 +405,7 @@
       </w:r>
       <w:r>
         <w:rPr>
-          <w:rFonts w:ascii="Noto Naskh Arabic" w:cs="Noto Naskh Arabic" w:eastAsia="Noto Naskh Arabic" w:hAnsi="Noto Naskh Arabic"/>
+          <w:rFonts w:ascii="Noto Serif" w:cs="Noto Naskh Arabic" w:eastAsia="Noto Naskh Arabic" w:hAnsi="Noto Serif"/>
           <w:b w:val="1"/>
           <w:bCs w:val="1"/>
           <w:i w:val="0"/>
@@ -424,7 +424,7 @@
       </w:r>
       <w:r>
         <w:rPr>
-          <w:rFonts w:ascii="Noto Naskh Arabic" w:cs="Noto Naskh Arabic" w:eastAsia="Noto Naskh Arabic" w:hAnsi="Noto Naskh Arabic"/>
+          <w:rFonts w:ascii="Noto Serif" w:cs="Noto Naskh Arabic" w:eastAsia="Noto Naskh Arabic" w:hAnsi="Noto Serif"/>
           <w:b w:val="1"/>
           <w:bCs w:val="1"/>
           <w:i w:val="0"/>
@@ -443,7 +443,7 @@
       </w:r>
       <w:r>
         <w:rPr>
-          <w:rFonts w:ascii="Noto Naskh Arabic" w:cs="Noto Naskh Arabic" w:eastAsia="Noto Naskh Arabic" w:hAnsi="Noto Naskh Arabic"/>
+          <w:rFonts w:ascii="Noto Serif" w:cs="Noto Naskh Arabic" w:eastAsia="Noto Naskh Arabic" w:hAnsi="Noto Serif"/>
           <w:b w:val="1"/>
           <w:bCs w:val="1"/>
           <w:i w:val="0"/>
@@ -462,7 +462,7 @@
       </w:r>
       <w:r>
         <w:rPr>
-          <w:rFonts w:ascii="Noto Naskh Arabic" w:cs="Noto Naskh Arabic" w:eastAsia="Noto Naskh Arabic" w:hAnsi="Noto Naskh Arabic"/>
+          <w:rFonts w:ascii="Noto Serif" w:cs="Noto Naskh Arabic" w:eastAsia="Noto Naskh Arabic" w:hAnsi="Noto Serif"/>
           <w:b w:val="1"/>
           <w:bCs w:val="1"/>
           <w:i w:val="0"/>
@@ -491,13 +491,13 @@
         <w:ind w:left="0" w:right="0" w:firstLine="0"/>
         <w:jc w:val="both"/>
         <w:rPr>
-          <w:rFonts w:ascii="Noto Naskh Arabic" w:cs="Noto Naskh Arabic" w:eastAsia="Noto Naskh Arabic" w:hAnsi="Noto Naskh Arabic"/>
+          <w:rFonts w:ascii="Noto Serif" w:cs="Noto Naskh Arabic" w:eastAsia="Noto Naskh Arabic" w:hAnsi="Noto Serif"/>
           <w:vertAlign w:val="baseline"/>
         </w:rPr>
       </w:pPr>
       <w:r>
         <w:rPr>
-          <w:rFonts w:ascii="Noto Naskh Arabic" w:cs="Noto Naskh Arabic" w:eastAsia="Noto Naskh Arabic" w:hAnsi="Noto Naskh Arabic"/>
+          <w:rFonts w:ascii="Noto Serif" w:cs="Noto Naskh Arabic" w:eastAsia="Noto Naskh Arabic" w:hAnsi="Noto Serif"/>
           <w:vertAlign w:val="baseline"/>
           <w:rtl w:val="1"/>
         </w:rPr>
@@ -505,15 +505,15 @@
       </w:r>
       <w:r>
         <w:rPr>
-          <w:rFonts w:ascii="Noto Naskh Arabic" w:cs="Noto Naskh Arabic" w:eastAsia="Noto Naskh Arabic" w:hAnsi="Noto Naskh Arabic"/>
-          <w:vertAlign w:val="baseline"/>
-          <w:rtl w:val="1"/>
-        </w:rPr>
-        <w:t xml:space="preserve"> </w:t>
-      </w:r>
-      <w:r>
-        <w:rPr>
-          <w:rFonts w:ascii="Noto Naskh Arabic" w:cs="Noto Naskh Arabic" w:eastAsia="Noto Naskh Arabic" w:hAnsi="Noto Naskh Arabic"/>
+          <w:rFonts w:ascii="Noto Serif" w:cs="Noto Naskh Arabic" w:eastAsia="Noto Naskh Arabic" w:hAnsi="Noto Serif"/>
+          <w:vertAlign w:val="baseline"/>
+          <w:rtl w:val="1"/>
+        </w:rPr>
+        <w:t xml:space="preserve"> </w:t>
+      </w:r>
+      <w:r>
+        <w:rPr>
+          <w:rFonts w:ascii="Noto Serif" w:cs="Noto Naskh Arabic" w:eastAsia="Noto Naskh Arabic" w:hAnsi="Noto Serif"/>
           <w:vertAlign w:val="baseline"/>
           <w:rtl w:val="1"/>
         </w:rPr>
@@ -521,15 +521,15 @@
       </w:r>
       <w:r>
         <w:rPr>
-          <w:rFonts w:ascii="Noto Naskh Arabic" w:cs="Noto Naskh Arabic" w:eastAsia="Noto Naskh Arabic" w:hAnsi="Noto Naskh Arabic"/>
-          <w:vertAlign w:val="baseline"/>
-          <w:rtl w:val="1"/>
-        </w:rPr>
-        <w:t xml:space="preserve"> </w:t>
-      </w:r>
-      <w:r>
-        <w:rPr>
-          <w:rFonts w:ascii="Noto Naskh Arabic" w:cs="Noto Naskh Arabic" w:eastAsia="Noto Naskh Arabic" w:hAnsi="Noto Naskh Arabic"/>
+          <w:rFonts w:ascii="Noto Serif" w:cs="Noto Naskh Arabic" w:eastAsia="Noto Naskh Arabic" w:hAnsi="Noto Serif"/>
+          <w:vertAlign w:val="baseline"/>
+          <w:rtl w:val="1"/>
+        </w:rPr>
+        <w:t xml:space="preserve"> </w:t>
+      </w:r>
+      <w:r>
+        <w:rPr>
+          <w:rFonts w:ascii="Noto Serif" w:cs="Noto Naskh Arabic" w:eastAsia="Noto Naskh Arabic" w:hAnsi="Noto Serif"/>
           <w:vertAlign w:val="baseline"/>
           <w:rtl w:val="1"/>
         </w:rPr>
@@ -537,7 +537,7 @@
       </w:r>
       <w:r>
         <w:rPr>
-          <w:rFonts w:ascii="Noto Naskh Arabic" w:cs="Noto Naskh Arabic" w:eastAsia="Noto Naskh Arabic" w:hAnsi="Noto Naskh Arabic"/>
+          <w:rFonts w:ascii="Noto Serif" w:cs="Noto Naskh Arabic" w:eastAsia="Noto Naskh Arabic" w:hAnsi="Noto Serif"/>
           <w:vertAlign w:val="baseline"/>
           <w:rtl w:val="1"/>
         </w:rPr>
@@ -545,7 +545,7 @@
       </w:r>
       <w:r>
         <w:rPr>
-          <w:rFonts w:ascii="Noto Naskh Arabic" w:cs="Noto Naskh Arabic" w:eastAsia="Noto Naskh Arabic" w:hAnsi="Noto Naskh Arabic"/>
+          <w:rFonts w:ascii="Noto Serif" w:cs="Noto Naskh Arabic" w:eastAsia="Noto Naskh Arabic" w:hAnsi="Noto Serif"/>
           <w:vertAlign w:val="baseline"/>
           <w:rtl w:val="1"/>
         </w:rPr>
@@ -553,15 +553,15 @@
       </w:r>
       <w:r>
         <w:rPr>
-          <w:rFonts w:ascii="Noto Naskh Arabic" w:cs="Noto Naskh Arabic" w:eastAsia="Noto Naskh Arabic" w:hAnsi="Noto Naskh Arabic"/>
-          <w:vertAlign w:val="baseline"/>
-          <w:rtl w:val="1"/>
-        </w:rPr>
-        <w:t xml:space="preserve"> </w:t>
-      </w:r>
-      <w:r>
-        <w:rPr>
-          <w:rFonts w:ascii="Noto Naskh Arabic" w:cs="Noto Naskh Arabic" w:eastAsia="Noto Naskh Arabic" w:hAnsi="Noto Naskh Arabic"/>
+          <w:rFonts w:ascii="Noto Serif" w:cs="Noto Naskh Arabic" w:eastAsia="Noto Naskh Arabic" w:hAnsi="Noto Serif"/>
+          <w:vertAlign w:val="baseline"/>
+          <w:rtl w:val="1"/>
+        </w:rPr>
+        <w:t xml:space="preserve"> </w:t>
+      </w:r>
+      <w:r>
+        <w:rPr>
+          <w:rFonts w:ascii="Noto Serif" w:cs="Noto Naskh Arabic" w:eastAsia="Noto Naskh Arabic" w:hAnsi="Noto Serif"/>
           <w:vertAlign w:val="baseline"/>
           <w:rtl w:val="1"/>
         </w:rPr>
@@ -569,15 +569,15 @@
       </w:r>
       <w:r>
         <w:rPr>
-          <w:rFonts w:ascii="Noto Naskh Arabic" w:cs="Noto Naskh Arabic" w:eastAsia="Noto Naskh Arabic" w:hAnsi="Noto Naskh Arabic"/>
-          <w:vertAlign w:val="baseline"/>
-          <w:rtl w:val="1"/>
-        </w:rPr>
-        <w:t xml:space="preserve"> </w:t>
-      </w:r>
-      <w:r>
-        <w:rPr>
-          <w:rFonts w:ascii="Noto Naskh Arabic" w:cs="Noto Naskh Arabic" w:eastAsia="Noto Naskh Arabic" w:hAnsi="Noto Naskh Arabic"/>
+          <w:rFonts w:ascii="Noto Serif" w:cs="Noto Naskh Arabic" w:eastAsia="Noto Naskh Arabic" w:hAnsi="Noto Serif"/>
+          <w:vertAlign w:val="baseline"/>
+          <w:rtl w:val="1"/>
+        </w:rPr>
+        <w:t xml:space="preserve"> </w:t>
+      </w:r>
+      <w:r>
+        <w:rPr>
+          <w:rFonts w:ascii="Noto Serif" w:cs="Noto Naskh Arabic" w:eastAsia="Noto Naskh Arabic" w:hAnsi="Noto Serif"/>
           <w:vertAlign w:val="baseline"/>
           <w:rtl w:val="1"/>
         </w:rPr>
@@ -585,15 +585,15 @@
       </w:r>
       <w:r>
         <w:rPr>
-          <w:rFonts w:ascii="Noto Naskh Arabic" w:cs="Noto Naskh Arabic" w:eastAsia="Noto Naskh Arabic" w:hAnsi="Noto Naskh Arabic"/>
-          <w:vertAlign w:val="baseline"/>
-          <w:rtl w:val="1"/>
-        </w:rPr>
-        <w:t xml:space="preserve"> </w:t>
-      </w:r>
-      <w:r>
-        <w:rPr>
-          <w:rFonts w:ascii="Noto Naskh Arabic" w:cs="Noto Naskh Arabic" w:eastAsia="Noto Naskh Arabic" w:hAnsi="Noto Naskh Arabic"/>
+          <w:rFonts w:ascii="Noto Serif" w:cs="Noto Naskh Arabic" w:eastAsia="Noto Naskh Arabic" w:hAnsi="Noto Serif"/>
+          <w:vertAlign w:val="baseline"/>
+          <w:rtl w:val="1"/>
+        </w:rPr>
+        <w:t xml:space="preserve"> </w:t>
+      </w:r>
+      <w:r>
+        <w:rPr>
+          <w:rFonts w:ascii="Noto Serif" w:cs="Noto Naskh Arabic" w:eastAsia="Noto Naskh Arabic" w:hAnsi="Noto Serif"/>
           <w:vertAlign w:val="baseline"/>
           <w:rtl w:val="1"/>
         </w:rPr>
@@ -601,15 +601,15 @@
       </w:r>
       <w:r>
         <w:rPr>
-          <w:rFonts w:ascii="Noto Naskh Arabic" w:cs="Noto Naskh Arabic" w:eastAsia="Noto Naskh Arabic" w:hAnsi="Noto Naskh Arabic"/>
-          <w:vertAlign w:val="baseline"/>
-          <w:rtl w:val="1"/>
-        </w:rPr>
-        <w:t xml:space="preserve"> </w:t>
-      </w:r>
-      <w:r>
-        <w:rPr>
-          <w:rFonts w:ascii="Noto Naskh Arabic" w:cs="Noto Naskh Arabic" w:eastAsia="Noto Naskh Arabic" w:hAnsi="Noto Naskh Arabic"/>
+          <w:rFonts w:ascii="Noto Serif" w:cs="Noto Naskh Arabic" w:eastAsia="Noto Naskh Arabic" w:hAnsi="Noto Serif"/>
+          <w:vertAlign w:val="baseline"/>
+          <w:rtl w:val="1"/>
+        </w:rPr>
+        <w:t xml:space="preserve"> </w:t>
+      </w:r>
+      <w:r>
+        <w:rPr>
+          <w:rFonts w:ascii="Noto Serif" w:cs="Noto Naskh Arabic" w:eastAsia="Noto Naskh Arabic" w:hAnsi="Noto Serif"/>
           <w:vertAlign w:val="baseline"/>
           <w:rtl w:val="1"/>
         </w:rPr>
@@ -617,15 +617,15 @@
       </w:r>
       <w:r>
         <w:rPr>
-          <w:rFonts w:ascii="Noto Naskh Arabic" w:cs="Noto Naskh Arabic" w:eastAsia="Noto Naskh Arabic" w:hAnsi="Noto Naskh Arabic"/>
-          <w:vertAlign w:val="baseline"/>
-          <w:rtl w:val="1"/>
-        </w:rPr>
-        <w:t xml:space="preserve"> </w:t>
-      </w:r>
-      <w:r>
-        <w:rPr>
-          <w:rFonts w:ascii="Noto Naskh Arabic" w:cs="Noto Naskh Arabic" w:eastAsia="Noto Naskh Arabic" w:hAnsi="Noto Naskh Arabic"/>
+          <w:rFonts w:ascii="Noto Serif" w:cs="Noto Naskh Arabic" w:eastAsia="Noto Naskh Arabic" w:hAnsi="Noto Serif"/>
+          <w:vertAlign w:val="baseline"/>
+          <w:rtl w:val="1"/>
+        </w:rPr>
+        <w:t xml:space="preserve"> </w:t>
+      </w:r>
+      <w:r>
+        <w:rPr>
+          <w:rFonts w:ascii="Noto Serif" w:cs="Noto Naskh Arabic" w:eastAsia="Noto Naskh Arabic" w:hAnsi="Noto Serif"/>
           <w:vertAlign w:val="baseline"/>
           <w:rtl w:val="1"/>
         </w:rPr>
@@ -633,15 +633,15 @@
       </w:r>
       <w:r>
         <w:rPr>
-          <w:rFonts w:ascii="Noto Naskh Arabic" w:cs="Noto Naskh Arabic" w:eastAsia="Noto Naskh Arabic" w:hAnsi="Noto Naskh Arabic"/>
-          <w:vertAlign w:val="baseline"/>
-          <w:rtl w:val="1"/>
-        </w:rPr>
-        <w:t xml:space="preserve"> </w:t>
-      </w:r>
-      <w:r>
-        <w:rPr>
-          <w:rFonts w:ascii="Noto Naskh Arabic" w:cs="Noto Naskh Arabic" w:eastAsia="Noto Naskh Arabic" w:hAnsi="Noto Naskh Arabic"/>
+          <w:rFonts w:ascii="Noto Serif" w:cs="Noto Naskh Arabic" w:eastAsia="Noto Naskh Arabic" w:hAnsi="Noto Serif"/>
+          <w:vertAlign w:val="baseline"/>
+          <w:rtl w:val="1"/>
+        </w:rPr>
+        <w:t xml:space="preserve"> </w:t>
+      </w:r>
+      <w:r>
+        <w:rPr>
+          <w:rFonts w:ascii="Noto Serif" w:cs="Noto Naskh Arabic" w:eastAsia="Noto Naskh Arabic" w:hAnsi="Noto Serif"/>
           <w:vertAlign w:val="baseline"/>
           <w:rtl w:val="1"/>
         </w:rPr>
@@ -649,15 +649,15 @@
       </w:r>
       <w:r>
         <w:rPr>
-          <w:rFonts w:ascii="Noto Naskh Arabic" w:cs="Noto Naskh Arabic" w:eastAsia="Noto Naskh Arabic" w:hAnsi="Noto Naskh Arabic"/>
-          <w:vertAlign w:val="baseline"/>
-          <w:rtl w:val="1"/>
-        </w:rPr>
-        <w:t xml:space="preserve"> </w:t>
-      </w:r>
-      <w:r>
-        <w:rPr>
-          <w:rFonts w:ascii="Noto Naskh Arabic" w:cs="Noto Naskh Arabic" w:eastAsia="Noto Naskh Arabic" w:hAnsi="Noto Naskh Arabic"/>
+          <w:rFonts w:ascii="Noto Serif" w:cs="Noto Naskh Arabic" w:eastAsia="Noto Naskh Arabic" w:hAnsi="Noto Serif"/>
+          <w:vertAlign w:val="baseline"/>
+          <w:rtl w:val="1"/>
+        </w:rPr>
+        <w:t xml:space="preserve"> </w:t>
+      </w:r>
+      <w:r>
+        <w:rPr>
+          <w:rFonts w:ascii="Noto Serif" w:cs="Noto Naskh Arabic" w:eastAsia="Noto Naskh Arabic" w:hAnsi="Noto Serif"/>
           <w:vertAlign w:val="baseline"/>
           <w:rtl w:val="1"/>
         </w:rPr>
@@ -665,15 +665,15 @@
       </w:r>
       <w:r>
         <w:rPr>
-          <w:rFonts w:ascii="Noto Naskh Arabic" w:cs="Noto Naskh Arabic" w:eastAsia="Noto Naskh Arabic" w:hAnsi="Noto Naskh Arabic"/>
-          <w:vertAlign w:val="baseline"/>
-          <w:rtl w:val="1"/>
-        </w:rPr>
-        <w:t xml:space="preserve"> </w:t>
-      </w:r>
-      <w:r>
-        <w:rPr>
-          <w:rFonts w:ascii="Noto Naskh Arabic" w:cs="Noto Naskh Arabic" w:eastAsia="Noto Naskh Arabic" w:hAnsi="Noto Naskh Arabic"/>
+          <w:rFonts w:ascii="Noto Serif" w:cs="Noto Naskh Arabic" w:eastAsia="Noto Naskh Arabic" w:hAnsi="Noto Serif"/>
+          <w:vertAlign w:val="baseline"/>
+          <w:rtl w:val="1"/>
+        </w:rPr>
+        <w:t xml:space="preserve"> </w:t>
+      </w:r>
+      <w:r>
+        <w:rPr>
+          <w:rFonts w:ascii="Noto Serif" w:cs="Noto Naskh Arabic" w:eastAsia="Noto Naskh Arabic" w:hAnsi="Noto Serif"/>
           <w:vertAlign w:val="baseline"/>
           <w:rtl w:val="1"/>
         </w:rPr>
@@ -681,15 +681,15 @@
       </w:r>
       <w:r>
         <w:rPr>
-          <w:rFonts w:ascii="Noto Naskh Arabic" w:cs="Noto Naskh Arabic" w:eastAsia="Noto Naskh Arabic" w:hAnsi="Noto Naskh Arabic"/>
-          <w:vertAlign w:val="baseline"/>
-          <w:rtl w:val="1"/>
-        </w:rPr>
-        <w:t xml:space="preserve"> </w:t>
-      </w:r>
-      <w:r>
-        <w:rPr>
-          <w:rFonts w:ascii="Noto Naskh Arabic" w:cs="Noto Naskh Arabic" w:eastAsia="Noto Naskh Arabic" w:hAnsi="Noto Naskh Arabic"/>
+          <w:rFonts w:ascii="Noto Serif" w:cs="Noto Naskh Arabic" w:eastAsia="Noto Naskh Arabic" w:hAnsi="Noto Serif"/>
+          <w:vertAlign w:val="baseline"/>
+          <w:rtl w:val="1"/>
+        </w:rPr>
+        <w:t xml:space="preserve"> </w:t>
+      </w:r>
+      <w:r>
+        <w:rPr>
+          <w:rFonts w:ascii="Noto Serif" w:cs="Noto Naskh Arabic" w:eastAsia="Noto Naskh Arabic" w:hAnsi="Noto Serif"/>
           <w:vertAlign w:val="baseline"/>
           <w:rtl w:val="1"/>
         </w:rPr>
@@ -697,15 +697,15 @@
       </w:r>
       <w:r>
         <w:rPr>
-          <w:rFonts w:ascii="Noto Naskh Arabic" w:cs="Noto Naskh Arabic" w:eastAsia="Noto Naskh Arabic" w:hAnsi="Noto Naskh Arabic"/>
-          <w:vertAlign w:val="baseline"/>
-          <w:rtl w:val="1"/>
-        </w:rPr>
-        <w:t xml:space="preserve"> </w:t>
-      </w:r>
-      <w:r>
-        <w:rPr>
-          <w:rFonts w:ascii="Noto Naskh Arabic" w:cs="Noto Naskh Arabic" w:eastAsia="Noto Naskh Arabic" w:hAnsi="Noto Naskh Arabic"/>
+          <w:rFonts w:ascii="Noto Serif" w:cs="Noto Naskh Arabic" w:eastAsia="Noto Naskh Arabic" w:hAnsi="Noto Serif"/>
+          <w:vertAlign w:val="baseline"/>
+          <w:rtl w:val="1"/>
+        </w:rPr>
+        <w:t xml:space="preserve"> </w:t>
+      </w:r>
+      <w:r>
+        <w:rPr>
+          <w:rFonts w:ascii="Noto Serif" w:cs="Noto Naskh Arabic" w:eastAsia="Noto Naskh Arabic" w:hAnsi="Noto Serif"/>
           <w:vertAlign w:val="baseline"/>
           <w:rtl w:val="1"/>
         </w:rPr>
@@ -713,7 +713,7 @@
       </w:r>
       <w:r>
         <w:rPr>
-          <w:rFonts w:ascii="Noto Naskh Arabic" w:cs="Noto Naskh Arabic" w:eastAsia="Noto Naskh Arabic" w:hAnsi="Noto Naskh Arabic"/>
+          <w:rFonts w:ascii="Noto Serif" w:cs="Noto Naskh Arabic" w:eastAsia="Noto Naskh Arabic" w:hAnsi="Noto Serif"/>
           <w:vertAlign w:val="baseline"/>
           <w:rtl w:val="1"/>
         </w:rPr>
@@ -721,7 +721,7 @@
       </w:r>
       <w:r>
         <w:rPr>
-          <w:rFonts w:ascii="Noto Naskh Arabic" w:cs="Noto Naskh Arabic" w:eastAsia="Noto Naskh Arabic" w:hAnsi="Noto Naskh Arabic"/>
+          <w:rFonts w:ascii="Noto Serif" w:cs="Noto Naskh Arabic" w:eastAsia="Noto Naskh Arabic" w:hAnsi="Noto Serif"/>
           <w:sz w:val="22"/>
           <w:szCs w:val="22"/>
           <w:rtl w:val="0"/>
@@ -735,7 +735,7 @@
       </w:r>
       <w:r>
         <w:rPr>
-          <w:rFonts w:ascii="Noto Naskh Arabic" w:cs="Noto Naskh Arabic" w:eastAsia="Noto Naskh Arabic" w:hAnsi="Noto Naskh Arabic"/>
+          <w:rFonts w:ascii="Noto Serif" w:cs="Noto Naskh Arabic" w:eastAsia="Noto Naskh Arabic" w:hAnsi="Noto Serif"/>
           <w:vertAlign w:val="baseline"/>
           <w:rtl w:val="1"/>
         </w:rPr>
@@ -743,7 +743,7 @@
       </w:r>
       <w:r>
         <w:rPr>
-          <w:rFonts w:ascii="Noto Naskh Arabic" w:cs="Noto Naskh Arabic" w:eastAsia="Noto Naskh Arabic" w:hAnsi="Noto Naskh Arabic"/>
+          <w:rFonts w:ascii="Noto Serif" w:cs="Noto Naskh Arabic" w:eastAsia="Noto Naskh Arabic" w:hAnsi="Noto Serif"/>
           <w:vertAlign w:val="baseline"/>
           <w:rtl w:val="1"/>
         </w:rPr>
@@ -751,15 +751,15 @@
       </w:r>
       <w:r>
         <w:rPr>
-          <w:rFonts w:ascii="Noto Naskh Arabic" w:cs="Noto Naskh Arabic" w:eastAsia="Noto Naskh Arabic" w:hAnsi="Noto Naskh Arabic"/>
-          <w:vertAlign w:val="baseline"/>
-          <w:rtl w:val="1"/>
-        </w:rPr>
-        <w:t xml:space="preserve"> </w:t>
-      </w:r>
-      <w:r>
-        <w:rPr>
-          <w:rFonts w:ascii="Noto Naskh Arabic" w:cs="Noto Naskh Arabic" w:eastAsia="Noto Naskh Arabic" w:hAnsi="Noto Naskh Arabic"/>
+          <w:rFonts w:ascii="Noto Serif" w:cs="Noto Naskh Arabic" w:eastAsia="Noto Naskh Arabic" w:hAnsi="Noto Serif"/>
+          <w:vertAlign w:val="baseline"/>
+          <w:rtl w:val="1"/>
+        </w:rPr>
+        <w:t xml:space="preserve"> </w:t>
+      </w:r>
+      <w:r>
+        <w:rPr>
+          <w:rFonts w:ascii="Noto Serif" w:cs="Noto Naskh Arabic" w:eastAsia="Noto Naskh Arabic" w:hAnsi="Noto Serif"/>
           <w:vertAlign w:val="baseline"/>
           <w:rtl w:val="1"/>
         </w:rPr>
@@ -767,15 +767,15 @@
       </w:r>
       <w:r>
         <w:rPr>
-          <w:rFonts w:ascii="Noto Naskh Arabic" w:cs="Noto Naskh Arabic" w:eastAsia="Noto Naskh Arabic" w:hAnsi="Noto Naskh Arabic"/>
-          <w:vertAlign w:val="baseline"/>
-          <w:rtl w:val="1"/>
-        </w:rPr>
-        <w:t xml:space="preserve"> </w:t>
-      </w:r>
-      <w:r>
-        <w:rPr>
-          <w:rFonts w:ascii="Noto Naskh Arabic" w:cs="Noto Naskh Arabic" w:eastAsia="Noto Naskh Arabic" w:hAnsi="Noto Naskh Arabic"/>
+          <w:rFonts w:ascii="Noto Serif" w:cs="Noto Naskh Arabic" w:eastAsia="Noto Naskh Arabic" w:hAnsi="Noto Serif"/>
+          <w:vertAlign w:val="baseline"/>
+          <w:rtl w:val="1"/>
+        </w:rPr>
+        <w:t xml:space="preserve"> </w:t>
+      </w:r>
+      <w:r>
+        <w:rPr>
+          <w:rFonts w:ascii="Noto Serif" w:cs="Noto Naskh Arabic" w:eastAsia="Noto Naskh Arabic" w:hAnsi="Noto Serif"/>
           <w:vertAlign w:val="baseline"/>
           <w:rtl w:val="1"/>
         </w:rPr>
@@ -783,15 +783,15 @@
       </w:r>
       <w:r>
         <w:rPr>
-          <w:rFonts w:ascii="Noto Naskh Arabic" w:cs="Noto Naskh Arabic" w:eastAsia="Noto Naskh Arabic" w:hAnsi="Noto Naskh Arabic"/>
-          <w:vertAlign w:val="baseline"/>
-          <w:rtl w:val="1"/>
-        </w:rPr>
-        <w:t xml:space="preserve"> </w:t>
-      </w:r>
-      <w:r>
-        <w:rPr>
-          <w:rFonts w:ascii="Noto Naskh Arabic" w:cs="Noto Naskh Arabic" w:eastAsia="Noto Naskh Arabic" w:hAnsi="Noto Naskh Arabic"/>
+          <w:rFonts w:ascii="Noto Serif" w:cs="Noto Naskh Arabic" w:eastAsia="Noto Naskh Arabic" w:hAnsi="Noto Serif"/>
+          <w:vertAlign w:val="baseline"/>
+          <w:rtl w:val="1"/>
+        </w:rPr>
+        <w:t xml:space="preserve"> </w:t>
+      </w:r>
+      <w:r>
+        <w:rPr>
+          <w:rFonts w:ascii="Noto Serif" w:cs="Noto Naskh Arabic" w:eastAsia="Noto Naskh Arabic" w:hAnsi="Noto Serif"/>
           <w:vertAlign w:val="baseline"/>
           <w:rtl w:val="1"/>
         </w:rPr>
@@ -799,15 +799,15 @@
       </w:r>
       <w:r>
         <w:rPr>
-          <w:rFonts w:ascii="Noto Naskh Arabic" w:cs="Noto Naskh Arabic" w:eastAsia="Noto Naskh Arabic" w:hAnsi="Noto Naskh Arabic"/>
-          <w:vertAlign w:val="baseline"/>
-          <w:rtl w:val="1"/>
-        </w:rPr>
-        <w:t xml:space="preserve"> </w:t>
-      </w:r>
-      <w:r>
-        <w:rPr>
-          <w:rFonts w:ascii="Noto Naskh Arabic" w:cs="Noto Naskh Arabic" w:eastAsia="Noto Naskh Arabic" w:hAnsi="Noto Naskh Arabic"/>
+          <w:rFonts w:ascii="Noto Serif" w:cs="Noto Naskh Arabic" w:eastAsia="Noto Naskh Arabic" w:hAnsi="Noto Serif"/>
+          <w:vertAlign w:val="baseline"/>
+          <w:rtl w:val="1"/>
+        </w:rPr>
+        <w:t xml:space="preserve"> </w:t>
+      </w:r>
+      <w:r>
+        <w:rPr>
+          <w:rFonts w:ascii="Noto Serif" w:cs="Noto Naskh Arabic" w:eastAsia="Noto Naskh Arabic" w:hAnsi="Noto Serif"/>
           <w:vertAlign w:val="baseline"/>
           <w:rtl w:val="1"/>
         </w:rPr>
@@ -815,7 +815,7 @@
       </w:r>
       <w:r>
         <w:rPr>
-          <w:rFonts w:ascii="Noto Naskh Arabic" w:cs="Noto Naskh Arabic" w:eastAsia="Noto Naskh Arabic" w:hAnsi="Noto Naskh Arabic"/>
+          <w:rFonts w:ascii="Noto Serif" w:cs="Noto Naskh Arabic" w:eastAsia="Noto Naskh Arabic" w:hAnsi="Noto Serif"/>
           <w:vertAlign w:val="baseline"/>
           <w:rtl w:val="1"/>
         </w:rPr>
@@ -823,7 +823,7 @@
       </w:r>
       <w:r>
         <w:rPr>
-          <w:rFonts w:ascii="Noto Naskh Arabic" w:cs="Noto Naskh Arabic" w:eastAsia="Noto Naskh Arabic" w:hAnsi="Noto Naskh Arabic"/>
+          <w:rFonts w:ascii="Noto Serif" w:cs="Noto Naskh Arabic" w:eastAsia="Noto Naskh Arabic" w:hAnsi="Noto Serif"/>
           <w:sz w:val="22"/>
           <w:szCs w:val="22"/>
           <w:rtl w:val="0"/>
@@ -837,7 +837,7 @@
       </w:r>
       <w:r>
         <w:rPr>
-          <w:rFonts w:ascii="Noto Naskh Arabic" w:cs="Noto Naskh Arabic" w:eastAsia="Noto Naskh Arabic" w:hAnsi="Noto Naskh Arabic"/>
+          <w:rFonts w:ascii="Noto Serif" w:cs="Noto Naskh Arabic" w:eastAsia="Noto Naskh Arabic" w:hAnsi="Noto Serif"/>
           <w:vertAlign w:val="baseline"/>
           <w:rtl w:val="1"/>
         </w:rPr>
@@ -845,7 +845,7 @@
       </w:r>
       <w:r>
         <w:rPr>
-          <w:rFonts w:ascii="Noto Naskh Arabic" w:cs="Noto Naskh Arabic" w:eastAsia="Noto Naskh Arabic" w:hAnsi="Noto Naskh Arabic"/>
+          <w:rFonts w:ascii="Noto Serif" w:cs="Noto Naskh Arabic" w:eastAsia="Noto Naskh Arabic" w:hAnsi="Noto Serif"/>
           <w:vertAlign w:val="baseline"/>
           <w:rtl w:val="1"/>
         </w:rPr>
@@ -853,15 +853,15 @@
       </w:r>
       <w:r>
         <w:rPr>
-          <w:rFonts w:ascii="Noto Naskh Arabic" w:cs="Noto Naskh Arabic" w:eastAsia="Noto Naskh Arabic" w:hAnsi="Noto Naskh Arabic"/>
-          <w:vertAlign w:val="baseline"/>
-          <w:rtl w:val="1"/>
-        </w:rPr>
-        <w:t xml:space="preserve"> </w:t>
-      </w:r>
-      <w:r>
-        <w:rPr>
-          <w:rFonts w:ascii="Noto Naskh Arabic" w:cs="Noto Naskh Arabic" w:eastAsia="Noto Naskh Arabic" w:hAnsi="Noto Naskh Arabic"/>
+          <w:rFonts w:ascii="Noto Serif" w:cs="Noto Naskh Arabic" w:eastAsia="Noto Naskh Arabic" w:hAnsi="Noto Serif"/>
+          <w:vertAlign w:val="baseline"/>
+          <w:rtl w:val="1"/>
+        </w:rPr>
+        <w:t xml:space="preserve"> </w:t>
+      </w:r>
+      <w:r>
+        <w:rPr>
+          <w:rFonts w:ascii="Noto Serif" w:cs="Noto Naskh Arabic" w:eastAsia="Noto Naskh Arabic" w:hAnsi="Noto Serif"/>
           <w:vertAlign w:val="baseline"/>
           <w:rtl w:val="1"/>
         </w:rPr>
@@ -869,15 +869,15 @@
       </w:r>
       <w:r>
         <w:rPr>
-          <w:rFonts w:ascii="Noto Naskh Arabic" w:cs="Noto Naskh Arabic" w:eastAsia="Noto Naskh Arabic" w:hAnsi="Noto Naskh Arabic"/>
-          <w:vertAlign w:val="baseline"/>
-          <w:rtl w:val="1"/>
-        </w:rPr>
-        <w:t xml:space="preserve"> </w:t>
-      </w:r>
-      <w:r>
-        <w:rPr>
-          <w:rFonts w:ascii="Noto Naskh Arabic" w:cs="Noto Naskh Arabic" w:eastAsia="Noto Naskh Arabic" w:hAnsi="Noto Naskh Arabic"/>
+          <w:rFonts w:ascii="Noto Serif" w:cs="Noto Naskh Arabic" w:eastAsia="Noto Naskh Arabic" w:hAnsi="Noto Serif"/>
+          <w:vertAlign w:val="baseline"/>
+          <w:rtl w:val="1"/>
+        </w:rPr>
+        <w:t xml:space="preserve"> </w:t>
+      </w:r>
+      <w:r>
+        <w:rPr>
+          <w:rFonts w:ascii="Noto Serif" w:cs="Noto Naskh Arabic" w:eastAsia="Noto Naskh Arabic" w:hAnsi="Noto Serif"/>
           <w:vertAlign w:val="baseline"/>
           <w:rtl w:val="1"/>
         </w:rPr>
@@ -885,15 +885,15 @@
       </w:r>
       <w:r>
         <w:rPr>
-          <w:rFonts w:ascii="Noto Naskh Arabic" w:cs="Noto Naskh Arabic" w:eastAsia="Noto Naskh Arabic" w:hAnsi="Noto Naskh Arabic"/>
-          <w:vertAlign w:val="baseline"/>
-          <w:rtl w:val="1"/>
-        </w:rPr>
-        <w:t xml:space="preserve"> </w:t>
-      </w:r>
-      <w:r>
-        <w:rPr>
-          <w:rFonts w:ascii="Noto Naskh Arabic" w:cs="Noto Naskh Arabic" w:eastAsia="Noto Naskh Arabic" w:hAnsi="Noto Naskh Arabic"/>
+          <w:rFonts w:ascii="Noto Serif" w:cs="Noto Naskh Arabic" w:eastAsia="Noto Naskh Arabic" w:hAnsi="Noto Serif"/>
+          <w:vertAlign w:val="baseline"/>
+          <w:rtl w:val="1"/>
+        </w:rPr>
+        <w:t xml:space="preserve"> </w:t>
+      </w:r>
+      <w:r>
+        <w:rPr>
+          <w:rFonts w:ascii="Noto Serif" w:cs="Noto Naskh Arabic" w:eastAsia="Noto Naskh Arabic" w:hAnsi="Noto Serif"/>
           <w:vertAlign w:val="baseline"/>
           <w:rtl w:val="1"/>
         </w:rPr>
@@ -901,15 +901,15 @@
       </w:r>
       <w:r>
         <w:rPr>
-          <w:rFonts w:ascii="Noto Naskh Arabic" w:cs="Noto Naskh Arabic" w:eastAsia="Noto Naskh Arabic" w:hAnsi="Noto Naskh Arabic"/>
-          <w:vertAlign w:val="baseline"/>
-          <w:rtl w:val="1"/>
-        </w:rPr>
-        <w:t xml:space="preserve"> </w:t>
-      </w:r>
-      <w:r>
-        <w:rPr>
-          <w:rFonts w:ascii="Noto Naskh Arabic" w:cs="Noto Naskh Arabic" w:eastAsia="Noto Naskh Arabic" w:hAnsi="Noto Naskh Arabic"/>
+          <w:rFonts w:ascii="Noto Serif" w:cs="Noto Naskh Arabic" w:eastAsia="Noto Naskh Arabic" w:hAnsi="Noto Serif"/>
+          <w:vertAlign w:val="baseline"/>
+          <w:rtl w:val="1"/>
+        </w:rPr>
+        <w:t xml:space="preserve"> </w:t>
+      </w:r>
+      <w:r>
+        <w:rPr>
+          <w:rFonts w:ascii="Noto Serif" w:cs="Noto Naskh Arabic" w:eastAsia="Noto Naskh Arabic" w:hAnsi="Noto Serif"/>
           <w:vertAlign w:val="baseline"/>
           <w:rtl w:val="1"/>
         </w:rPr>
@@ -917,15 +917,15 @@
       </w:r>
       <w:r>
         <w:rPr>
-          <w:rFonts w:ascii="Noto Naskh Arabic" w:cs="Noto Naskh Arabic" w:eastAsia="Noto Naskh Arabic" w:hAnsi="Noto Naskh Arabic"/>
-          <w:vertAlign w:val="baseline"/>
-          <w:rtl w:val="1"/>
-        </w:rPr>
-        <w:t xml:space="preserve"> </w:t>
-      </w:r>
-      <w:r>
-        <w:rPr>
-          <w:rFonts w:ascii="Noto Naskh Arabic" w:cs="Noto Naskh Arabic" w:eastAsia="Noto Naskh Arabic" w:hAnsi="Noto Naskh Arabic"/>
+          <w:rFonts w:ascii="Noto Serif" w:cs="Noto Naskh Arabic" w:eastAsia="Noto Naskh Arabic" w:hAnsi="Noto Serif"/>
+          <w:vertAlign w:val="baseline"/>
+          <w:rtl w:val="1"/>
+        </w:rPr>
+        <w:t xml:space="preserve"> </w:t>
+      </w:r>
+      <w:r>
+        <w:rPr>
+          <w:rFonts w:ascii="Noto Serif" w:cs="Noto Naskh Arabic" w:eastAsia="Noto Naskh Arabic" w:hAnsi="Noto Serif"/>
           <w:vertAlign w:val="baseline"/>
           <w:rtl w:val="1"/>
         </w:rPr>
@@ -933,15 +933,15 @@
       </w:r>
       <w:r>
         <w:rPr>
-          <w:rFonts w:ascii="Noto Naskh Arabic" w:cs="Noto Naskh Arabic" w:eastAsia="Noto Naskh Arabic" w:hAnsi="Noto Naskh Arabic"/>
-          <w:vertAlign w:val="baseline"/>
-          <w:rtl w:val="1"/>
-        </w:rPr>
-        <w:t xml:space="preserve"> </w:t>
-      </w:r>
-      <w:r>
-        <w:rPr>
-          <w:rFonts w:ascii="Noto Naskh Arabic" w:cs="Noto Naskh Arabic" w:eastAsia="Noto Naskh Arabic" w:hAnsi="Noto Naskh Arabic"/>
+          <w:rFonts w:ascii="Noto Serif" w:cs="Noto Naskh Arabic" w:eastAsia="Noto Naskh Arabic" w:hAnsi="Noto Serif"/>
+          <w:vertAlign w:val="baseline"/>
+          <w:rtl w:val="1"/>
+        </w:rPr>
+        <w:t xml:space="preserve"> </w:t>
+      </w:r>
+      <w:r>
+        <w:rPr>
+          <w:rFonts w:ascii="Noto Serif" w:cs="Noto Naskh Arabic" w:eastAsia="Noto Naskh Arabic" w:hAnsi="Noto Serif"/>
           <w:vertAlign w:val="baseline"/>
           <w:rtl w:val="1"/>
         </w:rPr>
@@ -949,15 +949,15 @@
       </w:r>
       <w:r>
         <w:rPr>
-          <w:rFonts w:ascii="Noto Naskh Arabic" w:cs="Noto Naskh Arabic" w:eastAsia="Noto Naskh Arabic" w:hAnsi="Noto Naskh Arabic"/>
-          <w:vertAlign w:val="baseline"/>
-          <w:rtl w:val="1"/>
-        </w:rPr>
-        <w:t xml:space="preserve"> </w:t>
-      </w:r>
-      <w:r>
-        <w:rPr>
-          <w:rFonts w:ascii="Noto Naskh Arabic" w:cs="Noto Naskh Arabic" w:eastAsia="Noto Naskh Arabic" w:hAnsi="Noto Naskh Arabic"/>
+          <w:rFonts w:ascii="Noto Serif" w:cs="Noto Naskh Arabic" w:eastAsia="Noto Naskh Arabic" w:hAnsi="Noto Serif"/>
+          <w:vertAlign w:val="baseline"/>
+          <w:rtl w:val="1"/>
+        </w:rPr>
+        <w:t xml:space="preserve"> </w:t>
+      </w:r>
+      <w:r>
+        <w:rPr>
+          <w:rFonts w:ascii="Noto Serif" w:cs="Noto Naskh Arabic" w:eastAsia="Noto Naskh Arabic" w:hAnsi="Noto Serif"/>
           <w:vertAlign w:val="baseline"/>
           <w:rtl w:val="1"/>
         </w:rPr>
@@ -965,15 +965,15 @@
       </w:r>
       <w:r>
         <w:rPr>
-          <w:rFonts w:ascii="Noto Naskh Arabic" w:cs="Noto Naskh Arabic" w:eastAsia="Noto Naskh Arabic" w:hAnsi="Noto Naskh Arabic"/>
-          <w:vertAlign w:val="baseline"/>
-          <w:rtl w:val="1"/>
-        </w:rPr>
-        <w:t xml:space="preserve"> </w:t>
-      </w:r>
-      <w:r>
-        <w:rPr>
-          <w:rFonts w:ascii="Noto Naskh Arabic" w:cs="Noto Naskh Arabic" w:eastAsia="Noto Naskh Arabic" w:hAnsi="Noto Naskh Arabic"/>
+          <w:rFonts w:ascii="Noto Serif" w:cs="Noto Naskh Arabic" w:eastAsia="Noto Naskh Arabic" w:hAnsi="Noto Serif"/>
+          <w:vertAlign w:val="baseline"/>
+          <w:rtl w:val="1"/>
+        </w:rPr>
+        <w:t xml:space="preserve"> </w:t>
+      </w:r>
+      <w:r>
+        <w:rPr>
+          <w:rFonts w:ascii="Noto Serif" w:cs="Noto Naskh Arabic" w:eastAsia="Noto Naskh Arabic" w:hAnsi="Noto Serif"/>
           <w:vertAlign w:val="baseline"/>
           <w:rtl w:val="1"/>
         </w:rPr>
@@ -981,15 +981,15 @@
       </w:r>
       <w:r>
         <w:rPr>
-          <w:rFonts w:ascii="Noto Naskh Arabic" w:cs="Noto Naskh Arabic" w:eastAsia="Noto Naskh Arabic" w:hAnsi="Noto Naskh Arabic"/>
-          <w:vertAlign w:val="baseline"/>
-          <w:rtl w:val="1"/>
-        </w:rPr>
-        <w:t xml:space="preserve"> </w:t>
-      </w:r>
-      <w:r>
-        <w:rPr>
-          <w:rFonts w:ascii="Noto Naskh Arabic" w:cs="Noto Naskh Arabic" w:eastAsia="Noto Naskh Arabic" w:hAnsi="Noto Naskh Arabic"/>
+          <w:rFonts w:ascii="Noto Serif" w:cs="Noto Naskh Arabic" w:eastAsia="Noto Naskh Arabic" w:hAnsi="Noto Serif"/>
+          <w:vertAlign w:val="baseline"/>
+          <w:rtl w:val="1"/>
+        </w:rPr>
+        <w:t xml:space="preserve"> </w:t>
+      </w:r>
+      <w:r>
+        <w:rPr>
+          <w:rFonts w:ascii="Noto Serif" w:cs="Noto Naskh Arabic" w:eastAsia="Noto Naskh Arabic" w:hAnsi="Noto Serif"/>
           <w:vertAlign w:val="baseline"/>
           <w:rtl w:val="1"/>
         </w:rPr>
@@ -997,15 +997,15 @@
       </w:r>
       <w:r>
         <w:rPr>
-          <w:rFonts w:ascii="Noto Naskh Arabic" w:cs="Noto Naskh Arabic" w:eastAsia="Noto Naskh Arabic" w:hAnsi="Noto Naskh Arabic"/>
-          <w:vertAlign w:val="baseline"/>
-          <w:rtl w:val="1"/>
-        </w:rPr>
-        <w:t xml:space="preserve"> </w:t>
-      </w:r>
-      <w:r>
-        <w:rPr>
-          <w:rFonts w:ascii="Noto Naskh Arabic" w:cs="Noto Naskh Arabic" w:eastAsia="Noto Naskh Arabic" w:hAnsi="Noto Naskh Arabic"/>
+          <w:rFonts w:ascii="Noto Serif" w:cs="Noto Naskh Arabic" w:eastAsia="Noto Naskh Arabic" w:hAnsi="Noto Serif"/>
+          <w:vertAlign w:val="baseline"/>
+          <w:rtl w:val="1"/>
+        </w:rPr>
+        <w:t xml:space="preserve"> </w:t>
+      </w:r>
+      <w:r>
+        <w:rPr>
+          <w:rFonts w:ascii="Noto Serif" w:cs="Noto Naskh Arabic" w:eastAsia="Noto Naskh Arabic" w:hAnsi="Noto Serif"/>
           <w:vertAlign w:val="baseline"/>
           <w:rtl w:val="1"/>
         </w:rPr>
@@ -1013,15 +1013,15 @@
       </w:r>
       <w:r>
         <w:rPr>
-          <w:rFonts w:ascii="Noto Naskh Arabic" w:cs="Noto Naskh Arabic" w:eastAsia="Noto Naskh Arabic" w:hAnsi="Noto Naskh Arabic"/>
-          <w:vertAlign w:val="baseline"/>
-          <w:rtl w:val="1"/>
-        </w:rPr>
-        <w:t xml:space="preserve"> </w:t>
-      </w:r>
-      <w:r>
-        <w:rPr>
-          <w:rFonts w:ascii="Noto Naskh Arabic" w:cs="Noto Naskh Arabic" w:eastAsia="Noto Naskh Arabic" w:hAnsi="Noto Naskh Arabic"/>
+          <w:rFonts w:ascii="Noto Serif" w:cs="Noto Naskh Arabic" w:eastAsia="Noto Naskh Arabic" w:hAnsi="Noto Serif"/>
+          <w:vertAlign w:val="baseline"/>
+          <w:rtl w:val="1"/>
+        </w:rPr>
+        <w:t xml:space="preserve"> </w:t>
+      </w:r>
+      <w:r>
+        <w:rPr>
+          <w:rFonts w:ascii="Noto Serif" w:cs="Noto Naskh Arabic" w:eastAsia="Noto Naskh Arabic" w:hAnsi="Noto Serif"/>
           <w:vertAlign w:val="baseline"/>
           <w:rtl w:val="1"/>
         </w:rPr>
@@ -1029,15 +1029,15 @@
       </w:r>
       <w:r>
         <w:rPr>
-          <w:rFonts w:ascii="Noto Naskh Arabic" w:cs="Noto Naskh Arabic" w:eastAsia="Noto Naskh Arabic" w:hAnsi="Noto Naskh Arabic"/>
-          <w:vertAlign w:val="baseline"/>
-          <w:rtl w:val="1"/>
-        </w:rPr>
-        <w:t xml:space="preserve"> </w:t>
-      </w:r>
-      <w:r>
-        <w:rPr>
-          <w:rFonts w:ascii="Noto Naskh Arabic" w:cs="Noto Naskh Arabic" w:eastAsia="Noto Naskh Arabic" w:hAnsi="Noto Naskh Arabic"/>
+          <w:rFonts w:ascii="Noto Serif" w:cs="Noto Naskh Arabic" w:eastAsia="Noto Naskh Arabic" w:hAnsi="Noto Serif"/>
+          <w:vertAlign w:val="baseline"/>
+          <w:rtl w:val="1"/>
+        </w:rPr>
+        <w:t xml:space="preserve"> </w:t>
+      </w:r>
+      <w:r>
+        <w:rPr>
+          <w:rFonts w:ascii="Noto Serif" w:cs="Noto Naskh Arabic" w:eastAsia="Noto Naskh Arabic" w:hAnsi="Noto Serif"/>
           <w:vertAlign w:val="baseline"/>
           <w:rtl w:val="1"/>
         </w:rPr>
@@ -1045,15 +1045,15 @@
       </w:r>
       <w:r>
         <w:rPr>
-          <w:rFonts w:ascii="Noto Naskh Arabic" w:cs="Noto Naskh Arabic" w:eastAsia="Noto Naskh Arabic" w:hAnsi="Noto Naskh Arabic"/>
-          <w:vertAlign w:val="baseline"/>
-          <w:rtl w:val="1"/>
-        </w:rPr>
-        <w:t xml:space="preserve"> </w:t>
-      </w:r>
-      <w:r>
-        <w:rPr>
-          <w:rFonts w:ascii="Noto Naskh Arabic" w:cs="Noto Naskh Arabic" w:eastAsia="Noto Naskh Arabic" w:hAnsi="Noto Naskh Arabic"/>
+          <w:rFonts w:ascii="Noto Serif" w:cs="Noto Naskh Arabic" w:eastAsia="Noto Naskh Arabic" w:hAnsi="Noto Serif"/>
+          <w:vertAlign w:val="baseline"/>
+          <w:rtl w:val="1"/>
+        </w:rPr>
+        <w:t xml:space="preserve"> </w:t>
+      </w:r>
+      <w:r>
+        <w:rPr>
+          <w:rFonts w:ascii="Noto Serif" w:cs="Noto Naskh Arabic" w:eastAsia="Noto Naskh Arabic" w:hAnsi="Noto Serif"/>
           <w:vertAlign w:val="baseline"/>
           <w:rtl w:val="1"/>
         </w:rPr>
@@ -1061,15 +1061,15 @@
       </w:r>
       <w:r>
         <w:rPr>
-          <w:rFonts w:ascii="Noto Naskh Arabic" w:cs="Noto Naskh Arabic" w:eastAsia="Noto Naskh Arabic" w:hAnsi="Noto Naskh Arabic"/>
-          <w:vertAlign w:val="baseline"/>
-          <w:rtl w:val="1"/>
-        </w:rPr>
-        <w:t xml:space="preserve"> </w:t>
-      </w:r>
-      <w:r>
-        <w:rPr>
-          <w:rFonts w:ascii="Noto Naskh Arabic" w:cs="Noto Naskh Arabic" w:eastAsia="Noto Naskh Arabic" w:hAnsi="Noto Naskh Arabic"/>
+          <w:rFonts w:ascii="Noto Serif" w:cs="Noto Naskh Arabic" w:eastAsia="Noto Naskh Arabic" w:hAnsi="Noto Serif"/>
+          <w:vertAlign w:val="baseline"/>
+          <w:rtl w:val="1"/>
+        </w:rPr>
+        <w:t xml:space="preserve"> </w:t>
+      </w:r>
+      <w:r>
+        <w:rPr>
+          <w:rFonts w:ascii="Noto Serif" w:cs="Noto Naskh Arabic" w:eastAsia="Noto Naskh Arabic" w:hAnsi="Noto Serif"/>
           <w:vertAlign w:val="baseline"/>
           <w:rtl w:val="1"/>
         </w:rPr>
@@ -1077,15 +1077,15 @@
       </w:r>
       <w:r>
         <w:rPr>
-          <w:rFonts w:ascii="Noto Naskh Arabic" w:cs="Noto Naskh Arabic" w:eastAsia="Noto Naskh Arabic" w:hAnsi="Noto Naskh Arabic"/>
-          <w:vertAlign w:val="baseline"/>
-          <w:rtl w:val="1"/>
-        </w:rPr>
-        <w:t xml:space="preserve"> </w:t>
-      </w:r>
-      <w:r>
-        <w:rPr>
-          <w:rFonts w:ascii="Noto Naskh Arabic" w:cs="Noto Naskh Arabic" w:eastAsia="Noto Naskh Arabic" w:hAnsi="Noto Naskh Arabic"/>
+          <w:rFonts w:ascii="Noto Serif" w:cs="Noto Naskh Arabic" w:eastAsia="Noto Naskh Arabic" w:hAnsi="Noto Serif"/>
+          <w:vertAlign w:val="baseline"/>
+          <w:rtl w:val="1"/>
+        </w:rPr>
+        <w:t xml:space="preserve"> </w:t>
+      </w:r>
+      <w:r>
+        <w:rPr>
+          <w:rFonts w:ascii="Noto Serif" w:cs="Noto Naskh Arabic" w:eastAsia="Noto Naskh Arabic" w:hAnsi="Noto Serif"/>
           <w:vertAlign w:val="baseline"/>
           <w:rtl w:val="1"/>
         </w:rPr>
@@ -1093,15 +1093,15 @@
       </w:r>
       <w:r>
         <w:rPr>
-          <w:rFonts w:ascii="Noto Naskh Arabic" w:cs="Noto Naskh Arabic" w:eastAsia="Noto Naskh Arabic" w:hAnsi="Noto Naskh Arabic"/>
-          <w:vertAlign w:val="baseline"/>
-          <w:rtl w:val="1"/>
-        </w:rPr>
-        <w:t xml:space="preserve"> </w:t>
-      </w:r>
-      <w:r>
-        <w:rPr>
-          <w:rFonts w:ascii="Noto Naskh Arabic" w:cs="Noto Naskh Arabic" w:eastAsia="Noto Naskh Arabic" w:hAnsi="Noto Naskh Arabic"/>
+          <w:rFonts w:ascii="Noto Serif" w:cs="Noto Naskh Arabic" w:eastAsia="Noto Naskh Arabic" w:hAnsi="Noto Serif"/>
+          <w:vertAlign w:val="baseline"/>
+          <w:rtl w:val="1"/>
+        </w:rPr>
+        <w:t xml:space="preserve"> </w:t>
+      </w:r>
+      <w:r>
+        <w:rPr>
+          <w:rFonts w:ascii="Noto Serif" w:cs="Noto Naskh Arabic" w:eastAsia="Noto Naskh Arabic" w:hAnsi="Noto Serif"/>
           <w:vertAlign w:val="baseline"/>
           <w:rtl w:val="1"/>
         </w:rPr>
@@ -1109,15 +1109,15 @@
       </w:r>
       <w:r>
         <w:rPr>
-          <w:rFonts w:ascii="Noto Naskh Arabic" w:cs="Noto Naskh Arabic" w:eastAsia="Noto Naskh Arabic" w:hAnsi="Noto Naskh Arabic"/>
-          <w:vertAlign w:val="baseline"/>
-          <w:rtl w:val="1"/>
-        </w:rPr>
-        <w:t xml:space="preserve"> </w:t>
-      </w:r>
-      <w:r>
-        <w:rPr>
-          <w:rFonts w:ascii="Noto Naskh Arabic" w:cs="Noto Naskh Arabic" w:eastAsia="Noto Naskh Arabic" w:hAnsi="Noto Naskh Arabic"/>
+          <w:rFonts w:ascii="Noto Serif" w:cs="Noto Naskh Arabic" w:eastAsia="Noto Naskh Arabic" w:hAnsi="Noto Serif"/>
+          <w:vertAlign w:val="baseline"/>
+          <w:rtl w:val="1"/>
+        </w:rPr>
+        <w:t xml:space="preserve"> </w:t>
+      </w:r>
+      <w:r>
+        <w:rPr>
+          <w:rFonts w:ascii="Noto Serif" w:cs="Noto Naskh Arabic" w:eastAsia="Noto Naskh Arabic" w:hAnsi="Noto Serif"/>
           <w:vertAlign w:val="baseline"/>
           <w:rtl w:val="1"/>
         </w:rPr>
@@ -1125,15 +1125,15 @@
       </w:r>
       <w:r>
         <w:rPr>
-          <w:rFonts w:ascii="Noto Naskh Arabic" w:cs="Noto Naskh Arabic" w:eastAsia="Noto Naskh Arabic" w:hAnsi="Noto Naskh Arabic"/>
-          <w:vertAlign w:val="baseline"/>
-          <w:rtl w:val="1"/>
-        </w:rPr>
-        <w:t xml:space="preserve"> </w:t>
-      </w:r>
-      <w:r>
-        <w:rPr>
-          <w:rFonts w:ascii="Noto Naskh Arabic" w:cs="Noto Naskh Arabic" w:eastAsia="Noto Naskh Arabic" w:hAnsi="Noto Naskh Arabic"/>
+          <w:rFonts w:ascii="Noto Serif" w:cs="Noto Naskh Arabic" w:eastAsia="Noto Naskh Arabic" w:hAnsi="Noto Serif"/>
+          <w:vertAlign w:val="baseline"/>
+          <w:rtl w:val="1"/>
+        </w:rPr>
+        <w:t xml:space="preserve"> </w:t>
+      </w:r>
+      <w:r>
+        <w:rPr>
+          <w:rFonts w:ascii="Noto Serif" w:cs="Noto Naskh Arabic" w:eastAsia="Noto Naskh Arabic" w:hAnsi="Noto Serif"/>
           <w:vertAlign w:val="baseline"/>
           <w:rtl w:val="1"/>
         </w:rPr>
@@ -1141,15 +1141,15 @@
       </w:r>
       <w:r>
         <w:rPr>
-          <w:rFonts w:ascii="Noto Naskh Arabic" w:cs="Noto Naskh Arabic" w:eastAsia="Noto Naskh Arabic" w:hAnsi="Noto Naskh Arabic"/>
-          <w:vertAlign w:val="baseline"/>
-          <w:rtl w:val="1"/>
-        </w:rPr>
-        <w:t xml:space="preserve"> </w:t>
-      </w:r>
-      <w:r>
-        <w:rPr>
-          <w:rFonts w:ascii="Noto Naskh Arabic" w:cs="Noto Naskh Arabic" w:eastAsia="Noto Naskh Arabic" w:hAnsi="Noto Naskh Arabic"/>
+          <w:rFonts w:ascii="Noto Serif" w:cs="Noto Naskh Arabic" w:eastAsia="Noto Naskh Arabic" w:hAnsi="Noto Serif"/>
+          <w:vertAlign w:val="baseline"/>
+          <w:rtl w:val="1"/>
+        </w:rPr>
+        <w:t xml:space="preserve"> </w:t>
+      </w:r>
+      <w:r>
+        <w:rPr>
+          <w:rFonts w:ascii="Noto Serif" w:cs="Noto Naskh Arabic" w:eastAsia="Noto Naskh Arabic" w:hAnsi="Noto Serif"/>
           <w:vertAlign w:val="baseline"/>
           <w:rtl w:val="1"/>
         </w:rPr>
@@ -1157,15 +1157,15 @@
       </w:r>
       <w:r>
         <w:rPr>
-          <w:rFonts w:ascii="Noto Naskh Arabic" w:cs="Noto Naskh Arabic" w:eastAsia="Noto Naskh Arabic" w:hAnsi="Noto Naskh Arabic"/>
-          <w:vertAlign w:val="baseline"/>
-          <w:rtl w:val="1"/>
-        </w:rPr>
-        <w:t xml:space="preserve"> </w:t>
-      </w:r>
-      <w:r>
-        <w:rPr>
-          <w:rFonts w:ascii="Noto Naskh Arabic" w:cs="Noto Naskh Arabic" w:eastAsia="Noto Naskh Arabic" w:hAnsi="Noto Naskh Arabic"/>
+          <w:rFonts w:ascii="Noto Serif" w:cs="Noto Naskh Arabic" w:eastAsia="Noto Naskh Arabic" w:hAnsi="Noto Serif"/>
+          <w:vertAlign w:val="baseline"/>
+          <w:rtl w:val="1"/>
+        </w:rPr>
+        <w:t xml:space="preserve"> </w:t>
+      </w:r>
+      <w:r>
+        <w:rPr>
+          <w:rFonts w:ascii="Noto Serif" w:cs="Noto Naskh Arabic" w:eastAsia="Noto Naskh Arabic" w:hAnsi="Noto Serif"/>
           <w:vertAlign w:val="baseline"/>
           <w:rtl w:val="1"/>
         </w:rPr>
@@ -1173,15 +1173,15 @@
       </w:r>
       <w:r>
         <w:rPr>
-          <w:rFonts w:ascii="Noto Naskh Arabic" w:cs="Noto Naskh Arabic" w:eastAsia="Noto Naskh Arabic" w:hAnsi="Noto Naskh Arabic"/>
-          <w:vertAlign w:val="baseline"/>
-          <w:rtl w:val="1"/>
-        </w:rPr>
-        <w:t xml:space="preserve"> </w:t>
-      </w:r>
-      <w:r>
-        <w:rPr>
-          <w:rFonts w:ascii="Noto Naskh Arabic" w:cs="Noto Naskh Arabic" w:eastAsia="Noto Naskh Arabic" w:hAnsi="Noto Naskh Arabic"/>
+          <w:rFonts w:ascii="Noto Serif" w:cs="Noto Naskh Arabic" w:eastAsia="Noto Naskh Arabic" w:hAnsi="Noto Serif"/>
+          <w:vertAlign w:val="baseline"/>
+          <w:rtl w:val="1"/>
+        </w:rPr>
+        <w:t xml:space="preserve"> </w:t>
+      </w:r>
+      <w:r>
+        <w:rPr>
+          <w:rFonts w:ascii="Noto Serif" w:cs="Noto Naskh Arabic" w:eastAsia="Noto Naskh Arabic" w:hAnsi="Noto Serif"/>
           <w:vertAlign w:val="baseline"/>
           <w:rtl w:val="1"/>
         </w:rPr>
@@ -1189,15 +1189,15 @@
       </w:r>
       <w:r>
         <w:rPr>
-          <w:rFonts w:ascii="Noto Naskh Arabic" w:cs="Noto Naskh Arabic" w:eastAsia="Noto Naskh Arabic" w:hAnsi="Noto Naskh Arabic"/>
-          <w:vertAlign w:val="baseline"/>
-          <w:rtl w:val="1"/>
-        </w:rPr>
-        <w:t xml:space="preserve"> </w:t>
-      </w:r>
-      <w:r>
-        <w:rPr>
-          <w:rFonts w:ascii="Noto Naskh Arabic" w:cs="Noto Naskh Arabic" w:eastAsia="Noto Naskh Arabic" w:hAnsi="Noto Naskh Arabic"/>
+          <w:rFonts w:ascii="Noto Serif" w:cs="Noto Naskh Arabic" w:eastAsia="Noto Naskh Arabic" w:hAnsi="Noto Serif"/>
+          <w:vertAlign w:val="baseline"/>
+          <w:rtl w:val="1"/>
+        </w:rPr>
+        <w:t xml:space="preserve"> </w:t>
+      </w:r>
+      <w:r>
+        <w:rPr>
+          <w:rFonts w:ascii="Noto Serif" w:cs="Noto Naskh Arabic" w:eastAsia="Noto Naskh Arabic" w:hAnsi="Noto Serif"/>
           <w:vertAlign w:val="baseline"/>
           <w:rtl w:val="1"/>
         </w:rPr>
@@ -1205,15 +1205,15 @@
       </w:r>
       <w:r>
         <w:rPr>
-          <w:rFonts w:ascii="Noto Naskh Arabic" w:cs="Noto Naskh Arabic" w:eastAsia="Noto Naskh Arabic" w:hAnsi="Noto Naskh Arabic"/>
-          <w:vertAlign w:val="baseline"/>
-          <w:rtl w:val="1"/>
-        </w:rPr>
-        <w:t xml:space="preserve"> </w:t>
-      </w:r>
-      <w:r>
-        <w:rPr>
-          <w:rFonts w:ascii="Noto Naskh Arabic" w:cs="Noto Naskh Arabic" w:eastAsia="Noto Naskh Arabic" w:hAnsi="Noto Naskh Arabic"/>
+          <w:rFonts w:ascii="Noto Serif" w:cs="Noto Naskh Arabic" w:eastAsia="Noto Naskh Arabic" w:hAnsi="Noto Serif"/>
+          <w:vertAlign w:val="baseline"/>
+          <w:rtl w:val="1"/>
+        </w:rPr>
+        <w:t xml:space="preserve"> </w:t>
+      </w:r>
+      <w:r>
+        <w:rPr>
+          <w:rFonts w:ascii="Noto Serif" w:cs="Noto Naskh Arabic" w:eastAsia="Noto Naskh Arabic" w:hAnsi="Noto Serif"/>
           <w:vertAlign w:val="baseline"/>
           <w:rtl w:val="1"/>
         </w:rPr>
@@ -1221,15 +1221,15 @@
       </w:r>
       <w:r>
         <w:rPr>
-          <w:rFonts w:ascii="Noto Naskh Arabic" w:cs="Noto Naskh Arabic" w:eastAsia="Noto Naskh Arabic" w:hAnsi="Noto Naskh Arabic"/>
-          <w:vertAlign w:val="baseline"/>
-          <w:rtl w:val="1"/>
-        </w:rPr>
-        <w:t xml:space="preserve"> </w:t>
-      </w:r>
-      <w:r>
-        <w:rPr>
-          <w:rFonts w:ascii="Noto Naskh Arabic" w:cs="Noto Naskh Arabic" w:eastAsia="Noto Naskh Arabic" w:hAnsi="Noto Naskh Arabic"/>
+          <w:rFonts w:ascii="Noto Serif" w:cs="Noto Naskh Arabic" w:eastAsia="Noto Naskh Arabic" w:hAnsi="Noto Serif"/>
+          <w:vertAlign w:val="baseline"/>
+          <w:rtl w:val="1"/>
+        </w:rPr>
+        <w:t xml:space="preserve"> </w:t>
+      </w:r>
+      <w:r>
+        <w:rPr>
+          <w:rFonts w:ascii="Noto Serif" w:cs="Noto Naskh Arabic" w:eastAsia="Noto Naskh Arabic" w:hAnsi="Noto Serif"/>
           <w:vertAlign w:val="baseline"/>
           <w:rtl w:val="1"/>
         </w:rPr>
@@ -1237,15 +1237,15 @@
       </w:r>
       <w:r>
         <w:rPr>
-          <w:rFonts w:ascii="Noto Naskh Arabic" w:cs="Noto Naskh Arabic" w:eastAsia="Noto Naskh Arabic" w:hAnsi="Noto Naskh Arabic"/>
-          <w:vertAlign w:val="baseline"/>
-          <w:rtl w:val="1"/>
-        </w:rPr>
-        <w:t xml:space="preserve"> </w:t>
-      </w:r>
-      <w:r>
-        <w:rPr>
-          <w:rFonts w:ascii="Noto Naskh Arabic" w:cs="Noto Naskh Arabic" w:eastAsia="Noto Naskh Arabic" w:hAnsi="Noto Naskh Arabic"/>
+          <w:rFonts w:ascii="Noto Serif" w:cs="Noto Naskh Arabic" w:eastAsia="Noto Naskh Arabic" w:hAnsi="Noto Serif"/>
+          <w:vertAlign w:val="baseline"/>
+          <w:rtl w:val="1"/>
+        </w:rPr>
+        <w:t xml:space="preserve"> </w:t>
+      </w:r>
+      <w:r>
+        <w:rPr>
+          <w:rFonts w:ascii="Noto Serif" w:cs="Noto Naskh Arabic" w:eastAsia="Noto Naskh Arabic" w:hAnsi="Noto Serif"/>
           <w:vertAlign w:val="baseline"/>
           <w:rtl w:val="1"/>
         </w:rPr>
@@ -1253,7 +1253,7 @@
       </w:r>
       <w:r>
         <w:rPr>
-          <w:rFonts w:ascii="Noto Naskh Arabic" w:cs="Noto Naskh Arabic" w:eastAsia="Noto Naskh Arabic" w:hAnsi="Noto Naskh Arabic"/>
+          <w:rFonts w:ascii="Noto Serif" w:cs="Noto Naskh Arabic" w:eastAsia="Noto Naskh Arabic" w:hAnsi="Noto Serif"/>
           <w:vertAlign w:val="baseline"/>
           <w:rtl w:val="1"/>
         </w:rPr>
@@ -1266,7 +1266,7 @@
         <w:ind w:left="0" w:right="0" w:firstLine="0"/>
         <w:jc w:val="both"/>
         <w:rPr>
-          <w:rFonts w:ascii="Noto Naskh Arabic" w:cs="Noto Naskh Arabic" w:eastAsia="Noto Naskh Arabic" w:hAnsi="Noto Naskh Arabic"/>
+          <w:rFonts w:ascii="Noto Serif" w:cs="Noto Naskh Arabic" w:eastAsia="Noto Naskh Arabic" w:hAnsi="Noto Serif"/>
           <w:vertAlign w:val="baseline"/>
         </w:rPr>
       </w:pPr>
@@ -1295,7 +1295,7 @@
         <w:ind w:left="0" w:right="0" w:firstLine="0"/>
         <w:jc w:val="center"/>
         <w:rPr>
-          <w:rFonts w:ascii="Noto Naskh Arabic" w:cs="Noto Naskh Arabic" w:eastAsia="Noto Naskh Arabic" w:hAnsi="Noto Naskh Arabic"/>
+          <w:rFonts w:ascii="Noto Serif" w:cs="Noto Naskh Arabic" w:eastAsia="Noto Naskh Arabic" w:hAnsi="Noto Serif"/>
           <w:b w:val="0"/>
           <w:bCs w:val="0"/>
           <w:i w:val="0"/>
@@ -1312,7 +1312,7 @@
       </w:pPr>
       <w:r>
         <w:rPr>
-          <w:rFonts w:ascii="Noto Naskh Arabic" w:cs="Noto Naskh Arabic" w:eastAsia="Noto Naskh Arabic" w:hAnsi="Noto Naskh Arabic"/>
+          <w:rFonts w:ascii="Noto Serif" w:cs="Noto Naskh Arabic" w:eastAsia="Noto Naskh Arabic" w:hAnsi="Noto Serif"/>
           <w:b w:val="0"/>
           <w:bCs w:val="0"/>
           <w:i w:val="0"/>
@@ -1331,7 +1331,7 @@
       </w:r>
       <w:r>
         <w:rPr>
-          <w:rFonts w:ascii="Noto Naskh Arabic" w:cs="Noto Naskh Arabic" w:eastAsia="Noto Naskh Arabic" w:hAnsi="Noto Naskh Arabic"/>
+          <w:rFonts w:ascii="Noto Serif" w:cs="Noto Naskh Arabic" w:eastAsia="Noto Naskh Arabic" w:hAnsi="Noto Serif"/>
           <w:b w:val="0"/>
           <w:bCs w:val="0"/>
           <w:i w:val="0"/>
@@ -1350,7 +1350,7 @@
       </w:r>
       <w:r>
         <w:rPr>
-          <w:rFonts w:ascii="Noto Naskh Arabic" w:cs="Noto Naskh Arabic" w:eastAsia="Noto Naskh Arabic" w:hAnsi="Noto Naskh Arabic"/>
+          <w:rFonts w:ascii="Noto Serif" w:cs="Noto Naskh Arabic" w:eastAsia="Noto Naskh Arabic" w:hAnsi="Noto Serif"/>
           <w:b w:val="0"/>
           <w:bCs w:val="0"/>
           <w:i w:val="0"/>
@@ -1369,7 +1369,7 @@
       </w:r>
       <w:r>
         <w:rPr>
-          <w:rFonts w:ascii="Noto Naskh Arabic" w:cs="Noto Naskh Arabic" w:eastAsia="Noto Naskh Arabic" w:hAnsi="Noto Naskh Arabic"/>
+          <w:rFonts w:ascii="Noto Serif" w:cs="Noto Naskh Arabic" w:eastAsia="Noto Naskh Arabic" w:hAnsi="Noto Serif"/>
           <w:b w:val="0"/>
           <w:bCs w:val="0"/>
           <w:i w:val="0"/>
@@ -1406,7 +1406,7 @@
         <w:ind w:left="0" w:right="0" w:firstLine="0"/>
         <w:jc w:val="center"/>
         <w:rPr>
-          <w:rFonts w:ascii="Noto Naskh Arabic" w:cs="Noto Naskh Arabic" w:eastAsia="Noto Naskh Arabic" w:hAnsi="Noto Naskh Arabic"/>
+          <w:rFonts w:ascii="Noto Serif" w:cs="Noto Naskh Arabic" w:eastAsia="Noto Naskh Arabic" w:hAnsi="Noto Serif"/>
           <w:b w:val="0"/>
           <w:bCs w:val="0"/>
           <w:i w:val="0"/>
@@ -1433,13 +1433,13 @@
         <w:ind w:left="0" w:right="0" w:firstLine="0"/>
         <w:jc w:val="both"/>
         <w:rPr>
-          <w:rFonts w:ascii="Noto Naskh Arabic" w:cs="Noto Naskh Arabic" w:eastAsia="Noto Naskh Arabic" w:hAnsi="Noto Naskh Arabic"/>
+          <w:rFonts w:ascii="Noto Serif" w:cs="Noto Naskh Arabic" w:eastAsia="Noto Naskh Arabic" w:hAnsi="Noto Serif"/>
           <w:vertAlign w:val="baseline"/>
         </w:rPr>
       </w:pPr>
       <w:r>
         <w:rPr>
-          <w:rFonts w:ascii="Noto Naskh Arabic" w:cs="Noto Naskh Arabic" w:eastAsia="Noto Naskh Arabic" w:hAnsi="Noto Naskh Arabic"/>
+          <w:rFonts w:ascii="Noto Serif" w:cs="Noto Naskh Arabic" w:eastAsia="Noto Naskh Arabic" w:hAnsi="Noto Serif"/>
           <w:vertAlign w:val="baseline"/>
           <w:rtl w:val="1"/>
         </w:rPr>
@@ -1447,7 +1447,7 @@
       </w:r>
       <w:r>
         <w:rPr>
-          <w:rFonts w:ascii="Noto Naskh Arabic" w:cs="Noto Naskh Arabic" w:eastAsia="Noto Naskh Arabic" w:hAnsi="Noto Naskh Arabic"/>
+          <w:rFonts w:ascii="Noto Serif" w:cs="Noto Naskh Arabic" w:eastAsia="Noto Naskh Arabic" w:hAnsi="Noto Serif"/>
           <w:vertAlign w:val="baseline"/>
           <w:rtl w:val="1"/>
         </w:rPr>
@@ -1460,13 +1460,13 @@
         <w:ind w:left="0" w:right="0" w:firstLine="0"/>
         <w:jc w:val="both"/>
         <w:rPr>
-          <w:rFonts w:ascii="Noto Naskh Arabic" w:cs="Noto Naskh Arabic" w:eastAsia="Noto Naskh Arabic" w:hAnsi="Noto Naskh Arabic"/>
+          <w:rFonts w:ascii="Noto Serif" w:cs="Noto Naskh Arabic" w:eastAsia="Noto Naskh Arabic" w:hAnsi="Noto Serif"/>
           <w:vertAlign w:val="baseline"/>
         </w:rPr>
       </w:pPr>
       <w:r>
         <w:rPr>
-          <w:rFonts w:ascii="Noto Naskh Arabic" w:cs="Noto Naskh Arabic" w:eastAsia="Noto Naskh Arabic" w:hAnsi="Noto Naskh Arabic"/>
+          <w:rFonts w:ascii="Noto Serif" w:cs="Noto Naskh Arabic" w:eastAsia="Noto Naskh Arabic" w:hAnsi="Noto Serif"/>
           <w:vertAlign w:val="baseline"/>
           <w:rtl w:val="1"/>
         </w:rPr>
@@ -1474,15 +1474,15 @@
       </w:r>
       <w:r>
         <w:rPr>
-          <w:rFonts w:ascii="Noto Naskh Arabic" w:cs="Noto Naskh Arabic" w:eastAsia="Noto Naskh Arabic" w:hAnsi="Noto Naskh Arabic"/>
-          <w:vertAlign w:val="baseline"/>
-          <w:rtl w:val="1"/>
-        </w:rPr>
-        <w:t xml:space="preserve"> </w:t>
-      </w:r>
-      <w:r>
-        <w:rPr>
-          <w:rFonts w:ascii="Noto Naskh Arabic" w:cs="Noto Naskh Arabic" w:eastAsia="Noto Naskh Arabic" w:hAnsi="Noto Naskh Arabic"/>
+          <w:rFonts w:ascii="Noto Serif" w:cs="Noto Naskh Arabic" w:eastAsia="Noto Naskh Arabic" w:hAnsi="Noto Serif"/>
+          <w:vertAlign w:val="baseline"/>
+          <w:rtl w:val="1"/>
+        </w:rPr>
+        <w:t xml:space="preserve"> </w:t>
+      </w:r>
+      <w:r>
+        <w:rPr>
+          <w:rFonts w:ascii="Noto Serif" w:cs="Noto Naskh Arabic" w:eastAsia="Noto Naskh Arabic" w:hAnsi="Noto Serif"/>
           <w:vertAlign w:val="baseline"/>
           <w:rtl w:val="1"/>
         </w:rPr>
@@ -1490,15 +1490,15 @@
       </w:r>
       <w:r>
         <w:rPr>
-          <w:rFonts w:ascii="Noto Naskh Arabic" w:cs="Noto Naskh Arabic" w:eastAsia="Noto Naskh Arabic" w:hAnsi="Noto Naskh Arabic"/>
-          <w:vertAlign w:val="baseline"/>
-          <w:rtl w:val="1"/>
-        </w:rPr>
-        <w:t xml:space="preserve"> </w:t>
-      </w:r>
-      <w:r>
-        <w:rPr>
-          <w:rFonts w:ascii="Noto Naskh Arabic" w:cs="Noto Naskh Arabic" w:eastAsia="Noto Naskh Arabic" w:hAnsi="Noto Naskh Arabic"/>
+          <w:rFonts w:ascii="Noto Serif" w:cs="Noto Naskh Arabic" w:eastAsia="Noto Naskh Arabic" w:hAnsi="Noto Serif"/>
+          <w:vertAlign w:val="baseline"/>
+          <w:rtl w:val="1"/>
+        </w:rPr>
+        <w:t xml:space="preserve"> </w:t>
+      </w:r>
+      <w:r>
+        <w:rPr>
+          <w:rFonts w:ascii="Noto Serif" w:cs="Noto Naskh Arabic" w:eastAsia="Noto Naskh Arabic" w:hAnsi="Noto Serif"/>
           <w:vertAlign w:val="baseline"/>
           <w:rtl w:val="1"/>
         </w:rPr>
@@ -1506,15 +1506,15 @@
       </w:r>
       <w:r>
         <w:rPr>
-          <w:rFonts w:ascii="Noto Naskh Arabic" w:cs="Noto Naskh Arabic" w:eastAsia="Noto Naskh Arabic" w:hAnsi="Noto Naskh Arabic"/>
-          <w:vertAlign w:val="baseline"/>
-          <w:rtl w:val="1"/>
-        </w:rPr>
-        <w:t xml:space="preserve"> </w:t>
-      </w:r>
-      <w:r>
-        <w:rPr>
-          <w:rFonts w:ascii="Noto Naskh Arabic" w:cs="Noto Naskh Arabic" w:eastAsia="Noto Naskh Arabic" w:hAnsi="Noto Naskh Arabic"/>
+          <w:rFonts w:ascii="Noto Serif" w:cs="Noto Naskh Arabic" w:eastAsia="Noto Naskh Arabic" w:hAnsi="Noto Serif"/>
+          <w:vertAlign w:val="baseline"/>
+          <w:rtl w:val="1"/>
+        </w:rPr>
+        <w:t xml:space="preserve"> </w:t>
+      </w:r>
+      <w:r>
+        <w:rPr>
+          <w:rFonts w:ascii="Noto Serif" w:cs="Noto Naskh Arabic" w:eastAsia="Noto Naskh Arabic" w:hAnsi="Noto Serif"/>
           <w:vertAlign w:val="baseline"/>
           <w:rtl w:val="1"/>
         </w:rPr>
@@ -1522,7 +1522,7 @@
       </w:r>
       <w:r>
         <w:rPr>
-          <w:rFonts w:ascii="Noto Naskh Arabic" w:cs="Noto Naskh Arabic" w:eastAsia="Noto Naskh Arabic" w:hAnsi="Noto Naskh Arabic"/>
+          <w:rFonts w:ascii="Noto Serif" w:cs="Noto Naskh Arabic" w:eastAsia="Noto Naskh Arabic" w:hAnsi="Noto Serif"/>
           <w:vertAlign w:val="baseline"/>
           <w:rtl w:val="1"/>
         </w:rPr>
@@ -1535,13 +1535,13 @@
         <w:ind w:left="0" w:right="0" w:firstLine="0"/>
         <w:jc w:val="both"/>
         <w:rPr>
-          <w:rFonts w:ascii="Noto Naskh Arabic" w:cs="Noto Naskh Arabic" w:eastAsia="Noto Naskh Arabic" w:hAnsi="Noto Naskh Arabic"/>
+          <w:rFonts w:ascii="Noto Serif" w:cs="Noto Naskh Arabic" w:eastAsia="Noto Naskh Arabic" w:hAnsi="Noto Serif"/>
           <w:vertAlign w:val="baseline"/>
         </w:rPr>
       </w:pPr>
       <w:r>
         <w:rPr>
-          <w:rFonts w:ascii="Noto Naskh Arabic" w:cs="Noto Naskh Arabic" w:eastAsia="Noto Naskh Arabic" w:hAnsi="Noto Naskh Arabic"/>
+          <w:rFonts w:ascii="Noto Serif" w:cs="Noto Naskh Arabic" w:eastAsia="Noto Naskh Arabic" w:hAnsi="Noto Serif"/>
           <w:vertAlign w:val="baseline"/>
           <w:rtl w:val="1"/>
         </w:rPr>
@@ -1549,15 +1549,15 @@
       </w:r>
       <w:r>
         <w:rPr>
-          <w:rFonts w:ascii="Noto Naskh Arabic" w:cs="Noto Naskh Arabic" w:eastAsia="Noto Naskh Arabic" w:hAnsi="Noto Naskh Arabic"/>
-          <w:vertAlign w:val="baseline"/>
-          <w:rtl w:val="1"/>
-        </w:rPr>
-        <w:t xml:space="preserve"> </w:t>
-      </w:r>
-      <w:r>
-        <w:rPr>
-          <w:rFonts w:ascii="Noto Naskh Arabic" w:cs="Noto Naskh Arabic" w:eastAsia="Noto Naskh Arabic" w:hAnsi="Noto Naskh Arabic"/>
+          <w:rFonts w:ascii="Noto Serif" w:cs="Noto Naskh Arabic" w:eastAsia="Noto Naskh Arabic" w:hAnsi="Noto Serif"/>
+          <w:vertAlign w:val="baseline"/>
+          <w:rtl w:val="1"/>
+        </w:rPr>
+        <w:t xml:space="preserve"> </w:t>
+      </w:r>
+      <w:r>
+        <w:rPr>
+          <w:rFonts w:ascii="Noto Serif" w:cs="Noto Naskh Arabic" w:eastAsia="Noto Naskh Arabic" w:hAnsi="Noto Serif"/>
           <w:vertAlign w:val="baseline"/>
           <w:rtl w:val="1"/>
         </w:rPr>
@@ -1565,15 +1565,15 @@
       </w:r>
       <w:r>
         <w:rPr>
-          <w:rFonts w:ascii="Noto Naskh Arabic" w:cs="Noto Naskh Arabic" w:eastAsia="Noto Naskh Arabic" w:hAnsi="Noto Naskh Arabic"/>
-          <w:vertAlign w:val="baseline"/>
-          <w:rtl w:val="1"/>
-        </w:rPr>
-        <w:t xml:space="preserve"> </w:t>
-      </w:r>
-      <w:r>
-        <w:rPr>
-          <w:rFonts w:ascii="Noto Naskh Arabic" w:cs="Noto Naskh Arabic" w:eastAsia="Noto Naskh Arabic" w:hAnsi="Noto Naskh Arabic"/>
+          <w:rFonts w:ascii="Noto Serif" w:cs="Noto Naskh Arabic" w:eastAsia="Noto Naskh Arabic" w:hAnsi="Noto Serif"/>
+          <w:vertAlign w:val="baseline"/>
+          <w:rtl w:val="1"/>
+        </w:rPr>
+        <w:t xml:space="preserve"> </w:t>
+      </w:r>
+      <w:r>
+        <w:rPr>
+          <w:rFonts w:ascii="Noto Serif" w:cs="Noto Naskh Arabic" w:eastAsia="Noto Naskh Arabic" w:hAnsi="Noto Serif"/>
           <w:vertAlign w:val="baseline"/>
           <w:rtl w:val="1"/>
         </w:rPr>
@@ -1581,15 +1581,15 @@
       </w:r>
       <w:r>
         <w:rPr>
-          <w:rFonts w:ascii="Noto Naskh Arabic" w:cs="Noto Naskh Arabic" w:eastAsia="Noto Naskh Arabic" w:hAnsi="Noto Naskh Arabic"/>
-          <w:vertAlign w:val="baseline"/>
-          <w:rtl w:val="1"/>
-        </w:rPr>
-        <w:t xml:space="preserve"> </w:t>
-      </w:r>
-      <w:r>
-        <w:rPr>
-          <w:rFonts w:ascii="Noto Naskh Arabic" w:cs="Noto Naskh Arabic" w:eastAsia="Noto Naskh Arabic" w:hAnsi="Noto Naskh Arabic"/>
+          <w:rFonts w:ascii="Noto Serif" w:cs="Noto Naskh Arabic" w:eastAsia="Noto Naskh Arabic" w:hAnsi="Noto Serif"/>
+          <w:vertAlign w:val="baseline"/>
+          <w:rtl w:val="1"/>
+        </w:rPr>
+        <w:t xml:space="preserve"> </w:t>
+      </w:r>
+      <w:r>
+        <w:rPr>
+          <w:rFonts w:ascii="Noto Serif" w:cs="Noto Naskh Arabic" w:eastAsia="Noto Naskh Arabic" w:hAnsi="Noto Serif"/>
           <w:vertAlign w:val="baseline"/>
           <w:rtl w:val="1"/>
         </w:rPr>
@@ -1597,15 +1597,15 @@
       </w:r>
       <w:r>
         <w:rPr>
-          <w:rFonts w:ascii="Noto Naskh Arabic" w:cs="Noto Naskh Arabic" w:eastAsia="Noto Naskh Arabic" w:hAnsi="Noto Naskh Arabic"/>
-          <w:vertAlign w:val="baseline"/>
-          <w:rtl w:val="1"/>
-        </w:rPr>
-        <w:t xml:space="preserve"> </w:t>
-      </w:r>
-      <w:r>
-        <w:rPr>
-          <w:rFonts w:ascii="Noto Naskh Arabic" w:cs="Noto Naskh Arabic" w:eastAsia="Noto Naskh Arabic" w:hAnsi="Noto Naskh Arabic"/>
+          <w:rFonts w:ascii="Noto Serif" w:cs="Noto Naskh Arabic" w:eastAsia="Noto Naskh Arabic" w:hAnsi="Noto Serif"/>
+          <w:vertAlign w:val="baseline"/>
+          <w:rtl w:val="1"/>
+        </w:rPr>
+        <w:t xml:space="preserve"> </w:t>
+      </w:r>
+      <w:r>
+        <w:rPr>
+          <w:rFonts w:ascii="Noto Serif" w:cs="Noto Naskh Arabic" w:eastAsia="Noto Naskh Arabic" w:hAnsi="Noto Serif"/>
           <w:vertAlign w:val="baseline"/>
           <w:rtl w:val="1"/>
         </w:rPr>
@@ -1613,7 +1613,7 @@
       </w:r>
       <w:r>
         <w:rPr>
-          <w:rFonts w:ascii="Noto Naskh Arabic" w:cs="Noto Naskh Arabic" w:eastAsia="Noto Naskh Arabic" w:hAnsi="Noto Naskh Arabic"/>
+          <w:rFonts w:ascii="Noto Serif" w:cs="Noto Naskh Arabic" w:eastAsia="Noto Naskh Arabic" w:hAnsi="Noto Serif"/>
           <w:vertAlign w:val="baseline"/>
           <w:rtl w:val="1"/>
         </w:rPr>
@@ -1626,7 +1626,7 @@
         <w:ind w:left="0" w:right="0" w:firstLine="0"/>
         <w:jc w:val="both"/>
         <w:rPr>
-          <w:rFonts w:ascii="Noto Naskh Arabic" w:cs="Noto Naskh Arabic" w:eastAsia="Noto Naskh Arabic" w:hAnsi="Noto Naskh Arabic"/>
+          <w:rFonts w:ascii="Noto Serif" w:cs="Noto Naskh Arabic" w:eastAsia="Noto Naskh Arabic" w:hAnsi="Noto Serif"/>
           <w:vertAlign w:val="baseline"/>
         </w:rPr>
       </w:pPr>
@@ -1642,23 +1642,7 @@
         <w:ind w:left="0" w:right="0" w:firstLine="0"/>
         <w:jc w:val="both"/>
         <w:rPr>
-          <w:rFonts w:ascii="Noto Naskh Arabic" w:cs="Noto Naskh Arabic" w:eastAsia="Noto Naskh Arabic" w:hAnsi="Noto Naskh Arabic"/>
-          <w:vertAlign w:val="baseline"/>
-        </w:rPr>
-      </w:pPr>
-      <w:r>
-        <w:rPr>
-          <w:rtl w:val="0"/>
-        </w:rPr>
-      </w:r>
-    </w:p>
-    <w:p>
-      <w:pPr>
-        <w:bidi w:val="1"/>
-        <w:ind w:left="0" w:right="0" w:firstLine="0"/>
-        <w:jc w:val="both"/>
-        <w:rPr>
-          <w:rFonts w:ascii="Noto Naskh Arabic" w:cs="Noto Naskh Arabic" w:eastAsia="Noto Naskh Arabic" w:hAnsi="Noto Naskh Arabic"/>
+          <w:rFonts w:ascii="Noto Serif" w:cs="Noto Naskh Arabic" w:eastAsia="Noto Naskh Arabic" w:hAnsi="Noto Serif"/>
           <w:vertAlign w:val="baseline"/>
         </w:rPr>
       </w:pPr>
@@ -1687,7 +1671,7 @@
         <w:ind w:left="0" w:right="0" w:firstLine="0"/>
         <w:jc w:val="left"/>
         <w:rPr>
-          <w:rFonts w:ascii="Noto Naskh Arabic" w:cs="Noto Naskh Arabic" w:eastAsia="Noto Naskh Arabic" w:hAnsi="Noto Naskh Arabic"/>
+          <w:rFonts w:ascii="Noto Serif" w:cs="Noto Naskh Arabic" w:eastAsia="Noto Naskh Arabic" w:hAnsi="Noto Serif"/>
           <w:b w:val="0"/>
           <w:bCs w:val="0"/>
           <w:i w:val="0"/>
@@ -1709,7 +1693,7 @@
       </w:r>
       <w:r>
         <w:rPr>
-          <w:rFonts w:ascii="Noto Naskh Arabic" w:cs="Noto Naskh Arabic" w:eastAsia="Noto Naskh Arabic" w:hAnsi="Noto Naskh Arabic"/>
+          <w:rFonts w:ascii="Noto Serif" w:cs="Noto Naskh Arabic" w:eastAsia="Noto Naskh Arabic" w:hAnsi="Noto Serif"/>
           <w:b w:val="1"/>
           <w:bCs w:val="1"/>
           <w:i w:val="0"/>
@@ -1728,7 +1712,7 @@
       </w:r>
       <w:r>
         <w:rPr>
-          <w:rFonts w:ascii="Noto Naskh Arabic" w:cs="Noto Naskh Arabic" w:eastAsia="Noto Naskh Arabic" w:hAnsi="Noto Naskh Arabic"/>
+          <w:rFonts w:ascii="Noto Serif" w:cs="Noto Naskh Arabic" w:eastAsia="Noto Naskh Arabic" w:hAnsi="Noto Serif"/>
           <w:b w:val="1"/>
           <w:bCs w:val="1"/>
           <w:i w:val="0"/>
@@ -1747,7 +1731,7 @@
       </w:r>
       <w:r>
         <w:rPr>
-          <w:rFonts w:ascii="Noto Naskh Arabic" w:cs="Noto Naskh Arabic" w:eastAsia="Noto Naskh Arabic" w:hAnsi="Noto Naskh Arabic"/>
+          <w:rFonts w:ascii="Noto Serif" w:cs="Noto Naskh Arabic" w:eastAsia="Noto Naskh Arabic" w:hAnsi="Noto Serif"/>
           <w:b w:val="1"/>
           <w:bCs w:val="1"/>
           <w:i w:val="0"/>
@@ -1766,7 +1750,7 @@
       </w:r>
       <w:r>
         <w:rPr>
-          <w:rFonts w:ascii="Noto Naskh Arabic" w:cs="Noto Naskh Arabic" w:eastAsia="Noto Naskh Arabic" w:hAnsi="Noto Naskh Arabic"/>
+          <w:rFonts w:ascii="Noto Serif" w:cs="Noto Naskh Arabic" w:eastAsia="Noto Naskh Arabic" w:hAnsi="Noto Serif"/>
           <w:b w:val="1"/>
           <w:bCs w:val="1"/>
           <w:i w:val="0"/>
@@ -1785,7 +1769,7 @@
       </w:r>
       <w:r>
         <w:rPr>
-          <w:rFonts w:ascii="Noto Naskh Arabic" w:cs="Noto Naskh Arabic" w:eastAsia="Noto Naskh Arabic" w:hAnsi="Noto Naskh Arabic"/>
+          <w:rFonts w:ascii="Noto Serif" w:cs="Noto Naskh Arabic" w:eastAsia="Noto Naskh Arabic" w:hAnsi="Noto Serif"/>
           <w:b w:val="1"/>
           <w:bCs w:val="1"/>
           <w:i w:val="0"/>
@@ -1804,7 +1788,7 @@
       </w:r>
       <w:r>
         <w:rPr>
-          <w:rFonts w:ascii="Noto Naskh Arabic" w:cs="Noto Naskh Arabic" w:eastAsia="Noto Naskh Arabic" w:hAnsi="Noto Naskh Arabic"/>
+          <w:rFonts w:ascii="Noto Serif" w:cs="Noto Naskh Arabic" w:eastAsia="Noto Naskh Arabic" w:hAnsi="Noto Serif"/>
           <w:b w:val="1"/>
           <w:bCs w:val="1"/>
           <w:i w:val="0"/>
@@ -1846,7 +1830,7 @@
         <w:ind w:left="0" w:right="0" w:firstLine="0"/>
         <w:jc w:val="left"/>
         <w:rPr>
-          <w:rFonts w:ascii="Noto Naskh Arabic" w:cs="Noto Naskh Arabic" w:eastAsia="Noto Naskh Arabic" w:hAnsi="Noto Naskh Arabic"/>
+          <w:rFonts w:ascii="Noto Serif" w:cs="Noto Naskh Arabic" w:eastAsia="Noto Naskh Arabic" w:hAnsi="Noto Serif"/>
           <w:b w:val="0"/>
           <w:bCs w:val="0"/>
           <w:i w:val="0"/>
@@ -1868,7 +1852,7 @@
       </w:r>
       <w:r>
         <w:rPr>
-          <w:rFonts w:ascii="Noto Naskh Arabic" w:cs="Noto Naskh Arabic" w:eastAsia="Noto Naskh Arabic" w:hAnsi="Noto Naskh Arabic"/>
+          <w:rFonts w:ascii="Noto Serif" w:cs="Noto Naskh Arabic" w:eastAsia="Noto Naskh Arabic" w:hAnsi="Noto Serif"/>
           <w:b w:val="1"/>
           <w:bCs w:val="1"/>
           <w:i w:val="0"/>
@@ -1887,7 +1871,7 @@
       </w:r>
       <w:r>
         <w:rPr>
-          <w:rFonts w:ascii="Noto Naskh Arabic" w:cs="Noto Naskh Arabic" w:eastAsia="Noto Naskh Arabic" w:hAnsi="Noto Naskh Arabic"/>
+          <w:rFonts w:ascii="Noto Serif" w:cs="Noto Naskh Arabic" w:eastAsia="Noto Naskh Arabic" w:hAnsi="Noto Serif"/>
           <w:b w:val="1"/>
           <w:bCs w:val="1"/>
           <w:i w:val="0"/>
@@ -1906,7 +1890,7 @@
       </w:r>
       <w:r>
         <w:rPr>
-          <w:rFonts w:ascii="Noto Naskh Arabic" w:cs="Noto Naskh Arabic" w:eastAsia="Noto Naskh Arabic" w:hAnsi="Noto Naskh Arabic"/>
+          <w:rFonts w:ascii="Noto Serif" w:cs="Noto Naskh Arabic" w:eastAsia="Noto Naskh Arabic" w:hAnsi="Noto Serif"/>
           <w:b w:val="1"/>
           <w:bCs w:val="1"/>
           <w:i w:val="0"/>
@@ -1925,7 +1909,7 @@
       </w:r>
       <w:r>
         <w:rPr>
-          <w:rFonts w:ascii="Noto Naskh Arabic" w:cs="Noto Naskh Arabic" w:eastAsia="Noto Naskh Arabic" w:hAnsi="Noto Naskh Arabic"/>
+          <w:rFonts w:ascii="Noto Serif" w:cs="Noto Naskh Arabic" w:eastAsia="Noto Naskh Arabic" w:hAnsi="Noto Serif"/>
           <w:b w:val="1"/>
           <w:bCs w:val="1"/>
           <w:i w:val="0"/>
@@ -1944,7 +1928,7 @@
       </w:r>
       <w:r>
         <w:rPr>
-          <w:rFonts w:ascii="Noto Naskh Arabic" w:cs="Noto Naskh Arabic" w:eastAsia="Noto Naskh Arabic" w:hAnsi="Noto Naskh Arabic"/>
+          <w:rFonts w:ascii="Noto Serif" w:cs="Noto Naskh Arabic" w:eastAsia="Noto Naskh Arabic" w:hAnsi="Noto Serif"/>
           <w:b w:val="1"/>
           <w:bCs w:val="1"/>
           <w:i w:val="0"/>
@@ -1963,7 +1947,7 @@
       </w:r>
       <w:r>
         <w:rPr>
-          <w:rFonts w:ascii="Noto Naskh Arabic" w:cs="Noto Naskh Arabic" w:eastAsia="Noto Naskh Arabic" w:hAnsi="Noto Naskh Arabic"/>
+          <w:rFonts w:ascii="Noto Serif" w:cs="Noto Naskh Arabic" w:eastAsia="Noto Naskh Arabic" w:hAnsi="Noto Serif"/>
           <w:b w:val="1"/>
           <w:bCs w:val="1"/>
           <w:i w:val="0"/>
@@ -1988,70 +1972,11 @@
     </w:p>
     <w:p>
       <w:pPr>
-        <w:keepNext w:val="0"/>
-        <w:keepLines w:val="0"/>
-        <w:pageBreakBefore w:val="0"/>
-        <w:widowControl w:val="1"/>
-        <w:pBdr>
-          <w:top w:space="0" w:sz="0" w:val="nil"/>
-          <w:left w:space="0" w:sz="0" w:val="nil"/>
-          <w:bottom w:space="0" w:sz="0" w:val="nil"/>
-          <w:right w:space="0" w:sz="0" w:val="nil"/>
-          <w:between w:space="0" w:sz="0" w:val="nil"/>
-        </w:pBdr>
-        <w:shd w:fill="auto" w:val="clear"/>
-        <w:bidi w:val="1"/>
-        <w:spacing w:after="0" w:before="0" w:line="192" w:lineRule="auto"/>
-        <w:ind w:left="0" w:right="0" w:firstLine="0"/>
-        <w:jc w:val="left"/>
-        <w:rPr>
-          <w:rFonts w:ascii="Noto Naskh Arabic" w:cs="Noto Naskh Arabic" w:eastAsia="Noto Naskh Arabic" w:hAnsi="Noto Naskh Arabic"/>
-          <w:b w:val="0"/>
-          <w:bCs w:val="0"/>
-          <w:i w:val="0"/>
-          <w:iCs w:val="0"/>
-          <w:smallCaps w:val="0"/>
-          <w:strike w:val="0"/>
-          <w:color w:val="000000"/>
-          <w:sz w:val="32"/>
-          <w:szCs w:val="32"/>
-          <w:u w:val="none"/>
-          <w:shd w:fill="auto" w:val="clear"/>
-          <w:vertAlign w:val="baseline"/>
-        </w:rPr>
-      </w:pPr>
-      <w:r>
-        <w:rPr>
-          <w:rFonts w:ascii="Noto Naskh Arabic" w:cs="Noto Naskh Arabic" w:eastAsia="Noto Naskh Arabic" w:hAnsi="Noto Naskh Arabic"/>
-          <w:b w:val="1"/>
-          <w:bCs w:val="1"/>
-          <w:i w:val="0"/>
-          <w:iCs w:val="0"/>
-          <w:smallCaps w:val="0"/>
-          <w:strike w:val="0"/>
-          <w:color w:val="000000"/>
-          <w:sz w:val="32"/>
-          <w:szCs w:val="32"/>
-          <w:u w:val="none"/>
-          <w:shd w:fill="auto" w:val="clear"/>
-          <w:vertAlign w:val="baseline"/>
-          <w:rtl w:val="0"/>
-        </w:rPr>
-        <w:t xml:space="preserve">                                                                                                               </w:t>
-      </w:r>
-      <w:r>
-        <w:rPr>
-          <w:rtl w:val="0"/>
-        </w:rPr>
-      </w:r>
-    </w:p>
-    <w:p>
-      <w:pPr>
         <w:bidi w:val="1"/>
         <w:ind w:left="-172" w:right="0" w:hanging="313.99999999999994"/>
         <w:jc w:val="both"/>
         <w:rPr>
-          <w:rFonts w:ascii="Noto Naskh Arabic" w:cs="Noto Naskh Arabic" w:eastAsia="Noto Naskh Arabic" w:hAnsi="Noto Naskh Arabic"/>
+          <w:rFonts w:ascii="Noto Serif" w:cs="Noto Naskh Arabic" w:eastAsia="Noto Naskh Arabic" w:hAnsi="Noto Serif"/>
           <w:b w:val="0"/>
           <w:bCs w:val="0"/>
           <w:color w:val="0d0d0d"/>
@@ -2062,7 +1987,7 @@
       </w:pPr>
       <w:r>
         <w:rPr>
-          <w:rFonts w:ascii="Noto Naskh Arabic" w:cs="Noto Naskh Arabic" w:eastAsia="Noto Naskh Arabic" w:hAnsi="Noto Naskh Arabic"/>
+          <w:rFonts w:ascii="Noto Serif" w:cs="Noto Naskh Arabic" w:eastAsia="Noto Naskh Arabic" w:hAnsi="Noto Serif"/>
           <w:b w:val="1"/>
           <w:bCs w:val="1"/>
           <w:color w:val="0d0d0d"/>
@@ -2075,7 +2000,7 @@
       </w:r>
       <w:r>
         <w:rPr>
-          <w:rFonts w:ascii="Noto Naskh Arabic" w:cs="Noto Naskh Arabic" w:eastAsia="Noto Naskh Arabic" w:hAnsi="Noto Naskh Arabic"/>
+          <w:rFonts w:ascii="Noto Serif" w:cs="Noto Naskh Arabic" w:eastAsia="Noto Naskh Arabic" w:hAnsi="Noto Serif"/>
           <w:b w:val="1"/>
           <w:bCs w:val="1"/>
           <w:color w:val="0d0d0d"/>
@@ -2088,7 +2013,7 @@
       </w:r>
       <w:r>
         <w:rPr>
-          <w:rFonts w:ascii="Noto Naskh Arabic" w:cs="Noto Naskh Arabic" w:eastAsia="Noto Naskh Arabic" w:hAnsi="Noto Naskh Arabic"/>
+          <w:rFonts w:ascii="Noto Serif" w:cs="Noto Naskh Arabic" w:eastAsia="Noto Naskh Arabic" w:hAnsi="Noto Serif"/>
           <w:b w:val="1"/>
           <w:bCs w:val="1"/>
           <w:color w:val="0d0d0d"/>
@@ -2101,7 +2026,7 @@
       </w:r>
       <w:r>
         <w:rPr>
-          <w:rFonts w:ascii="Noto Naskh Arabic" w:cs="Noto Naskh Arabic" w:eastAsia="Noto Naskh Arabic" w:hAnsi="Noto Naskh Arabic"/>
+          <w:rFonts w:ascii="Noto Serif" w:cs="Noto Naskh Arabic" w:eastAsia="Noto Naskh Arabic" w:hAnsi="Noto Serif"/>
           <w:b w:val="1"/>
           <w:bCs w:val="1"/>
           <w:color w:val="0d0d0d"/>
@@ -2134,7 +2059,7 @@
       </w:pPr>
       <w:r>
         <w:rPr>
-          <w:rFonts w:ascii="Noto Naskh Arabic" w:cs="Noto Naskh Arabic" w:eastAsia="Noto Naskh Arabic" w:hAnsi="Noto Naskh Arabic"/>
+          <w:rFonts w:ascii="Noto Serif" w:cs="Noto Naskh Arabic" w:eastAsia="Noto Naskh Arabic" w:hAnsi="Noto Serif"/>
           <w:sz w:val="22"/>
           <w:szCs w:val="22"/>
           <w:vertAlign w:val="baseline"/>
@@ -2144,17 +2069,17 @@
       </w:r>
       <w:r>
         <w:rPr>
-          <w:rFonts w:ascii="Noto Naskh Arabic" w:cs="Noto Naskh Arabic" w:eastAsia="Noto Naskh Arabic" w:hAnsi="Noto Naskh Arabic"/>
-          <w:sz w:val="22"/>
-          <w:szCs w:val="22"/>
-          <w:vertAlign w:val="baseline"/>
-          <w:rtl w:val="1"/>
-        </w:rPr>
-        <w:t xml:space="preserve"> </w:t>
-      </w:r>
-      <w:r>
-        <w:rPr>
-          <w:rFonts w:ascii="Noto Naskh Arabic" w:cs="Noto Naskh Arabic" w:eastAsia="Noto Naskh Arabic" w:hAnsi="Noto Naskh Arabic"/>
+          <w:rFonts w:ascii="Noto Serif" w:cs="Noto Naskh Arabic" w:eastAsia="Noto Naskh Arabic" w:hAnsi="Noto Serif"/>
+          <w:sz w:val="22"/>
+          <w:szCs w:val="22"/>
+          <w:vertAlign w:val="baseline"/>
+          <w:rtl w:val="1"/>
+        </w:rPr>
+        <w:t xml:space="preserve"> </w:t>
+      </w:r>
+      <w:r>
+        <w:rPr>
+          <w:rFonts w:ascii="Noto Serif" w:cs="Noto Naskh Arabic" w:eastAsia="Noto Naskh Arabic" w:hAnsi="Noto Serif"/>
           <w:sz w:val="22"/>
           <w:szCs w:val="22"/>
           <w:vertAlign w:val="baseline"/>
@@ -2164,17 +2089,17 @@
       </w:r>
       <w:r>
         <w:rPr>
-          <w:rFonts w:ascii="Noto Naskh Arabic" w:cs="Noto Naskh Arabic" w:eastAsia="Noto Naskh Arabic" w:hAnsi="Noto Naskh Arabic"/>
-          <w:sz w:val="22"/>
-          <w:szCs w:val="22"/>
-          <w:vertAlign w:val="baseline"/>
-          <w:rtl w:val="1"/>
-        </w:rPr>
-        <w:t xml:space="preserve"> </w:t>
-      </w:r>
-      <w:r>
-        <w:rPr>
-          <w:rFonts w:ascii="Noto Naskh Arabic" w:cs="Noto Naskh Arabic" w:eastAsia="Noto Naskh Arabic" w:hAnsi="Noto Naskh Arabic"/>
+          <w:rFonts w:ascii="Noto Serif" w:cs="Noto Naskh Arabic" w:eastAsia="Noto Naskh Arabic" w:hAnsi="Noto Serif"/>
+          <w:sz w:val="22"/>
+          <w:szCs w:val="22"/>
+          <w:vertAlign w:val="baseline"/>
+          <w:rtl w:val="1"/>
+        </w:rPr>
+        <w:t xml:space="preserve"> </w:t>
+      </w:r>
+      <w:r>
+        <w:rPr>
+          <w:rFonts w:ascii="Noto Serif" w:cs="Noto Naskh Arabic" w:eastAsia="Noto Naskh Arabic" w:hAnsi="Noto Serif"/>
           <w:sz w:val="22"/>
           <w:szCs w:val="22"/>
           <w:vertAlign w:val="baseline"/>
@@ -2184,17 +2109,17 @@
       </w:r>
       <w:r>
         <w:rPr>
-          <w:rFonts w:ascii="Noto Naskh Arabic" w:cs="Noto Naskh Arabic" w:eastAsia="Noto Naskh Arabic" w:hAnsi="Noto Naskh Arabic"/>
-          <w:sz w:val="22"/>
-          <w:szCs w:val="22"/>
-          <w:vertAlign w:val="baseline"/>
-          <w:rtl w:val="1"/>
-        </w:rPr>
-        <w:t xml:space="preserve"> </w:t>
-      </w:r>
-      <w:r>
-        <w:rPr>
-          <w:rFonts w:ascii="Noto Naskh Arabic" w:cs="Noto Naskh Arabic" w:eastAsia="Noto Naskh Arabic" w:hAnsi="Noto Naskh Arabic"/>
+          <w:rFonts w:ascii="Noto Serif" w:cs="Noto Naskh Arabic" w:eastAsia="Noto Naskh Arabic" w:hAnsi="Noto Serif"/>
+          <w:sz w:val="22"/>
+          <w:szCs w:val="22"/>
+          <w:vertAlign w:val="baseline"/>
+          <w:rtl w:val="1"/>
+        </w:rPr>
+        <w:t xml:space="preserve"> </w:t>
+      </w:r>
+      <w:r>
+        <w:rPr>
+          <w:rFonts w:ascii="Noto Serif" w:cs="Noto Naskh Arabic" w:eastAsia="Noto Naskh Arabic" w:hAnsi="Noto Serif"/>
           <w:sz w:val="22"/>
           <w:szCs w:val="22"/>
           <w:vertAlign w:val="baseline"/>
@@ -2204,7 +2129,7 @@
       </w:r>
       <w:r>
         <w:rPr>
-          <w:rFonts w:ascii="Noto Naskh Arabic" w:cs="Noto Naskh Arabic" w:eastAsia="Noto Naskh Arabic" w:hAnsi="Noto Naskh Arabic"/>
+          <w:rFonts w:ascii="Noto Serif" w:cs="Noto Naskh Arabic" w:eastAsia="Noto Naskh Arabic" w:hAnsi="Noto Serif"/>
           <w:sz w:val="22"/>
           <w:szCs w:val="22"/>
           <w:vertAlign w:val="baseline"/>
@@ -2214,7 +2139,7 @@
       </w:r>
       <w:r>
         <w:rPr>
-          <w:rFonts w:ascii="Noto Naskh Arabic" w:cs="Noto Naskh Arabic" w:eastAsia="Noto Naskh Arabic" w:hAnsi="Noto Naskh Arabic"/>
+          <w:rFonts w:ascii="Noto Serif" w:cs="Noto Naskh Arabic" w:eastAsia="Noto Naskh Arabic" w:hAnsi="Noto Serif"/>
           <w:sz w:val="22"/>
           <w:szCs w:val="22"/>
           <w:vertAlign w:val="baseline"/>
@@ -2224,17 +2149,17 @@
       </w:r>
       <w:r>
         <w:rPr>
-          <w:rFonts w:ascii="Noto Naskh Arabic" w:cs="Noto Naskh Arabic" w:eastAsia="Noto Naskh Arabic" w:hAnsi="Noto Naskh Arabic"/>
-          <w:sz w:val="22"/>
-          <w:szCs w:val="22"/>
-          <w:vertAlign w:val="baseline"/>
-          <w:rtl w:val="1"/>
-        </w:rPr>
-        <w:t xml:space="preserve"> </w:t>
-      </w:r>
-      <w:r>
-        <w:rPr>
-          <w:rFonts w:ascii="Noto Naskh Arabic" w:cs="Noto Naskh Arabic" w:eastAsia="Noto Naskh Arabic" w:hAnsi="Noto Naskh Arabic"/>
+          <w:rFonts w:ascii="Noto Serif" w:cs="Noto Naskh Arabic" w:eastAsia="Noto Naskh Arabic" w:hAnsi="Noto Serif"/>
+          <w:sz w:val="22"/>
+          <w:szCs w:val="22"/>
+          <w:vertAlign w:val="baseline"/>
+          <w:rtl w:val="1"/>
+        </w:rPr>
+        <w:t xml:space="preserve"> </w:t>
+      </w:r>
+      <w:r>
+        <w:rPr>
+          <w:rFonts w:ascii="Noto Serif" w:cs="Noto Naskh Arabic" w:eastAsia="Noto Naskh Arabic" w:hAnsi="Noto Serif"/>
           <w:sz w:val="22"/>
           <w:szCs w:val="22"/>
           <w:vertAlign w:val="baseline"/>
@@ -2244,17 +2169,17 @@
       </w:r>
       <w:r>
         <w:rPr>
-          <w:rFonts w:ascii="Noto Naskh Arabic" w:cs="Noto Naskh Arabic" w:eastAsia="Noto Naskh Arabic" w:hAnsi="Noto Naskh Arabic"/>
-          <w:sz w:val="22"/>
-          <w:szCs w:val="22"/>
-          <w:vertAlign w:val="baseline"/>
-          <w:rtl w:val="1"/>
-        </w:rPr>
-        <w:t xml:space="preserve"> </w:t>
-      </w:r>
-      <w:r>
-        <w:rPr>
-          <w:rFonts w:ascii="Noto Naskh Arabic" w:cs="Noto Naskh Arabic" w:eastAsia="Noto Naskh Arabic" w:hAnsi="Noto Naskh Arabic"/>
+          <w:rFonts w:ascii="Noto Serif" w:cs="Noto Naskh Arabic" w:eastAsia="Noto Naskh Arabic" w:hAnsi="Noto Serif"/>
+          <w:sz w:val="22"/>
+          <w:szCs w:val="22"/>
+          <w:vertAlign w:val="baseline"/>
+          <w:rtl w:val="1"/>
+        </w:rPr>
+        <w:t xml:space="preserve"> </w:t>
+      </w:r>
+      <w:r>
+        <w:rPr>
+          <w:rFonts w:ascii="Noto Serif" w:cs="Noto Naskh Arabic" w:eastAsia="Noto Naskh Arabic" w:hAnsi="Noto Serif"/>
           <w:sz w:val="22"/>
           <w:szCs w:val="22"/>
           <w:vertAlign w:val="baseline"/>
@@ -2264,17 +2189,17 @@
       </w:r>
       <w:r>
         <w:rPr>
-          <w:rFonts w:ascii="Noto Naskh Arabic" w:cs="Noto Naskh Arabic" w:eastAsia="Noto Naskh Arabic" w:hAnsi="Noto Naskh Arabic"/>
-          <w:sz w:val="22"/>
-          <w:szCs w:val="22"/>
-          <w:vertAlign w:val="baseline"/>
-          <w:rtl w:val="1"/>
-        </w:rPr>
-        <w:t xml:space="preserve"> </w:t>
-      </w:r>
-      <w:r>
-        <w:rPr>
-          <w:rFonts w:ascii="Noto Naskh Arabic" w:cs="Noto Naskh Arabic" w:eastAsia="Noto Naskh Arabic" w:hAnsi="Noto Naskh Arabic"/>
+          <w:rFonts w:ascii="Noto Serif" w:cs="Noto Naskh Arabic" w:eastAsia="Noto Naskh Arabic" w:hAnsi="Noto Serif"/>
+          <w:sz w:val="22"/>
+          <w:szCs w:val="22"/>
+          <w:vertAlign w:val="baseline"/>
+          <w:rtl w:val="1"/>
+        </w:rPr>
+        <w:t xml:space="preserve"> </w:t>
+      </w:r>
+      <w:r>
+        <w:rPr>
+          <w:rFonts w:ascii="Noto Serif" w:cs="Noto Naskh Arabic" w:eastAsia="Noto Naskh Arabic" w:hAnsi="Noto Serif"/>
           <w:sz w:val="22"/>
           <w:szCs w:val="22"/>
           <w:vertAlign w:val="baseline"/>
@@ -2284,7 +2209,7 @@
       </w:r>
       <w:r>
         <w:rPr>
-          <w:rFonts w:ascii="Noto Naskh Arabic" w:cs="Noto Naskh Arabic" w:eastAsia="Noto Naskh Arabic" w:hAnsi="Noto Naskh Arabic"/>
+          <w:rFonts w:ascii="Noto Serif" w:cs="Noto Naskh Arabic" w:eastAsia="Noto Naskh Arabic" w:hAnsi="Noto Serif"/>
           <w:sz w:val="22"/>
           <w:szCs w:val="22"/>
           <w:vertAlign w:val="baseline"/>
@@ -2294,7 +2219,7 @@
       </w:r>
       <w:r>
         <w:rPr>
-          <w:rFonts w:ascii="Noto Naskh Arabic" w:cs="Noto Naskh Arabic" w:eastAsia="Noto Naskh Arabic" w:hAnsi="Noto Naskh Arabic"/>
+          <w:rFonts w:ascii="Noto Serif" w:cs="Noto Naskh Arabic" w:eastAsia="Noto Naskh Arabic" w:hAnsi="Noto Serif"/>
           <w:sz w:val="22"/>
           <w:szCs w:val="22"/>
           <w:vertAlign w:val="baseline"/>
@@ -2304,17 +2229,17 @@
       </w:r>
       <w:r>
         <w:rPr>
-          <w:rFonts w:ascii="Noto Naskh Arabic" w:cs="Noto Naskh Arabic" w:eastAsia="Noto Naskh Arabic" w:hAnsi="Noto Naskh Arabic"/>
-          <w:sz w:val="22"/>
-          <w:szCs w:val="22"/>
-          <w:vertAlign w:val="baseline"/>
-          <w:rtl w:val="1"/>
-        </w:rPr>
-        <w:t xml:space="preserve"> </w:t>
-      </w:r>
-      <w:r>
-        <w:rPr>
-          <w:rFonts w:ascii="Noto Naskh Arabic" w:cs="Noto Naskh Arabic" w:eastAsia="Noto Naskh Arabic" w:hAnsi="Noto Naskh Arabic"/>
+          <w:rFonts w:ascii="Noto Serif" w:cs="Noto Naskh Arabic" w:eastAsia="Noto Naskh Arabic" w:hAnsi="Noto Serif"/>
+          <w:sz w:val="22"/>
+          <w:szCs w:val="22"/>
+          <w:vertAlign w:val="baseline"/>
+          <w:rtl w:val="1"/>
+        </w:rPr>
+        <w:t xml:space="preserve"> </w:t>
+      </w:r>
+      <w:r>
+        <w:rPr>
+          <w:rFonts w:ascii="Noto Serif" w:cs="Noto Naskh Arabic" w:eastAsia="Noto Naskh Arabic" w:hAnsi="Noto Serif"/>
           <w:sz w:val="22"/>
           <w:szCs w:val="22"/>
           <w:vertAlign w:val="baseline"/>
@@ -2324,7 +2249,7 @@
       </w:r>
       <w:r>
         <w:rPr>
-          <w:rFonts w:ascii="Noto Naskh Arabic" w:cs="Noto Naskh Arabic" w:eastAsia="Noto Naskh Arabic" w:hAnsi="Noto Naskh Arabic"/>
+          <w:rFonts w:ascii="Noto Serif" w:cs="Noto Naskh Arabic" w:eastAsia="Noto Naskh Arabic" w:hAnsi="Noto Serif"/>
           <w:sz w:val="22"/>
           <w:szCs w:val="22"/>
           <w:vertAlign w:val="baseline"/>
@@ -2354,7 +2279,7 @@
       </w:pPr>
       <w:r>
         <w:rPr>
-          <w:rFonts w:ascii="Noto Naskh Arabic" w:cs="Noto Naskh Arabic" w:eastAsia="Noto Naskh Arabic" w:hAnsi="Noto Naskh Arabic"/>
+          <w:rFonts w:ascii="Noto Serif" w:cs="Noto Naskh Arabic" w:eastAsia="Noto Naskh Arabic" w:hAnsi="Noto Serif"/>
           <w:sz w:val="22"/>
           <w:szCs w:val="22"/>
           <w:vertAlign w:val="baseline"/>
@@ -2364,17 +2289,17 @@
       </w:r>
       <w:r>
         <w:rPr>
-          <w:rFonts w:ascii="Noto Naskh Arabic" w:cs="Noto Naskh Arabic" w:eastAsia="Noto Naskh Arabic" w:hAnsi="Noto Naskh Arabic"/>
-          <w:sz w:val="22"/>
-          <w:szCs w:val="22"/>
-          <w:vertAlign w:val="baseline"/>
-          <w:rtl w:val="1"/>
-        </w:rPr>
-        <w:t xml:space="preserve"> </w:t>
-      </w:r>
-      <w:r>
-        <w:rPr>
-          <w:rFonts w:ascii="Noto Naskh Arabic" w:cs="Noto Naskh Arabic" w:eastAsia="Noto Naskh Arabic" w:hAnsi="Noto Naskh Arabic"/>
+          <w:rFonts w:ascii="Noto Serif" w:cs="Noto Naskh Arabic" w:eastAsia="Noto Naskh Arabic" w:hAnsi="Noto Serif"/>
+          <w:sz w:val="22"/>
+          <w:szCs w:val="22"/>
+          <w:vertAlign w:val="baseline"/>
+          <w:rtl w:val="1"/>
+        </w:rPr>
+        <w:t xml:space="preserve"> </w:t>
+      </w:r>
+      <w:r>
+        <w:rPr>
+          <w:rFonts w:ascii="Noto Serif" w:cs="Noto Naskh Arabic" w:eastAsia="Noto Naskh Arabic" w:hAnsi="Noto Serif"/>
           <w:sz w:val="22"/>
           <w:szCs w:val="22"/>
           <w:vertAlign w:val="baseline"/>
@@ -2384,17 +2309,17 @@
       </w:r>
       <w:r>
         <w:rPr>
-          <w:rFonts w:ascii="Noto Naskh Arabic" w:cs="Noto Naskh Arabic" w:eastAsia="Noto Naskh Arabic" w:hAnsi="Noto Naskh Arabic"/>
-          <w:sz w:val="22"/>
-          <w:szCs w:val="22"/>
-          <w:vertAlign w:val="baseline"/>
-          <w:rtl w:val="1"/>
-        </w:rPr>
-        <w:t xml:space="preserve"> </w:t>
-      </w:r>
-      <w:r>
-        <w:rPr>
-          <w:rFonts w:ascii="Noto Naskh Arabic" w:cs="Noto Naskh Arabic" w:eastAsia="Noto Naskh Arabic" w:hAnsi="Noto Naskh Arabic"/>
+          <w:rFonts w:ascii="Noto Serif" w:cs="Noto Naskh Arabic" w:eastAsia="Noto Naskh Arabic" w:hAnsi="Noto Serif"/>
+          <w:sz w:val="22"/>
+          <w:szCs w:val="22"/>
+          <w:vertAlign w:val="baseline"/>
+          <w:rtl w:val="1"/>
+        </w:rPr>
+        <w:t xml:space="preserve"> </w:t>
+      </w:r>
+      <w:r>
+        <w:rPr>
+          <w:rFonts w:ascii="Noto Serif" w:cs="Noto Naskh Arabic" w:eastAsia="Noto Naskh Arabic" w:hAnsi="Noto Serif"/>
           <w:sz w:val="22"/>
           <w:szCs w:val="22"/>
           <w:vertAlign w:val="baseline"/>
@@ -2404,17 +2329,17 @@
       </w:r>
       <w:r>
         <w:rPr>
-          <w:rFonts w:ascii="Noto Naskh Arabic" w:cs="Noto Naskh Arabic" w:eastAsia="Noto Naskh Arabic" w:hAnsi="Noto Naskh Arabic"/>
-          <w:sz w:val="22"/>
-          <w:szCs w:val="22"/>
-          <w:vertAlign w:val="baseline"/>
-          <w:rtl w:val="1"/>
-        </w:rPr>
-        <w:t xml:space="preserve"> </w:t>
-      </w:r>
-      <w:r>
-        <w:rPr>
-          <w:rFonts w:ascii="Noto Naskh Arabic" w:cs="Noto Naskh Arabic" w:eastAsia="Noto Naskh Arabic" w:hAnsi="Noto Naskh Arabic"/>
+          <w:rFonts w:ascii="Noto Serif" w:cs="Noto Naskh Arabic" w:eastAsia="Noto Naskh Arabic" w:hAnsi="Noto Serif"/>
+          <w:sz w:val="22"/>
+          <w:szCs w:val="22"/>
+          <w:vertAlign w:val="baseline"/>
+          <w:rtl w:val="1"/>
+        </w:rPr>
+        <w:t xml:space="preserve"> </w:t>
+      </w:r>
+      <w:r>
+        <w:rPr>
+          <w:rFonts w:ascii="Noto Serif" w:cs="Noto Naskh Arabic" w:eastAsia="Noto Naskh Arabic" w:hAnsi="Noto Serif"/>
           <w:sz w:val="22"/>
           <w:szCs w:val="22"/>
           <w:vertAlign w:val="baseline"/>
@@ -2424,7 +2349,7 @@
       </w:r>
       <w:r>
         <w:rPr>
-          <w:rFonts w:ascii="Noto Naskh Arabic" w:cs="Noto Naskh Arabic" w:eastAsia="Noto Naskh Arabic" w:hAnsi="Noto Naskh Arabic"/>
+          <w:rFonts w:ascii="Noto Serif" w:cs="Noto Naskh Arabic" w:eastAsia="Noto Naskh Arabic" w:hAnsi="Noto Serif"/>
           <w:sz w:val="22"/>
           <w:szCs w:val="22"/>
           <w:vertAlign w:val="baseline"/>
@@ -2434,7 +2359,7 @@
       </w:r>
       <w:r>
         <w:rPr>
-          <w:rFonts w:ascii="Noto Naskh Arabic" w:cs="Noto Naskh Arabic" w:eastAsia="Noto Naskh Arabic" w:hAnsi="Noto Naskh Arabic"/>
+          <w:rFonts w:ascii="Noto Serif" w:cs="Noto Naskh Arabic" w:eastAsia="Noto Naskh Arabic" w:hAnsi="Noto Serif"/>
           <w:sz w:val="22"/>
           <w:szCs w:val="22"/>
           <w:vertAlign w:val="baseline"/>
@@ -2444,17 +2369,17 @@
       </w:r>
       <w:r>
         <w:rPr>
-          <w:rFonts w:ascii="Noto Naskh Arabic" w:cs="Noto Naskh Arabic" w:eastAsia="Noto Naskh Arabic" w:hAnsi="Noto Naskh Arabic"/>
-          <w:sz w:val="22"/>
-          <w:szCs w:val="22"/>
-          <w:vertAlign w:val="baseline"/>
-          <w:rtl w:val="1"/>
-        </w:rPr>
-        <w:t xml:space="preserve"> </w:t>
-      </w:r>
-      <w:r>
-        <w:rPr>
-          <w:rFonts w:ascii="Noto Naskh Arabic" w:cs="Noto Naskh Arabic" w:eastAsia="Noto Naskh Arabic" w:hAnsi="Noto Naskh Arabic"/>
+          <w:rFonts w:ascii="Noto Serif" w:cs="Noto Naskh Arabic" w:eastAsia="Noto Naskh Arabic" w:hAnsi="Noto Serif"/>
+          <w:sz w:val="22"/>
+          <w:szCs w:val="22"/>
+          <w:vertAlign w:val="baseline"/>
+          <w:rtl w:val="1"/>
+        </w:rPr>
+        <w:t xml:space="preserve"> </w:t>
+      </w:r>
+      <w:r>
+        <w:rPr>
+          <w:rFonts w:ascii="Noto Serif" w:cs="Noto Naskh Arabic" w:eastAsia="Noto Naskh Arabic" w:hAnsi="Noto Serif"/>
           <w:sz w:val="22"/>
           <w:szCs w:val="22"/>
           <w:vertAlign w:val="baseline"/>
@@ -2464,7 +2389,7 @@
       </w:r>
       <w:r>
         <w:rPr>
-          <w:rFonts w:ascii="Noto Naskh Arabic" w:cs="Noto Naskh Arabic" w:eastAsia="Noto Naskh Arabic" w:hAnsi="Noto Naskh Arabic"/>
+          <w:rFonts w:ascii="Noto Serif" w:cs="Noto Naskh Arabic" w:eastAsia="Noto Naskh Arabic" w:hAnsi="Noto Serif"/>
           <w:sz w:val="22"/>
           <w:szCs w:val="22"/>
           <w:vertAlign w:val="baseline"/>
@@ -2494,7 +2419,7 @@
       </w:pPr>
       <w:r>
         <w:rPr>
-          <w:rFonts w:ascii="Noto Naskh Arabic" w:cs="Noto Naskh Arabic" w:eastAsia="Noto Naskh Arabic" w:hAnsi="Noto Naskh Arabic"/>
+          <w:rFonts w:ascii="Noto Serif" w:cs="Noto Naskh Arabic" w:eastAsia="Noto Naskh Arabic" w:hAnsi="Noto Serif"/>
           <w:sz w:val="22"/>
           <w:szCs w:val="22"/>
           <w:vertAlign w:val="baseline"/>
@@ -2504,7 +2429,7 @@
       </w:r>
       <w:r>
         <w:rPr>
-          <w:rFonts w:ascii="Noto Naskh Arabic" w:cs="Noto Naskh Arabic" w:eastAsia="Noto Naskh Arabic" w:hAnsi="Noto Naskh Arabic"/>
+          <w:rFonts w:ascii="Noto Serif" w:cs="Noto Naskh Arabic" w:eastAsia="Noto Naskh Arabic" w:hAnsi="Noto Serif"/>
           <w:sz w:val="22"/>
           <w:szCs w:val="22"/>
           <w:vertAlign w:val="baseline"/>
@@ -2514,7 +2439,7 @@
       </w:r>
       <w:r>
         <w:rPr>
-          <w:rFonts w:ascii="Noto Naskh Arabic" w:cs="Noto Naskh Arabic" w:eastAsia="Noto Naskh Arabic" w:hAnsi="Noto Naskh Arabic"/>
+          <w:rFonts w:ascii="Noto Serif" w:cs="Noto Naskh Arabic" w:eastAsia="Noto Naskh Arabic" w:hAnsi="Noto Serif"/>
           <w:sz w:val="22"/>
           <w:szCs w:val="22"/>
           <w:vertAlign w:val="baseline"/>
@@ -2524,17 +2449,17 @@
       </w:r>
       <w:r>
         <w:rPr>
-          <w:rFonts w:ascii="Noto Naskh Arabic" w:cs="Noto Naskh Arabic" w:eastAsia="Noto Naskh Arabic" w:hAnsi="Noto Naskh Arabic"/>
-          <w:sz w:val="22"/>
-          <w:szCs w:val="22"/>
-          <w:vertAlign w:val="baseline"/>
-          <w:rtl w:val="1"/>
-        </w:rPr>
-        <w:t xml:space="preserve"> </w:t>
-      </w:r>
-      <w:r>
-        <w:rPr>
-          <w:rFonts w:ascii="Noto Naskh Arabic" w:cs="Noto Naskh Arabic" w:eastAsia="Noto Naskh Arabic" w:hAnsi="Noto Naskh Arabic"/>
+          <w:rFonts w:ascii="Noto Serif" w:cs="Noto Naskh Arabic" w:eastAsia="Noto Naskh Arabic" w:hAnsi="Noto Serif"/>
+          <w:sz w:val="22"/>
+          <w:szCs w:val="22"/>
+          <w:vertAlign w:val="baseline"/>
+          <w:rtl w:val="1"/>
+        </w:rPr>
+        <w:t xml:space="preserve"> </w:t>
+      </w:r>
+      <w:r>
+        <w:rPr>
+          <w:rFonts w:ascii="Noto Serif" w:cs="Noto Naskh Arabic" w:eastAsia="Noto Naskh Arabic" w:hAnsi="Noto Serif"/>
           <w:sz w:val="22"/>
           <w:szCs w:val="22"/>
           <w:vertAlign w:val="baseline"/>
@@ -2544,17 +2469,17 @@
       </w:r>
       <w:r>
         <w:rPr>
-          <w:rFonts w:ascii="Noto Naskh Arabic" w:cs="Noto Naskh Arabic" w:eastAsia="Noto Naskh Arabic" w:hAnsi="Noto Naskh Arabic"/>
-          <w:sz w:val="22"/>
-          <w:szCs w:val="22"/>
-          <w:vertAlign w:val="baseline"/>
-          <w:rtl w:val="1"/>
-        </w:rPr>
-        <w:t xml:space="preserve"> </w:t>
-      </w:r>
-      <w:r>
-        <w:rPr>
-          <w:rFonts w:ascii="Noto Naskh Arabic" w:cs="Noto Naskh Arabic" w:eastAsia="Noto Naskh Arabic" w:hAnsi="Noto Naskh Arabic"/>
+          <w:rFonts w:ascii="Noto Serif" w:cs="Noto Naskh Arabic" w:eastAsia="Noto Naskh Arabic" w:hAnsi="Noto Serif"/>
+          <w:sz w:val="22"/>
+          <w:szCs w:val="22"/>
+          <w:vertAlign w:val="baseline"/>
+          <w:rtl w:val="1"/>
+        </w:rPr>
+        <w:t xml:space="preserve"> </w:t>
+      </w:r>
+      <w:r>
+        <w:rPr>
+          <w:rFonts w:ascii="Noto Serif" w:cs="Noto Naskh Arabic" w:eastAsia="Noto Naskh Arabic" w:hAnsi="Noto Serif"/>
           <w:sz w:val="22"/>
           <w:szCs w:val="22"/>
           <w:vertAlign w:val="baseline"/>
@@ -2564,17 +2489,17 @@
       </w:r>
       <w:r>
         <w:rPr>
-          <w:rFonts w:ascii="Noto Naskh Arabic" w:cs="Noto Naskh Arabic" w:eastAsia="Noto Naskh Arabic" w:hAnsi="Noto Naskh Arabic"/>
-          <w:sz w:val="22"/>
-          <w:szCs w:val="22"/>
-          <w:vertAlign w:val="baseline"/>
-          <w:rtl w:val="1"/>
-        </w:rPr>
-        <w:t xml:space="preserve"> </w:t>
-      </w:r>
-      <w:r>
-        <w:rPr>
-          <w:rFonts w:ascii="Noto Naskh Arabic" w:cs="Noto Naskh Arabic" w:eastAsia="Noto Naskh Arabic" w:hAnsi="Noto Naskh Arabic"/>
+          <w:rFonts w:ascii="Noto Serif" w:cs="Noto Naskh Arabic" w:eastAsia="Noto Naskh Arabic" w:hAnsi="Noto Serif"/>
+          <w:sz w:val="22"/>
+          <w:szCs w:val="22"/>
+          <w:vertAlign w:val="baseline"/>
+          <w:rtl w:val="1"/>
+        </w:rPr>
+        <w:t xml:space="preserve"> </w:t>
+      </w:r>
+      <w:r>
+        <w:rPr>
+          <w:rFonts w:ascii="Noto Serif" w:cs="Noto Naskh Arabic" w:eastAsia="Noto Naskh Arabic" w:hAnsi="Noto Serif"/>
           <w:sz w:val="22"/>
           <w:szCs w:val="22"/>
           <w:vertAlign w:val="baseline"/>
@@ -2584,7 +2509,7 @@
       </w:r>
       <w:r>
         <w:rPr>
-          <w:rFonts w:ascii="Noto Naskh Arabic" w:cs="Noto Naskh Arabic" w:eastAsia="Noto Naskh Arabic" w:hAnsi="Noto Naskh Arabic"/>
+          <w:rFonts w:ascii="Noto Serif" w:cs="Noto Naskh Arabic" w:eastAsia="Noto Naskh Arabic" w:hAnsi="Noto Serif"/>
           <w:sz w:val="22"/>
           <w:szCs w:val="22"/>
           <w:vertAlign w:val="baseline"/>
@@ -2614,7 +2539,7 @@
       </w:pPr>
       <w:r>
         <w:rPr>
-          <w:rFonts w:ascii="Noto Naskh Arabic" w:cs="Noto Naskh Arabic" w:eastAsia="Noto Naskh Arabic" w:hAnsi="Noto Naskh Arabic"/>
+          <w:rFonts w:ascii="Noto Serif" w:cs="Noto Naskh Arabic" w:eastAsia="Noto Naskh Arabic" w:hAnsi="Noto Serif"/>
           <w:sz w:val="22"/>
           <w:szCs w:val="22"/>
           <w:vertAlign w:val="baseline"/>
@@ -2624,17 +2549,17 @@
       </w:r>
       <w:r>
         <w:rPr>
-          <w:rFonts w:ascii="Noto Naskh Arabic" w:cs="Noto Naskh Arabic" w:eastAsia="Noto Naskh Arabic" w:hAnsi="Noto Naskh Arabic"/>
-          <w:sz w:val="22"/>
-          <w:szCs w:val="22"/>
-          <w:vertAlign w:val="baseline"/>
-          <w:rtl w:val="1"/>
-        </w:rPr>
-        <w:t xml:space="preserve"> </w:t>
-      </w:r>
-      <w:r>
-        <w:rPr>
-          <w:rFonts w:ascii="Noto Naskh Arabic" w:cs="Noto Naskh Arabic" w:eastAsia="Noto Naskh Arabic" w:hAnsi="Noto Naskh Arabic"/>
+          <w:rFonts w:ascii="Noto Serif" w:cs="Noto Naskh Arabic" w:eastAsia="Noto Naskh Arabic" w:hAnsi="Noto Serif"/>
+          <w:sz w:val="22"/>
+          <w:szCs w:val="22"/>
+          <w:vertAlign w:val="baseline"/>
+          <w:rtl w:val="1"/>
+        </w:rPr>
+        <w:t xml:space="preserve"> </w:t>
+      </w:r>
+      <w:r>
+        <w:rPr>
+          <w:rFonts w:ascii="Noto Serif" w:cs="Noto Naskh Arabic" w:eastAsia="Noto Naskh Arabic" w:hAnsi="Noto Serif"/>
           <w:sz w:val="22"/>
           <w:szCs w:val="22"/>
           <w:vertAlign w:val="baseline"/>
@@ -2644,17 +2569,17 @@
       </w:r>
       <w:r>
         <w:rPr>
-          <w:rFonts w:ascii="Noto Naskh Arabic" w:cs="Noto Naskh Arabic" w:eastAsia="Noto Naskh Arabic" w:hAnsi="Noto Naskh Arabic"/>
-          <w:sz w:val="22"/>
-          <w:szCs w:val="22"/>
-          <w:vertAlign w:val="baseline"/>
-          <w:rtl w:val="1"/>
-        </w:rPr>
-        <w:t xml:space="preserve"> </w:t>
-      </w:r>
-      <w:r>
-        <w:rPr>
-          <w:rFonts w:ascii="Noto Naskh Arabic" w:cs="Noto Naskh Arabic" w:eastAsia="Noto Naskh Arabic" w:hAnsi="Noto Naskh Arabic"/>
+          <w:rFonts w:ascii="Noto Serif" w:cs="Noto Naskh Arabic" w:eastAsia="Noto Naskh Arabic" w:hAnsi="Noto Serif"/>
+          <w:sz w:val="22"/>
+          <w:szCs w:val="22"/>
+          <w:vertAlign w:val="baseline"/>
+          <w:rtl w:val="1"/>
+        </w:rPr>
+        <w:t xml:space="preserve"> </w:t>
+      </w:r>
+      <w:r>
+        <w:rPr>
+          <w:rFonts w:ascii="Noto Serif" w:cs="Noto Naskh Arabic" w:eastAsia="Noto Naskh Arabic" w:hAnsi="Noto Serif"/>
           <w:sz w:val="22"/>
           <w:szCs w:val="22"/>
           <w:vertAlign w:val="baseline"/>
@@ -2664,7 +2589,7 @@
       </w:r>
       <w:r>
         <w:rPr>
-          <w:rFonts w:ascii="Noto Naskh Arabic" w:cs="Noto Naskh Arabic" w:eastAsia="Noto Naskh Arabic" w:hAnsi="Noto Naskh Arabic"/>
+          <w:rFonts w:ascii="Noto Serif" w:cs="Noto Naskh Arabic" w:eastAsia="Noto Naskh Arabic" w:hAnsi="Noto Serif"/>
           <w:sz w:val="22"/>
           <w:szCs w:val="22"/>
           <w:vertAlign w:val="baseline"/>
@@ -2674,7 +2599,7 @@
       </w:r>
       <w:r>
         <w:rPr>
-          <w:rFonts w:ascii="Noto Naskh Arabic" w:cs="Noto Naskh Arabic" w:eastAsia="Noto Naskh Arabic" w:hAnsi="Noto Naskh Arabic"/>
+          <w:rFonts w:ascii="Noto Serif" w:cs="Noto Naskh Arabic" w:eastAsia="Noto Naskh Arabic" w:hAnsi="Noto Serif"/>
           <w:sz w:val="22"/>
           <w:szCs w:val="22"/>
           <w:vertAlign w:val="baseline"/>
@@ -2684,17 +2609,17 @@
       </w:r>
       <w:r>
         <w:rPr>
-          <w:rFonts w:ascii="Noto Naskh Arabic" w:cs="Noto Naskh Arabic" w:eastAsia="Noto Naskh Arabic" w:hAnsi="Noto Naskh Arabic"/>
-          <w:sz w:val="22"/>
-          <w:szCs w:val="22"/>
-          <w:vertAlign w:val="baseline"/>
-          <w:rtl w:val="1"/>
-        </w:rPr>
-        <w:t xml:space="preserve"> </w:t>
-      </w:r>
-      <w:r>
-        <w:rPr>
-          <w:rFonts w:ascii="Noto Naskh Arabic" w:cs="Noto Naskh Arabic" w:eastAsia="Noto Naskh Arabic" w:hAnsi="Noto Naskh Arabic"/>
+          <w:rFonts w:ascii="Noto Serif" w:cs="Noto Naskh Arabic" w:eastAsia="Noto Naskh Arabic" w:hAnsi="Noto Serif"/>
+          <w:sz w:val="22"/>
+          <w:szCs w:val="22"/>
+          <w:vertAlign w:val="baseline"/>
+          <w:rtl w:val="1"/>
+        </w:rPr>
+        <w:t xml:space="preserve"> </w:t>
+      </w:r>
+      <w:r>
+        <w:rPr>
+          <w:rFonts w:ascii="Noto Serif" w:cs="Noto Naskh Arabic" w:eastAsia="Noto Naskh Arabic" w:hAnsi="Noto Serif"/>
           <w:sz w:val="22"/>
           <w:szCs w:val="22"/>
           <w:vertAlign w:val="baseline"/>
@@ -2704,7 +2629,7 @@
       </w:r>
       <w:r>
         <w:rPr>
-          <w:rFonts w:ascii="Noto Naskh Arabic" w:cs="Noto Naskh Arabic" w:eastAsia="Noto Naskh Arabic" w:hAnsi="Noto Naskh Arabic"/>
+          <w:rFonts w:ascii="Noto Serif" w:cs="Noto Naskh Arabic" w:eastAsia="Noto Naskh Arabic" w:hAnsi="Noto Serif"/>
           <w:sz w:val="22"/>
           <w:szCs w:val="22"/>
           <w:vertAlign w:val="baseline"/>
@@ -2734,7 +2659,7 @@
       </w:pPr>
       <w:r>
         <w:rPr>
-          <w:rFonts w:ascii="Noto Naskh Arabic" w:cs="Noto Naskh Arabic" w:eastAsia="Noto Naskh Arabic" w:hAnsi="Noto Naskh Arabic"/>
+          <w:rFonts w:ascii="Noto Serif" w:cs="Noto Naskh Arabic" w:eastAsia="Noto Naskh Arabic" w:hAnsi="Noto Serif"/>
           <w:sz w:val="22"/>
           <w:szCs w:val="22"/>
           <w:vertAlign w:val="baseline"/>
@@ -2744,17 +2669,17 @@
       </w:r>
       <w:r>
         <w:rPr>
-          <w:rFonts w:ascii="Noto Naskh Arabic" w:cs="Noto Naskh Arabic" w:eastAsia="Noto Naskh Arabic" w:hAnsi="Noto Naskh Arabic"/>
-          <w:sz w:val="22"/>
-          <w:szCs w:val="22"/>
-          <w:vertAlign w:val="baseline"/>
-          <w:rtl w:val="1"/>
-        </w:rPr>
-        <w:t xml:space="preserve"> </w:t>
-      </w:r>
-      <w:r>
-        <w:rPr>
-          <w:rFonts w:ascii="Noto Naskh Arabic" w:cs="Noto Naskh Arabic" w:eastAsia="Noto Naskh Arabic" w:hAnsi="Noto Naskh Arabic"/>
+          <w:rFonts w:ascii="Noto Serif" w:cs="Noto Naskh Arabic" w:eastAsia="Noto Naskh Arabic" w:hAnsi="Noto Serif"/>
+          <w:sz w:val="22"/>
+          <w:szCs w:val="22"/>
+          <w:vertAlign w:val="baseline"/>
+          <w:rtl w:val="1"/>
+        </w:rPr>
+        <w:t xml:space="preserve"> </w:t>
+      </w:r>
+      <w:r>
+        <w:rPr>
+          <w:rFonts w:ascii="Noto Serif" w:cs="Noto Naskh Arabic" w:eastAsia="Noto Naskh Arabic" w:hAnsi="Noto Serif"/>
           <w:sz w:val="22"/>
           <w:szCs w:val="22"/>
           <w:vertAlign w:val="baseline"/>
@@ -2764,7 +2689,7 @@
       </w:r>
       <w:r>
         <w:rPr>
-          <w:rFonts w:ascii="Noto Naskh Arabic" w:cs="Noto Naskh Arabic" w:eastAsia="Noto Naskh Arabic" w:hAnsi="Noto Naskh Arabic"/>
+          <w:rFonts w:ascii="Noto Serif" w:cs="Noto Naskh Arabic" w:eastAsia="Noto Naskh Arabic" w:hAnsi="Noto Serif"/>
           <w:sz w:val="22"/>
           <w:szCs w:val="22"/>
           <w:vertAlign w:val="baseline"/>
@@ -2774,7 +2699,7 @@
       </w:r>
       <w:r>
         <w:rPr>
-          <w:rFonts w:ascii="Noto Naskh Arabic" w:cs="Noto Naskh Arabic" w:eastAsia="Noto Naskh Arabic" w:hAnsi="Noto Naskh Arabic"/>
+          <w:rFonts w:ascii="Noto Serif" w:cs="Noto Naskh Arabic" w:eastAsia="Noto Naskh Arabic" w:hAnsi="Noto Serif"/>
           <w:b w:val="1"/>
           <w:bCs w:val="1"/>
           <w:sz w:val="28"/>
@@ -2784,20 +2709,6 @@
         </w:rPr>
         <w:t xml:space="preserve">   </w:t>
       </w:r>
-      <w:r>
-        <w:rPr>
-          <w:rtl w:val="0"/>
-        </w:rPr>
-      </w:r>
-    </w:p>
-    <w:p>
-      <w:pPr>
-        <w:bidi w:val="1"/>
-        <w:jc w:val="both"/>
-        <w:rPr>
-          <w:rFonts w:ascii="Noto Naskh Arabic" w:cs="Noto Naskh Arabic" w:eastAsia="Noto Naskh Arabic" w:hAnsi="Noto Naskh Arabic"/>
-        </w:rPr>
-      </w:pPr>
       <w:r>
         <w:rPr>
           <w:rtl w:val="0"/>
@@ -2853,14 +2764,14 @@
               <w:bidi w:val="1"/>
               <w:jc w:val="center"/>
               <w:rPr>
-                <w:rFonts w:ascii="Noto Naskh Arabic" w:cs="Noto Naskh Arabic" w:eastAsia="Noto Naskh Arabic" w:hAnsi="Noto Naskh Arabic"/>
+                <w:rFonts w:ascii="Noto Serif" w:cs="Noto Naskh Arabic" w:eastAsia="Noto Naskh Arabic" w:hAnsi="Noto Serif"/>
                 <w:sz w:val="20"/>
                 <w:szCs w:val="20"/>
               </w:rPr>
             </w:pPr>
             <w:r>
               <w:rPr>
-                <w:rFonts w:ascii="Noto Naskh Arabic" w:cs="Noto Naskh Arabic" w:eastAsia="Noto Naskh Arabic" w:hAnsi="Noto Naskh Arabic"/>
+                <w:rFonts w:ascii="Noto Serif" w:cs="Noto Naskh Arabic" w:eastAsia="Noto Naskh Arabic" w:hAnsi="Noto Serif"/>
                 <w:sz w:val="20"/>
                 <w:szCs w:val="20"/>
                 <w:rtl w:val="1"/>
@@ -2869,7 +2780,7 @@
             </w:r>
             <w:r>
               <w:rPr>
-                <w:rFonts w:ascii="Noto Naskh Arabic" w:cs="Noto Naskh Arabic" w:eastAsia="Noto Naskh Arabic" w:hAnsi="Noto Naskh Arabic"/>
+                <w:rFonts w:ascii="Noto Serif" w:cs="Noto Naskh Arabic" w:eastAsia="Noto Naskh Arabic" w:hAnsi="Noto Serif"/>
                 <w:sz w:val="20"/>
                 <w:szCs w:val="20"/>
                 <w:rtl w:val="1"/>
@@ -2878,7 +2789,7 @@
             </w:r>
             <w:r>
               <w:rPr>
-                <w:rFonts w:ascii="Noto Naskh Arabic" w:cs="Noto Naskh Arabic" w:eastAsia="Noto Naskh Arabic" w:hAnsi="Noto Naskh Arabic"/>
+                <w:rFonts w:ascii="Noto Serif" w:cs="Noto Naskh Arabic" w:eastAsia="Noto Naskh Arabic" w:hAnsi="Noto Serif"/>
                 <w:sz w:val="20"/>
                 <w:szCs w:val="20"/>
                 <w:rtl w:val="1"/>
@@ -2894,14 +2805,14 @@
               <w:bidi w:val="1"/>
               <w:jc w:val="center"/>
               <w:rPr>
-                <w:rFonts w:ascii="Noto Naskh Arabic" w:cs="Noto Naskh Arabic" w:eastAsia="Noto Naskh Arabic" w:hAnsi="Noto Naskh Arabic"/>
+                <w:rFonts w:ascii="Noto Serif" w:cs="Noto Naskh Arabic" w:eastAsia="Noto Naskh Arabic" w:hAnsi="Noto Serif"/>
                 <w:sz w:val="20"/>
                 <w:szCs w:val="20"/>
               </w:rPr>
             </w:pPr>
             <w:r>
               <w:rPr>
-                <w:rFonts w:ascii="Noto Naskh Arabic" w:cs="Noto Naskh Arabic" w:eastAsia="Noto Naskh Arabic" w:hAnsi="Noto Naskh Arabic"/>
+                <w:rFonts w:ascii="Noto Serif" w:cs="Noto Naskh Arabic" w:eastAsia="Noto Naskh Arabic" w:hAnsi="Noto Serif"/>
                 <w:sz w:val="20"/>
                 <w:szCs w:val="20"/>
                 <w:rtl w:val="1"/>
@@ -2917,14 +2828,14 @@
               <w:bidi w:val="1"/>
               <w:jc w:val="center"/>
               <w:rPr>
-                <w:rFonts w:ascii="Noto Naskh Arabic" w:cs="Noto Naskh Arabic" w:eastAsia="Noto Naskh Arabic" w:hAnsi="Noto Naskh Arabic"/>
+                <w:rFonts w:ascii="Noto Serif" w:cs="Noto Naskh Arabic" w:eastAsia="Noto Naskh Arabic" w:hAnsi="Noto Serif"/>
                 <w:sz w:val="20"/>
                 <w:szCs w:val="20"/>
               </w:rPr>
             </w:pPr>
             <w:r>
               <w:rPr>
-                <w:rFonts w:ascii="Noto Naskh Arabic" w:cs="Noto Naskh Arabic" w:eastAsia="Noto Naskh Arabic" w:hAnsi="Noto Naskh Arabic"/>
+                <w:rFonts w:ascii="Noto Serif" w:cs="Noto Naskh Arabic" w:eastAsia="Noto Naskh Arabic" w:hAnsi="Noto Serif"/>
                 <w:sz w:val="20"/>
                 <w:szCs w:val="20"/>
                 <w:rtl w:val="1"/>
@@ -2940,14 +2851,14 @@
               <w:bidi w:val="1"/>
               <w:jc w:val="center"/>
               <w:rPr>
-                <w:rFonts w:ascii="Noto Naskh Arabic" w:cs="Noto Naskh Arabic" w:eastAsia="Noto Naskh Arabic" w:hAnsi="Noto Naskh Arabic"/>
+                <w:rFonts w:ascii="Noto Serif" w:cs="Noto Naskh Arabic" w:eastAsia="Noto Naskh Arabic" w:hAnsi="Noto Serif"/>
                 <w:sz w:val="20"/>
                 <w:szCs w:val="20"/>
               </w:rPr>
             </w:pPr>
             <w:r>
               <w:rPr>
-                <w:rFonts w:ascii="Noto Naskh Arabic" w:cs="Noto Naskh Arabic" w:eastAsia="Noto Naskh Arabic" w:hAnsi="Noto Naskh Arabic"/>
+                <w:rFonts w:ascii="Noto Serif" w:cs="Noto Naskh Arabic" w:eastAsia="Noto Naskh Arabic" w:hAnsi="Noto Serif"/>
                 <w:sz w:val="20"/>
                 <w:szCs w:val="20"/>
                 <w:rtl w:val="1"/>
@@ -2956,7 +2867,7 @@
             </w:r>
             <w:r>
               <w:rPr>
-                <w:rFonts w:ascii="Noto Naskh Arabic" w:cs="Noto Naskh Arabic" w:eastAsia="Noto Naskh Arabic" w:hAnsi="Noto Naskh Arabic"/>
+                <w:rFonts w:ascii="Noto Serif" w:cs="Noto Naskh Arabic" w:eastAsia="Noto Naskh Arabic" w:hAnsi="Noto Serif"/>
                 <w:sz w:val="20"/>
                 <w:szCs w:val="20"/>
                 <w:rtl w:val="1"/>
@@ -2965,7 +2876,7 @@
             </w:r>
             <w:r>
               <w:rPr>
-                <w:rFonts w:ascii="Noto Naskh Arabic" w:cs="Noto Naskh Arabic" w:eastAsia="Noto Naskh Arabic" w:hAnsi="Noto Naskh Arabic"/>
+                <w:rFonts w:ascii="Noto Serif" w:cs="Noto Naskh Arabic" w:eastAsia="Noto Naskh Arabic" w:hAnsi="Noto Serif"/>
                 <w:sz w:val="20"/>
                 <w:szCs w:val="20"/>
                 <w:rtl w:val="1"/>
@@ -2981,14 +2892,14 @@
               <w:bidi w:val="1"/>
               <w:jc w:val="center"/>
               <w:rPr>
-                <w:rFonts w:ascii="Noto Naskh Arabic" w:cs="Noto Naskh Arabic" w:eastAsia="Noto Naskh Arabic" w:hAnsi="Noto Naskh Arabic"/>
+                <w:rFonts w:ascii="Noto Serif" w:cs="Noto Naskh Arabic" w:eastAsia="Noto Naskh Arabic" w:hAnsi="Noto Serif"/>
                 <w:sz w:val="20"/>
                 <w:szCs w:val="20"/>
               </w:rPr>
             </w:pPr>
             <w:r>
               <w:rPr>
-                <w:rFonts w:ascii="Noto Naskh Arabic" w:cs="Noto Naskh Arabic" w:eastAsia="Noto Naskh Arabic" w:hAnsi="Noto Naskh Arabic"/>
+                <w:rFonts w:ascii="Noto Serif" w:cs="Noto Naskh Arabic" w:eastAsia="Noto Naskh Arabic" w:hAnsi="Noto Serif"/>
                 <w:sz w:val="20"/>
                 <w:szCs w:val="20"/>
                 <w:rtl w:val="1"/>
@@ -3004,14 +2915,14 @@
               <w:bidi w:val="1"/>
               <w:jc w:val="center"/>
               <w:rPr>
-                <w:rFonts w:ascii="Noto Naskh Arabic" w:cs="Noto Naskh Arabic" w:eastAsia="Noto Naskh Arabic" w:hAnsi="Noto Naskh Arabic"/>
+                <w:rFonts w:ascii="Noto Serif" w:cs="Noto Naskh Arabic" w:eastAsia="Noto Naskh Arabic" w:hAnsi="Noto Serif"/>
                 <w:sz w:val="20"/>
                 <w:szCs w:val="20"/>
               </w:rPr>
             </w:pPr>
             <w:r>
               <w:rPr>
-                <w:rFonts w:ascii="Noto Naskh Arabic" w:cs="Noto Naskh Arabic" w:eastAsia="Noto Naskh Arabic" w:hAnsi="Noto Naskh Arabic"/>
+                <w:rFonts w:ascii="Noto Serif" w:cs="Noto Naskh Arabic" w:eastAsia="Noto Naskh Arabic" w:hAnsi="Noto Serif"/>
                 <w:sz w:val="20"/>
                 <w:szCs w:val="20"/>
                 <w:rtl w:val="1"/>
@@ -3027,14 +2938,14 @@
               <w:bidi w:val="1"/>
               <w:jc w:val="center"/>
               <w:rPr>
-                <w:rFonts w:ascii="Noto Naskh Arabic" w:cs="Noto Naskh Arabic" w:eastAsia="Noto Naskh Arabic" w:hAnsi="Noto Naskh Arabic"/>
+                <w:rFonts w:ascii="Noto Serif" w:cs="Noto Naskh Arabic" w:eastAsia="Noto Naskh Arabic" w:hAnsi="Noto Serif"/>
                 <w:sz w:val="20"/>
                 <w:szCs w:val="20"/>
               </w:rPr>
             </w:pPr>
             <w:r>
               <w:rPr>
-                <w:rFonts w:ascii="Noto Naskh Arabic" w:cs="Noto Naskh Arabic" w:eastAsia="Noto Naskh Arabic" w:hAnsi="Noto Naskh Arabic"/>
+                <w:rFonts w:ascii="Noto Serif" w:cs="Noto Naskh Arabic" w:eastAsia="Noto Naskh Arabic" w:hAnsi="Noto Serif"/>
                 <w:sz w:val="20"/>
                 <w:szCs w:val="20"/>
                 <w:rtl w:val="1"/>
@@ -3056,14 +2967,14 @@
             <w:pPr>
               <w:widowControl w:val="0"/>
               <w:rPr>
-                <w:rFonts w:ascii="Noto Naskh Arabic" w:cs="Noto Naskh Arabic" w:eastAsia="Noto Naskh Arabic" w:hAnsi="Noto Naskh Arabic"/>
+                <w:rFonts w:ascii="Noto Serif" w:cs="Noto Naskh Arabic" w:eastAsia="Noto Naskh Arabic" w:hAnsi="Noto Serif"/>
                 <w:sz w:val="20"/>
                 <w:szCs w:val="20"/>
               </w:rPr>
             </w:pPr>
             <w:r>
               <w:rPr>
-                <w:rFonts w:ascii="Noto Naskh Arabic" w:cs="Noto Naskh Arabic" w:eastAsia="Noto Naskh Arabic" w:hAnsi="Noto Naskh Arabic"/>
+                <w:rFonts w:ascii="Noto Serif" w:cs="Noto Naskh Arabic" w:eastAsia="Noto Naskh Arabic" w:hAnsi="Noto Serif"/>
                 <w:sz w:val="20"/>
                 <w:szCs w:val="20"/>
                 <w:rtl w:val="0"/>
@@ -3078,7 +2989,7 @@
             <w:pPr>
               <w:widowControl w:val="0"/>
               <w:rPr>
-                <w:rFonts w:ascii="Noto Naskh Arabic" w:cs="Noto Naskh Arabic" w:eastAsia="Noto Naskh Arabic" w:hAnsi="Noto Naskh Arabic"/>
+                <w:rFonts w:ascii="Noto Serif" w:cs="Noto Naskh Arabic" w:eastAsia="Noto Naskh Arabic" w:hAnsi="Noto Serif"/>
                 <w:sz w:val="20"/>
                 <w:szCs w:val="20"/>
               </w:rPr>
@@ -3096,7 +3007,7 @@
             <w:pPr>
               <w:widowControl w:val="0"/>
               <w:rPr>
-                <w:rFonts w:ascii="Noto Naskh Arabic" w:cs="Noto Naskh Arabic" w:eastAsia="Noto Naskh Arabic" w:hAnsi="Noto Naskh Arabic"/>
+                <w:rFonts w:ascii="Noto Serif" w:cs="Noto Naskh Arabic" w:eastAsia="Noto Naskh Arabic" w:hAnsi="Noto Serif"/>
                 <w:sz w:val="20"/>
                 <w:szCs w:val="20"/>
               </w:rPr>
@@ -3114,7 +3025,7 @@
             <w:pPr>
               <w:widowControl w:val="0"/>
               <w:rPr>
-                <w:rFonts w:ascii="Noto Naskh Arabic" w:cs="Noto Naskh Arabic" w:eastAsia="Noto Naskh Arabic" w:hAnsi="Noto Naskh Arabic"/>
+                <w:rFonts w:ascii="Noto Serif" w:cs="Noto Naskh Arabic" w:eastAsia="Noto Naskh Arabic" w:hAnsi="Noto Serif"/>
                 <w:sz w:val="20"/>
                 <w:szCs w:val="20"/>
               </w:rPr>
@@ -3132,7 +3043,7 @@
             <w:pPr>
               <w:widowControl w:val="0"/>
               <w:rPr>
-                <w:rFonts w:ascii="Noto Naskh Arabic" w:cs="Noto Naskh Arabic" w:eastAsia="Noto Naskh Arabic" w:hAnsi="Noto Naskh Arabic"/>
+                <w:rFonts w:ascii="Noto Serif" w:cs="Noto Naskh Arabic" w:eastAsia="Noto Naskh Arabic" w:hAnsi="Noto Serif"/>
                 <w:sz w:val="20"/>
                 <w:szCs w:val="20"/>
               </w:rPr>
@@ -3150,7 +3061,7 @@
             <w:pPr>
               <w:widowControl w:val="0"/>
               <w:rPr>
-                <w:rFonts w:ascii="Noto Naskh Arabic" w:cs="Noto Naskh Arabic" w:eastAsia="Noto Naskh Arabic" w:hAnsi="Noto Naskh Arabic"/>
+                <w:rFonts w:ascii="Noto Serif" w:cs="Noto Naskh Arabic" w:eastAsia="Noto Naskh Arabic" w:hAnsi="Noto Serif"/>
                 <w:sz w:val="20"/>
                 <w:szCs w:val="20"/>
               </w:rPr>
@@ -3169,7 +3080,7 @@
               <w:widowControl w:val="0"/>
               <w:bidi w:val="1"/>
               <w:rPr>
-                <w:rFonts w:ascii="Noto Naskh Arabic" w:cs="Noto Naskh Arabic" w:eastAsia="Noto Naskh Arabic" w:hAnsi="Noto Naskh Arabic"/>
+                <w:rFonts w:ascii="Noto Serif" w:cs="Noto Naskh Arabic" w:eastAsia="Noto Naskh Arabic" w:hAnsi="Noto Serif"/>
                 <w:sz w:val="20"/>
                 <w:szCs w:val="20"/>
               </w:rPr>
@@ -3195,14 +3106,14 @@
               <w:widowControl w:val="0"/>
               <w:jc w:val="center"/>
               <w:rPr>
-                <w:rFonts w:ascii="Noto Naskh Arabic" w:cs="Noto Naskh Arabic" w:eastAsia="Noto Naskh Arabic" w:hAnsi="Noto Naskh Arabic"/>
+                <w:rFonts w:ascii="Noto Serif" w:cs="Noto Naskh Arabic" w:eastAsia="Noto Naskh Arabic" w:hAnsi="Noto Serif"/>
                 <w:sz w:val="20"/>
                 <w:szCs w:val="20"/>
               </w:rPr>
             </w:pPr>
             <w:r>
               <w:rPr>
-                <w:rFonts w:ascii="Noto Naskh Arabic" w:cs="Noto Naskh Arabic" w:eastAsia="Noto Naskh Arabic" w:hAnsi="Noto Naskh Arabic"/>
+                <w:rFonts w:ascii="Noto Serif" w:cs="Noto Naskh Arabic" w:eastAsia="Noto Naskh Arabic" w:hAnsi="Noto Serif"/>
                 <w:sz w:val="20"/>
                 <w:szCs w:val="20"/>
                 <w:rtl w:val="0"/>
@@ -3218,14 +3129,14 @@
               <w:widowControl w:val="0"/>
               <w:jc w:val="center"/>
               <w:rPr>
-                <w:rFonts w:ascii="Noto Naskh Arabic" w:cs="Noto Naskh Arabic" w:eastAsia="Noto Naskh Arabic" w:hAnsi="Noto Naskh Arabic"/>
+                <w:rFonts w:ascii="Noto Serif" w:cs="Noto Naskh Arabic" w:eastAsia="Noto Naskh Arabic" w:hAnsi="Noto Serif"/>
                 <w:sz w:val="20"/>
                 <w:szCs w:val="20"/>
               </w:rPr>
             </w:pPr>
             <w:r>
               <w:rPr>
-                <w:rFonts w:ascii="Noto Naskh Arabic" w:cs="Noto Naskh Arabic" w:eastAsia="Noto Naskh Arabic" w:hAnsi="Noto Naskh Arabic"/>
+                <w:rFonts w:ascii="Noto Serif" w:cs="Noto Naskh Arabic" w:eastAsia="Noto Naskh Arabic" w:hAnsi="Noto Serif"/>
                 <w:sz w:val="20"/>
                 <w:szCs w:val="20"/>
                 <w:rtl w:val="0"/>
@@ -3241,14 +3152,14 @@
               <w:widowControl w:val="0"/>
               <w:jc w:val="center"/>
               <w:rPr>
-                <w:rFonts w:ascii="Noto Naskh Arabic" w:cs="Noto Naskh Arabic" w:eastAsia="Noto Naskh Arabic" w:hAnsi="Noto Naskh Arabic"/>
+                <w:rFonts w:ascii="Noto Serif" w:cs="Noto Naskh Arabic" w:eastAsia="Noto Naskh Arabic" w:hAnsi="Noto Serif"/>
                 <w:sz w:val="20"/>
                 <w:szCs w:val="20"/>
               </w:rPr>
             </w:pPr>
             <w:r>
               <w:rPr>
-                <w:rFonts w:ascii="Noto Naskh Arabic" w:cs="Noto Naskh Arabic" w:eastAsia="Noto Naskh Arabic" w:hAnsi="Noto Naskh Arabic"/>
+                <w:rFonts w:ascii="Noto Serif" w:cs="Noto Naskh Arabic" w:eastAsia="Noto Naskh Arabic" w:hAnsi="Noto Serif"/>
                 <w:sz w:val="20"/>
                 <w:szCs w:val="20"/>
                 <w:rtl w:val="0"/>
@@ -3264,14 +3175,14 @@
               <w:widowControl w:val="0"/>
               <w:jc w:val="center"/>
               <w:rPr>
-                <w:rFonts w:ascii="Noto Naskh Arabic" w:cs="Noto Naskh Arabic" w:eastAsia="Noto Naskh Arabic" w:hAnsi="Noto Naskh Arabic"/>
+                <w:rFonts w:ascii="Noto Serif" w:cs="Noto Naskh Arabic" w:eastAsia="Noto Naskh Arabic" w:hAnsi="Noto Serif"/>
                 <w:sz w:val="20"/>
                 <w:szCs w:val="20"/>
               </w:rPr>
             </w:pPr>
             <w:r>
               <w:rPr>
-                <w:rFonts w:ascii="Noto Naskh Arabic" w:cs="Noto Naskh Arabic" w:eastAsia="Noto Naskh Arabic" w:hAnsi="Noto Naskh Arabic"/>
+                <w:rFonts w:ascii="Noto Serif" w:cs="Noto Naskh Arabic" w:eastAsia="Noto Naskh Arabic" w:hAnsi="Noto Serif"/>
                 <w:sz w:val="20"/>
                 <w:szCs w:val="20"/>
                 <w:rtl w:val="0"/>
@@ -3287,14 +3198,14 @@
               <w:widowControl w:val="0"/>
               <w:jc w:val="center"/>
               <w:rPr>
-                <w:rFonts w:ascii="Noto Naskh Arabic" w:cs="Noto Naskh Arabic" w:eastAsia="Noto Naskh Arabic" w:hAnsi="Noto Naskh Arabic"/>
+                <w:rFonts w:ascii="Noto Serif" w:cs="Noto Naskh Arabic" w:eastAsia="Noto Naskh Arabic" w:hAnsi="Noto Serif"/>
                 <w:sz w:val="20"/>
                 <w:szCs w:val="20"/>
               </w:rPr>
             </w:pPr>
             <w:r>
               <w:rPr>
-                <w:rFonts w:ascii="Noto Naskh Arabic" w:cs="Noto Naskh Arabic" w:eastAsia="Noto Naskh Arabic" w:hAnsi="Noto Naskh Arabic"/>
+                <w:rFonts w:ascii="Noto Serif" w:cs="Noto Naskh Arabic" w:eastAsia="Noto Naskh Arabic" w:hAnsi="Noto Serif"/>
                 <w:sz w:val="20"/>
                 <w:szCs w:val="20"/>
                 <w:rtl w:val="0"/>
@@ -3310,14 +3221,14 @@
               <w:widowControl w:val="0"/>
               <w:jc w:val="center"/>
               <w:rPr>
-                <w:rFonts w:ascii="Noto Naskh Arabic" w:cs="Noto Naskh Arabic" w:eastAsia="Noto Naskh Arabic" w:hAnsi="Noto Naskh Arabic"/>
+                <w:rFonts w:ascii="Noto Serif" w:cs="Noto Naskh Arabic" w:eastAsia="Noto Naskh Arabic" w:hAnsi="Noto Serif"/>
                 <w:sz w:val="20"/>
                 <w:szCs w:val="20"/>
               </w:rPr>
             </w:pPr>
             <w:r>
               <w:rPr>
-                <w:rFonts w:ascii="Noto Naskh Arabic" w:cs="Noto Naskh Arabic" w:eastAsia="Noto Naskh Arabic" w:hAnsi="Noto Naskh Arabic"/>
+                <w:rFonts w:ascii="Noto Serif" w:cs="Noto Naskh Arabic" w:eastAsia="Noto Naskh Arabic" w:hAnsi="Noto Serif"/>
                 <w:sz w:val="20"/>
                 <w:szCs w:val="20"/>
                 <w:rtl w:val="0"/>
@@ -3334,14 +3245,14 @@
               <w:bidi w:val="1"/>
               <w:jc w:val="center"/>
               <w:rPr>
-                <w:rFonts w:ascii="Noto Naskh Arabic" w:cs="Noto Naskh Arabic" w:eastAsia="Noto Naskh Arabic" w:hAnsi="Noto Naskh Arabic"/>
+                <w:rFonts w:ascii="Noto Serif" w:cs="Noto Naskh Arabic" w:eastAsia="Noto Naskh Arabic" w:hAnsi="Noto Serif"/>
                 <w:sz w:val="20"/>
                 <w:szCs w:val="20"/>
               </w:rPr>
             </w:pPr>
             <w:r>
               <w:rPr>
-                <w:rFonts w:ascii="Noto Naskh Arabic" w:cs="Noto Naskh Arabic" w:eastAsia="Noto Naskh Arabic" w:hAnsi="Noto Naskh Arabic"/>
+                <w:rFonts w:ascii="Noto Serif" w:cs="Noto Naskh Arabic" w:eastAsia="Noto Naskh Arabic" w:hAnsi="Noto Serif"/>
                 <w:sz w:val="20"/>
                 <w:szCs w:val="20"/>
                 <w:rtl w:val="0"/>
@@ -3363,14 +3274,14 @@
             <w:pPr>
               <w:widowControl w:val="0"/>
               <w:rPr>
-                <w:rFonts w:ascii="Noto Naskh Arabic" w:cs="Noto Naskh Arabic" w:eastAsia="Noto Naskh Arabic" w:hAnsi="Noto Naskh Arabic"/>
+                <w:rFonts w:ascii="Noto Serif" w:cs="Noto Naskh Arabic" w:eastAsia="Noto Naskh Arabic" w:hAnsi="Noto Serif"/>
                 <w:sz w:val="20"/>
                 <w:szCs w:val="20"/>
               </w:rPr>
             </w:pPr>
             <w:r>
               <w:rPr>
-                <w:rFonts w:ascii="Noto Naskh Arabic" w:cs="Noto Naskh Arabic" w:eastAsia="Noto Naskh Arabic" w:hAnsi="Noto Naskh Arabic"/>
+                <w:rFonts w:ascii="Noto Serif" w:cs="Noto Naskh Arabic" w:eastAsia="Noto Naskh Arabic" w:hAnsi="Noto Serif"/>
                 <w:sz w:val="20"/>
                 <w:szCs w:val="20"/>
                 <w:rtl w:val="0"/>
@@ -3385,7 +3296,7 @@
             <w:pPr>
               <w:widowControl w:val="0"/>
               <w:rPr>
-                <w:rFonts w:ascii="Noto Naskh Arabic" w:cs="Noto Naskh Arabic" w:eastAsia="Noto Naskh Arabic" w:hAnsi="Noto Naskh Arabic"/>
+                <w:rFonts w:ascii="Noto Serif" w:cs="Noto Naskh Arabic" w:eastAsia="Noto Naskh Arabic" w:hAnsi="Noto Serif"/>
                 <w:sz w:val="20"/>
                 <w:szCs w:val="20"/>
               </w:rPr>
@@ -3403,7 +3314,7 @@
             <w:pPr>
               <w:widowControl w:val="0"/>
               <w:rPr>
-                <w:rFonts w:ascii="Noto Naskh Arabic" w:cs="Noto Naskh Arabic" w:eastAsia="Noto Naskh Arabic" w:hAnsi="Noto Naskh Arabic"/>
+                <w:rFonts w:ascii="Noto Serif" w:cs="Noto Naskh Arabic" w:eastAsia="Noto Naskh Arabic" w:hAnsi="Noto Serif"/>
                 <w:sz w:val="20"/>
                 <w:szCs w:val="20"/>
               </w:rPr>
@@ -3421,7 +3332,7 @@
             <w:pPr>
               <w:widowControl w:val="0"/>
               <w:rPr>
-                <w:rFonts w:ascii="Noto Naskh Arabic" w:cs="Noto Naskh Arabic" w:eastAsia="Noto Naskh Arabic" w:hAnsi="Noto Naskh Arabic"/>
+                <w:rFonts w:ascii="Noto Serif" w:cs="Noto Naskh Arabic" w:eastAsia="Noto Naskh Arabic" w:hAnsi="Noto Serif"/>
                 <w:sz w:val="20"/>
                 <w:szCs w:val="20"/>
               </w:rPr>
@@ -3439,7 +3350,7 @@
             <w:pPr>
               <w:widowControl w:val="0"/>
               <w:rPr>
-                <w:rFonts w:ascii="Noto Naskh Arabic" w:cs="Noto Naskh Arabic" w:eastAsia="Noto Naskh Arabic" w:hAnsi="Noto Naskh Arabic"/>
+                <w:rFonts w:ascii="Noto Serif" w:cs="Noto Naskh Arabic" w:eastAsia="Noto Naskh Arabic" w:hAnsi="Noto Serif"/>
                 <w:sz w:val="20"/>
                 <w:szCs w:val="20"/>
               </w:rPr>
@@ -3457,7 +3368,7 @@
             <w:pPr>
               <w:widowControl w:val="0"/>
               <w:rPr>
-                <w:rFonts w:ascii="Noto Naskh Arabic" w:cs="Noto Naskh Arabic" w:eastAsia="Noto Naskh Arabic" w:hAnsi="Noto Naskh Arabic"/>
+                <w:rFonts w:ascii="Noto Serif" w:cs="Noto Naskh Arabic" w:eastAsia="Noto Naskh Arabic" w:hAnsi="Noto Serif"/>
                 <w:sz w:val="20"/>
                 <w:szCs w:val="20"/>
               </w:rPr>
@@ -3476,7 +3387,7 @@
               <w:widowControl w:val="0"/>
               <w:bidi w:val="1"/>
               <w:rPr>
-                <w:rFonts w:ascii="Noto Naskh Arabic" w:cs="Noto Naskh Arabic" w:eastAsia="Noto Naskh Arabic" w:hAnsi="Noto Naskh Arabic"/>
+                <w:rFonts w:ascii="Noto Serif" w:cs="Noto Naskh Arabic" w:eastAsia="Noto Naskh Arabic" w:hAnsi="Noto Serif"/>
                 <w:sz w:val="20"/>
                 <w:szCs w:val="20"/>
               </w:rPr>
@@ -3495,7 +3406,7 @@
         <w:bidi w:val="1"/>
         <w:jc w:val="both"/>
         <w:rPr>
-          <w:rFonts w:ascii="Noto Naskh Arabic" w:cs="Noto Naskh Arabic" w:eastAsia="Noto Naskh Arabic" w:hAnsi="Noto Naskh Arabic"/>
+          <w:rFonts w:ascii="Noto Serif" w:cs="Noto Naskh Arabic" w:eastAsia="Noto Naskh Arabic" w:hAnsi="Noto Serif"/>
         </w:rPr>
       </w:pPr>
       <w:r>
@@ -3509,7 +3420,7 @@
         <w:bidi w:val="1"/>
         <w:jc w:val="both"/>
         <w:rPr>
-          <w:rFonts w:ascii="Noto Naskh Arabic" w:cs="Noto Naskh Arabic" w:eastAsia="Noto Naskh Arabic" w:hAnsi="Noto Naskh Arabic"/>
+          <w:rFonts w:ascii="Noto Serif" w:cs="Noto Naskh Arabic" w:eastAsia="Noto Naskh Arabic" w:hAnsi="Noto Serif"/>
         </w:rPr>
       </w:pPr>
       <w:r>
@@ -3523,7 +3434,7 @@
         <w:bidi w:val="1"/>
         <w:jc w:val="both"/>
         <w:rPr>
-          <w:rFonts w:ascii="Noto Naskh Arabic" w:cs="Noto Naskh Arabic" w:eastAsia="Noto Naskh Arabic" w:hAnsi="Noto Naskh Arabic"/>
+          <w:rFonts w:ascii="Noto Serif" w:cs="Noto Naskh Arabic" w:eastAsia="Noto Naskh Arabic" w:hAnsi="Noto Serif"/>
           <w:b w:val="1"/>
           <w:bCs w:val="1"/>
           <w:sz w:val="28"/>
@@ -3542,7 +3453,7 @@
         <w:ind w:right="0"/>
         <w:jc w:val="left"/>
         <w:rPr>
-          <w:rFonts w:ascii="Noto Naskh Arabic" w:cs="Noto Naskh Arabic" w:eastAsia="Noto Naskh Arabic" w:hAnsi="Noto Naskh Arabic"/>
+          <w:rFonts w:ascii="Noto Serif" w:cs="Noto Naskh Arabic" w:eastAsia="Noto Naskh Arabic" w:hAnsi="Noto Serif"/>
           <w:b w:val="1"/>
           <w:bCs w:val="1"/>
           <w:sz w:val="28"/>
@@ -3574,56 +3485,56 @@
     <w:pPr>
       <w:bidi w:val="1"/>
       <w:rPr>
-        <w:rFonts w:ascii="Arial" w:cs="Arial" w:eastAsia="Arial" w:hAnsi="Arial"/>
+        <w:rFonts w:ascii="Noto Serif" w:cs="Arial" w:eastAsia="Arial" w:hAnsi="Noto Serif"/>
         <w:sz w:val="20"/>
         <w:szCs w:val="20"/>
       </w:rPr>
     </w:pPr>
     <w:r>
       <w:rPr>
-        <w:rFonts w:ascii="Arial" w:cs="Arial" w:eastAsia="Arial" w:hAnsi="Arial"/>
+        <w:rFonts w:ascii="Noto Serif" w:cs="Arial" w:eastAsia="Arial" w:hAnsi="Noto Serif"/>
         <w:rtl w:val="1"/>
       </w:rPr>
       <w:t xml:space="preserve">سەرۆكایەتی</w:t>
     </w:r>
     <w:r>
       <w:rPr>
-        <w:rFonts w:ascii="Arial" w:cs="Arial" w:eastAsia="Arial" w:hAnsi="Arial"/>
+        <w:rFonts w:ascii="Noto Serif" w:cs="Arial" w:eastAsia="Arial" w:hAnsi="Noto Serif"/>
         <w:rtl w:val="1"/>
       </w:rPr>
       <w:t xml:space="preserve"> </w:t>
     </w:r>
     <w:r>
       <w:rPr>
-        <w:rFonts w:ascii="Arial" w:cs="Arial" w:eastAsia="Arial" w:hAnsi="Arial"/>
+        <w:rFonts w:ascii="Noto Serif" w:cs="Arial" w:eastAsia="Arial" w:hAnsi="Noto Serif"/>
         <w:rtl w:val="1"/>
       </w:rPr>
       <w:t xml:space="preserve">شارەوانی</w:t>
     </w:r>
     <w:r>
       <w:rPr>
-        <w:rFonts w:ascii="Arial" w:cs="Arial" w:eastAsia="Arial" w:hAnsi="Arial"/>
+        <w:rFonts w:ascii="Noto Serif" w:cs="Arial" w:eastAsia="Arial" w:hAnsi="Noto Serif"/>
         <w:rtl w:val="1"/>
       </w:rPr>
       <w:t xml:space="preserve"> </w:t>
     </w:r>
     <w:r>
       <w:rPr>
-        <w:rFonts w:ascii="Arial" w:cs="Arial" w:eastAsia="Arial" w:hAnsi="Arial"/>
+        <w:rFonts w:ascii="Noto Serif" w:cs="Arial" w:eastAsia="Arial" w:hAnsi="Noto Serif"/>
         <w:rtl w:val="1"/>
       </w:rPr>
       <w:t xml:space="preserve">سلێمانی</w:t>
     </w:r>
     <w:r>
       <w:rPr>
-        <w:rFonts w:ascii="Arial" w:cs="Arial" w:eastAsia="Arial" w:hAnsi="Arial"/>
+        <w:rFonts w:ascii="Noto Serif" w:cs="Arial" w:eastAsia="Arial" w:hAnsi="Noto Serif"/>
         <w:rtl w:val="1"/>
       </w:rPr>
       <w:t xml:space="preserve">-</w:t>
     </w:r>
     <w:r>
       <w:rPr>
-        <w:rFonts w:ascii="Arial" w:cs="Arial" w:eastAsia="Arial" w:hAnsi="Arial"/>
+        <w:rFonts w:ascii="Noto Serif" w:cs="Arial" w:eastAsia="Arial" w:hAnsi="Noto Serif"/>
         <w:sz w:val="20"/>
         <w:szCs w:val="20"/>
         <w:rtl w:val="0"/>
@@ -3871,7 +3782,7 @@
                                 </w:pPr>
                                 <w:r>
                                   <w:rPr>
-                                    <w:rFonts w:ascii="Arial" w:cs="Arial" w:eastAsia="Arial" w:hAnsi="Arial"/>
+                                    <w:rFonts w:ascii="Noto Serif" w:cs="Arial" w:eastAsia="Arial" w:hAnsi="Noto Serif"/>
                                     <w:b w:val="0"/>
                                     <w:i w:val="0"/>
                                     <w:smallCaps w:val="0"/>
@@ -3923,7 +3834,7 @@
                                 </w:pPr>
                                 <w:r>
                                   <w:rPr>
-                                    <w:rFonts w:ascii="Arial" w:cs="Arial" w:eastAsia="Arial" w:hAnsi="Arial"/>
+                                    <w:rFonts w:ascii="Noto Serif" w:cs="Arial" w:eastAsia="Arial" w:hAnsi="Noto Serif"/>
                                     <w:b w:val="0"/>
                                     <w:i w:val="0"/>
                                     <w:smallCaps w:val="0"/>
@@ -3997,14 +3908,14 @@
     <w:pPr>
       <w:bidi w:val="1"/>
       <w:rPr>
-        <w:rFonts w:ascii="Arial" w:cs="Arial" w:eastAsia="Arial" w:hAnsi="Arial"/>
+        <w:rFonts w:ascii="Noto Serif" w:cs="Arial" w:eastAsia="Arial" w:hAnsi="Noto Serif"/>
         <w:sz w:val="20"/>
         <w:szCs w:val="20"/>
       </w:rPr>
     </w:pPr>
     <w:r>
       <w:rPr>
-        <w:rFonts w:ascii="Arial" w:cs="Arial" w:eastAsia="Arial" w:hAnsi="Arial"/>
+        <w:rFonts w:ascii="Noto Serif" w:cs="Arial" w:eastAsia="Arial" w:hAnsi="Noto Serif"/>
         <w:sz w:val="20"/>
         <w:szCs w:val="20"/>
         <w:highlight w:val="white"/>
@@ -4019,7 +3930,7 @@
     </w:r>
     <w:r>
       <w:rPr>
-        <w:rFonts w:ascii="Arial" w:cs="Arial" w:eastAsia="Arial" w:hAnsi="Arial"/>
+        <w:rFonts w:ascii="Noto Serif" w:cs="Arial" w:eastAsia="Arial" w:hAnsi="Noto Serif"/>
         <w:sz w:val="20"/>
         <w:szCs w:val="20"/>
         <w:rtl w:val="1"/>
@@ -4028,7 +3939,7 @@
     </w:r>
     <w:r>
       <w:rPr>
-        <w:rFonts w:ascii="Arial" w:cs="Arial" w:eastAsia="Arial" w:hAnsi="Arial"/>
+        <w:rFonts w:ascii="Noto Serif" w:cs="Arial" w:eastAsia="Arial" w:hAnsi="Noto Serif"/>
         <w:sz w:val="20"/>
         <w:szCs w:val="20"/>
         <w:rtl w:val="1"/>
@@ -4037,7 +3948,7 @@
     </w:r>
     <w:r>
       <w:rPr>
-        <w:rFonts w:ascii="Arial" w:cs="Arial" w:eastAsia="Arial" w:hAnsi="Arial"/>
+        <w:rFonts w:ascii="Noto Serif" w:cs="Arial" w:eastAsia="Arial" w:hAnsi="Noto Serif"/>
         <w:sz w:val="20"/>
         <w:szCs w:val="20"/>
         <w:rtl w:val="1"/>
@@ -4046,7 +3957,7 @@
     </w:r>
     <w:r>
       <w:rPr>
-        <w:rFonts w:ascii="Arial" w:cs="Arial" w:eastAsia="Arial" w:hAnsi="Arial"/>
+        <w:rFonts w:ascii="Noto Serif" w:cs="Arial" w:eastAsia="Arial" w:hAnsi="Noto Serif"/>
         <w:sz w:val="20"/>
         <w:szCs w:val="20"/>
         <w:rtl w:val="1"/>
@@ -4055,7 +3966,7 @@
     </w:r>
     <w:r>
       <w:rPr>
-        <w:rFonts w:ascii="Arial" w:cs="Arial" w:eastAsia="Arial" w:hAnsi="Arial"/>
+        <w:rFonts w:ascii="Noto Serif" w:cs="Arial" w:eastAsia="Arial" w:hAnsi="Noto Serif"/>
         <w:sz w:val="20"/>
         <w:szCs w:val="20"/>
         <w:rtl w:val="1"/>
@@ -4064,7 +3975,7 @@
     </w:r>
     <w:r>
       <w:rPr>
-        <w:rFonts w:ascii="Arial" w:cs="Arial" w:eastAsia="Arial" w:hAnsi="Arial"/>
+        <w:rFonts w:ascii="Noto Serif" w:cs="Arial" w:eastAsia="Arial" w:hAnsi="Noto Serif"/>
         <w:sz w:val="20"/>
         <w:szCs w:val="20"/>
         <w:rtl w:val="1"/>
@@ -4073,7 +3984,7 @@
     </w:r>
     <w:r>
       <w:rPr>
-        <w:rFonts w:ascii="Arial" w:cs="Arial" w:eastAsia="Arial" w:hAnsi="Arial"/>
+        <w:rFonts w:ascii="Noto Serif" w:cs="Arial" w:eastAsia="Arial" w:hAnsi="Noto Serif"/>
         <w:sz w:val="20"/>
         <w:szCs w:val="20"/>
         <w:rtl w:val="1"/>
@@ -4082,7 +3993,7 @@
     </w:r>
     <w:r>
       <w:rPr>
-        <w:rFonts w:ascii="Arial" w:cs="Arial" w:eastAsia="Arial" w:hAnsi="Arial"/>
+        <w:rFonts w:ascii="Noto Serif" w:cs="Arial" w:eastAsia="Arial" w:hAnsi="Noto Serif"/>
         <w:sz w:val="20"/>
         <w:szCs w:val="20"/>
         <w:rtl w:val="1"/>
@@ -4091,7 +4002,7 @@
     </w:r>
     <w:r>
       <w:rPr>
-        <w:rFonts w:ascii="Arial" w:cs="Arial" w:eastAsia="Arial" w:hAnsi="Arial"/>
+        <w:rFonts w:ascii="Noto Serif" w:cs="Arial" w:eastAsia="Arial" w:hAnsi="Noto Serif"/>
         <w:sz w:val="20"/>
         <w:szCs w:val="20"/>
         <w:rtl w:val="1"/>
@@ -4100,7 +4011,7 @@
     </w:r>
     <w:r>
       <w:rPr>
-        <w:rFonts w:ascii="Arial" w:cs="Arial" w:eastAsia="Arial" w:hAnsi="Arial"/>
+        <w:rFonts w:ascii="Noto Serif" w:cs="Arial" w:eastAsia="Arial" w:hAnsi="Noto Serif"/>
         <w:sz w:val="20"/>
         <w:szCs w:val="20"/>
         <w:rtl w:val="1"/>
@@ -4140,7 +4051,7 @@
       <w:ind w:left="0" w:right="0" w:firstLine="0"/>
       <w:jc w:val="left"/>
       <w:rPr>
-        <w:rFonts w:ascii="Times New Roman" w:cs="Times New Roman" w:eastAsia="Times New Roman" w:hAnsi="Times New Roman"/>
+        <w:rFonts w:ascii="Noto Serif" w:cs="Times New Roman" w:eastAsia="Times New Roman" w:hAnsi="Noto Serif"/>
         <w:b w:val="0"/>
         <w:bCs w:val="0"/>
         <w:i w:val="0"/>
@@ -4157,7 +4068,7 @@
     </w:pPr>
     <w:r>
       <w:rPr>
-        <w:rFonts w:ascii="Times New Roman" w:cs="Times New Roman" w:eastAsia="Times New Roman" w:hAnsi="Times New Roman"/>
+        <w:rFonts w:ascii="Noto Serif" w:cs="Times New Roman" w:eastAsia="Times New Roman" w:hAnsi="Noto Serif"/>
         <w:b w:val="0"/>
         <w:bCs w:val="0"/>
         <w:i w:val="0"/>
@@ -4199,7 +4110,7 @@
       <w:ind w:left="0" w:right="0" w:firstLine="360"/>
       <w:jc w:val="left"/>
       <w:rPr>
-        <w:rFonts w:ascii="Times New Roman" w:cs="Times New Roman" w:eastAsia="Times New Roman" w:hAnsi="Times New Roman"/>
+        <w:rFonts w:ascii="Noto Serif" w:cs="Times New Roman" w:eastAsia="Times New Roman" w:hAnsi="Noto Serif"/>
         <w:b w:val="0"/>
         <w:bCs w:val="0"/>
         <w:i w:val="0"/>
@@ -4297,7 +4208,7 @@
                           </w:pPr>
                           <w:r>
                             <w:rPr>
-                              <w:rFonts w:ascii="Times New Roman" w:cs="Times New Roman" w:eastAsia="Times New Roman" w:hAnsi="Times New Roman"/>
+                              <w:rFonts w:ascii="Noto Serif" w:cs="Times New Roman" w:eastAsia="Times New Roman" w:hAnsi="Noto Serif"/>
                               <w:b w:val="1"/>
                               <w:i w:val="0"/>
                               <w:smallCaps w:val="0"/>
@@ -4319,7 +4230,7 @@
                           </w:pPr>
                           <w:r>
                             <w:rPr>
-                              <w:rFonts w:ascii="Times New Roman" w:cs="Times New Roman" w:eastAsia="Times New Roman" w:hAnsi="Times New Roman"/>
+                              <w:rFonts w:ascii="Noto Serif" w:cs="Times New Roman" w:eastAsia="Times New Roman" w:hAnsi="Noto Serif"/>
                               <w:b w:val="1"/>
                               <w:i w:val="0"/>
                               <w:smallCaps w:val="0"/>
@@ -4331,7 +4242,7 @@
                           </w:r>
                           <w:r>
                             <w:rPr>
-                              <w:rFonts w:ascii="Times New Roman" w:cs="Times New Roman" w:eastAsia="Times New Roman" w:hAnsi="Times New Roman"/>
+                              <w:rFonts w:ascii="Noto Serif" w:cs="Times New Roman" w:eastAsia="Times New Roman" w:hAnsi="Noto Serif"/>
                               <w:b w:val="1"/>
                               <w:i w:val="0"/>
                               <w:smallCaps w:val="0"/>
@@ -4353,7 +4264,7 @@
                           </w:pPr>
                           <w:r>
                             <w:rPr>
-                              <w:rFonts w:ascii="Times New Roman" w:cs="Times New Roman" w:eastAsia="Times New Roman" w:hAnsi="Times New Roman"/>
+                              <w:rFonts w:ascii="Noto Serif" w:cs="Times New Roman" w:eastAsia="Times New Roman" w:hAnsi="Noto Serif"/>
                               <w:b w:val="1"/>
                               <w:i w:val="0"/>
                               <w:smallCaps w:val="0"/>
@@ -4365,7 +4276,7 @@
                           </w:r>
                           <w:r>
                             <w:rPr>
-                              <w:rFonts w:ascii="Times New Roman" w:cs="Times New Roman" w:eastAsia="Times New Roman" w:hAnsi="Times New Roman"/>
+                              <w:rFonts w:ascii="Noto Serif" w:cs="Times New Roman" w:eastAsia="Times New Roman" w:hAnsi="Noto Serif"/>
                               <w:b w:val="1"/>
                               <w:i w:val="0"/>
                               <w:smallCaps w:val="0"/>
@@ -4387,7 +4298,7 @@
                           </w:pPr>
                           <w:r>
                             <w:rPr>
-                              <w:rFonts w:ascii="Times New Roman" w:cs="Times New Roman" w:eastAsia="Times New Roman" w:hAnsi="Times New Roman"/>
+                              <w:rFonts w:ascii="Noto Serif" w:cs="Times New Roman" w:eastAsia="Times New Roman" w:hAnsi="Noto Serif"/>
                               <w:b w:val="1"/>
                               <w:i w:val="0"/>
                               <w:smallCaps w:val="0"/>
@@ -4399,7 +4310,7 @@
                           </w:r>
                           <w:r>
                             <w:rPr>
-                              <w:rFonts w:ascii="Times New Roman" w:cs="Times New Roman" w:eastAsia="Times New Roman" w:hAnsi="Times New Roman"/>
+                              <w:rFonts w:ascii="Noto Serif" w:cs="Times New Roman" w:eastAsia="Times New Roman" w:hAnsi="Noto Serif"/>
                               <w:b w:val="1"/>
                               <w:i w:val="0"/>
                               <w:smallCaps w:val="0"/>
@@ -4421,7 +4332,7 @@
                           </w:pPr>
                           <w:r>
                             <w:rPr>
-                              <w:rFonts w:ascii="Times New Roman" w:cs="Times New Roman" w:eastAsia="Times New Roman" w:hAnsi="Times New Roman"/>
+                              <w:rFonts w:ascii="Noto Serif" w:cs="Times New Roman" w:eastAsia="Times New Roman" w:hAnsi="Noto Serif"/>
                               <w:b w:val="1"/>
                               <w:i w:val="0"/>
                               <w:smallCaps w:val="0"/>
@@ -4433,7 +4344,7 @@
                           </w:r>
                           <w:r>
                             <w:rPr>
-                              <w:rFonts w:ascii="Arial" w:cs="Arial" w:eastAsia="Arial" w:hAnsi="Arial"/>
+                              <w:rFonts w:ascii="Noto Serif" w:cs="Arial" w:eastAsia="Arial" w:hAnsi="Noto Serif"/>
                               <w:b w:val="0"/>
                               <w:i w:val="0"/>
                               <w:smallCaps w:val="0"/>
@@ -4455,7 +4366,7 @@
                           </w:pPr>
                           <w:r>
                             <w:rPr>
-                              <w:rFonts w:ascii="Arial" w:cs="Arial" w:eastAsia="Arial" w:hAnsi="Arial"/>
+                              <w:rFonts w:ascii="Noto Serif" w:cs="Arial" w:eastAsia="Arial" w:hAnsi="Noto Serif"/>
                               <w:b w:val="0"/>
                               <w:i w:val="0"/>
                               <w:smallCaps w:val="0"/>
@@ -4467,7 +4378,7 @@
                           </w:r>
                           <w:r>
                             <w:rPr>
-                              <w:rFonts w:ascii="Arial" w:cs="Arial" w:eastAsia="Arial" w:hAnsi="Arial"/>
+                              <w:rFonts w:ascii="Noto Serif" w:cs="Arial" w:eastAsia="Arial" w:hAnsi="Noto Serif"/>
                               <w:b w:val="0"/>
                               <w:i w:val="0"/>
                               <w:smallCaps w:val="0"/>
@@ -4488,7 +4399,7 @@
                           </w:pPr>
                           <w:r>
                             <w:rPr>
-                              <w:rFonts w:ascii="Arial" w:cs="Arial" w:eastAsia="Arial" w:hAnsi="Arial"/>
+                              <w:rFonts w:ascii="Noto Serif" w:cs="Arial" w:eastAsia="Arial" w:hAnsi="Noto Serif"/>
                               <w:b w:val="0"/>
                               <w:i w:val="0"/>
                               <w:smallCaps w:val="0"/>
@@ -4600,7 +4511,7 @@
                           </w:pPr>
                           <w:r>
                             <w:rPr>
-                              <w:rFonts w:ascii="Times New Roman" w:cs="Times New Roman" w:eastAsia="Times New Roman" w:hAnsi="Times New Roman"/>
+                              <w:rFonts w:ascii="Noto Serif" w:cs="Times New Roman" w:eastAsia="Times New Roman" w:hAnsi="Noto Serif"/>
                               <w:b w:val="1"/>
                               <w:i w:val="0"/>
                               <w:smallCaps w:val="0"/>
@@ -4622,7 +4533,7 @@
                           </w:pPr>
                           <w:r>
                             <w:rPr>
-                              <w:rFonts w:ascii="Times New Roman" w:cs="Times New Roman" w:eastAsia="Times New Roman" w:hAnsi="Times New Roman"/>
+                              <w:rFonts w:ascii="Noto Serif" w:cs="Times New Roman" w:eastAsia="Times New Roman" w:hAnsi="Noto Serif"/>
                               <w:b w:val="1"/>
                               <w:i w:val="0"/>
                               <w:smallCaps w:val="0"/>
@@ -4634,7 +4545,7 @@
                           </w:r>
                           <w:r>
                             <w:rPr>
-                              <w:rFonts w:ascii="Times New Roman" w:cs="Times New Roman" w:eastAsia="Times New Roman" w:hAnsi="Times New Roman"/>
+                              <w:rFonts w:ascii="Noto Serif" w:cs="Times New Roman" w:eastAsia="Times New Roman" w:hAnsi="Noto Serif"/>
                               <w:b w:val="1"/>
                               <w:i w:val="0"/>
                               <w:smallCaps w:val="0"/>
@@ -4656,7 +4567,7 @@
                           </w:pPr>
                           <w:r>
                             <w:rPr>
-                              <w:rFonts w:ascii="Times New Roman" w:cs="Times New Roman" w:eastAsia="Times New Roman" w:hAnsi="Times New Roman"/>
+                              <w:rFonts w:ascii="Noto Serif" w:cs="Times New Roman" w:eastAsia="Times New Roman" w:hAnsi="Noto Serif"/>
                               <w:b w:val="1"/>
                               <w:i w:val="0"/>
                               <w:smallCaps w:val="0"/>
@@ -4668,7 +4579,7 @@
                           </w:r>
                           <w:r>
                             <w:rPr>
-                              <w:rFonts w:ascii="Times New Roman" w:cs="Times New Roman" w:eastAsia="Times New Roman" w:hAnsi="Times New Roman"/>
+                              <w:rFonts w:ascii="Noto Serif" w:cs="Times New Roman" w:eastAsia="Times New Roman" w:hAnsi="Noto Serif"/>
                               <w:b w:val="1"/>
                               <w:i w:val="0"/>
                               <w:smallCaps w:val="0"/>
@@ -4690,7 +4601,7 @@
                           </w:pPr>
                           <w:r>
                             <w:rPr>
-                              <w:rFonts w:ascii="Times New Roman" w:cs="Times New Roman" w:eastAsia="Times New Roman" w:hAnsi="Times New Roman"/>
+                              <w:rFonts w:ascii="Noto Serif" w:cs="Times New Roman" w:eastAsia="Times New Roman" w:hAnsi="Noto Serif"/>
                               <w:b w:val="1"/>
                               <w:i w:val="0"/>
                               <w:smallCaps w:val="0"/>
@@ -4702,7 +4613,7 @@
                           </w:r>
                           <w:r>
                             <w:rPr>
-                              <w:rFonts w:ascii="Times New Roman" w:cs="Times New Roman" w:eastAsia="Times New Roman" w:hAnsi="Times New Roman"/>
+                              <w:rFonts w:ascii="Noto Serif" w:cs="Times New Roman" w:eastAsia="Times New Roman" w:hAnsi="Noto Serif"/>
                               <w:b w:val="1"/>
                               <w:i w:val="0"/>
                               <w:smallCaps w:val="0"/>
@@ -4724,7 +4635,7 @@
                           </w:pPr>
                           <w:r>
                             <w:rPr>
-                              <w:rFonts w:ascii="Times New Roman" w:cs="Times New Roman" w:eastAsia="Times New Roman" w:hAnsi="Times New Roman"/>
+                              <w:rFonts w:ascii="Noto Serif" w:cs="Times New Roman" w:eastAsia="Times New Roman" w:hAnsi="Noto Serif"/>
                               <w:b w:val="1"/>
                               <w:i w:val="0"/>
                               <w:smallCaps w:val="0"/>
@@ -4736,7 +4647,7 @@
                           </w:r>
                           <w:r>
                             <w:rPr>
-                              <w:rFonts w:ascii="Arial" w:cs="Arial" w:eastAsia="Arial" w:hAnsi="Arial"/>
+                              <w:rFonts w:ascii="Noto Serif" w:cs="Arial" w:eastAsia="Arial" w:hAnsi="Noto Serif"/>
                               <w:b w:val="0"/>
                               <w:i w:val="0"/>
                               <w:smallCaps w:val="0"/>
@@ -4758,7 +4669,7 @@
                           </w:pPr>
                           <w:r>
                             <w:rPr>
-                              <w:rFonts w:ascii="Arial" w:cs="Arial" w:eastAsia="Arial" w:hAnsi="Arial"/>
+                              <w:rFonts w:ascii="Noto Serif" w:cs="Arial" w:eastAsia="Arial" w:hAnsi="Noto Serif"/>
                               <w:b w:val="0"/>
                               <w:i w:val="0"/>
                               <w:smallCaps w:val="0"/>
@@ -4770,7 +4681,7 @@
                           </w:r>
                           <w:r>
                             <w:rPr>
-                              <w:rFonts w:ascii="Arial" w:cs="Arial" w:eastAsia="Arial" w:hAnsi="Arial"/>
+                              <w:rFonts w:ascii="Noto Serif" w:cs="Arial" w:eastAsia="Arial" w:hAnsi="Noto Serif"/>
                               <w:b w:val="0"/>
                               <w:i w:val="0"/>
                               <w:smallCaps w:val="0"/>
@@ -4791,7 +4702,7 @@
                           </w:pPr>
                           <w:r>
                             <w:rPr>
-                              <w:rFonts w:ascii="Arial" w:cs="Arial" w:eastAsia="Arial" w:hAnsi="Arial"/>
+                              <w:rFonts w:ascii="Noto Serif" w:cs="Arial" w:eastAsia="Arial" w:hAnsi="Noto Serif"/>
                               <w:b w:val="0"/>
                               <w:i w:val="0"/>
                               <w:smallCaps w:val="0"/>
@@ -5069,7 +4980,7 @@
                           </w:pPr>
                           <w:r>
                             <w:rPr>
-                              <w:rFonts w:ascii="Arial Black" w:cs="Arial Black" w:eastAsia="Arial Black" w:hAnsi="Arial Black"/>
+                              <w:rFonts w:ascii="Noto Serif" w:cs="Arial Black" w:eastAsia="Arial Black" w:hAnsi="Noto Serif"/>
                               <w:b w:val="0"/>
                               <w:i w:val="0"/>
                               <w:smallCaps w:val="0"/>
@@ -5090,7 +5001,7 @@
                           </w:pPr>
                           <w:r>
                             <w:rPr>
-                              <w:rFonts w:ascii="Arial Black" w:cs="Arial Black" w:eastAsia="Arial Black" w:hAnsi="Arial Black"/>
+                              <w:rFonts w:ascii="Noto Serif" w:cs="Arial Black" w:eastAsia="Arial Black" w:hAnsi="Noto Serif"/>
                               <w:b w:val="0"/>
                               <w:i w:val="0"/>
                               <w:smallCaps w:val="0"/>
@@ -5102,7 +5013,7 @@
                           </w:r>
                           <w:r>
                             <w:rPr>
-                              <w:rFonts w:ascii="Times New Roman" w:cs="Times New Roman" w:eastAsia="Times New Roman" w:hAnsi="Times New Roman"/>
+                              <w:rFonts w:ascii="Noto Serif" w:cs="Times New Roman" w:eastAsia="Times New Roman" w:hAnsi="Noto Serif"/>
                               <w:b w:val="0"/>
                               <w:i w:val="0"/>
                               <w:smallCaps w:val="0"/>
@@ -5123,7 +5034,7 @@
                           </w:pPr>
                           <w:r>
                             <w:rPr>
-                              <w:rFonts w:ascii="Times New Roman" w:cs="Times New Roman" w:eastAsia="Times New Roman" w:hAnsi="Times New Roman"/>
+                              <w:rFonts w:ascii="Noto Serif" w:cs="Times New Roman" w:eastAsia="Times New Roman" w:hAnsi="Noto Serif"/>
                               <w:b w:val="0"/>
                               <w:i w:val="0"/>
                               <w:smallCaps w:val="0"/>
@@ -5135,7 +5046,7 @@
                           </w:r>
                           <w:r>
                             <w:rPr>
-                              <w:rFonts w:ascii="Times New Roman" w:cs="Times New Roman" w:eastAsia="Times New Roman" w:hAnsi="Times New Roman"/>
+                              <w:rFonts w:ascii="Noto Serif" w:cs="Times New Roman" w:eastAsia="Times New Roman" w:hAnsi="Noto Serif"/>
                               <w:b w:val="0"/>
                               <w:i w:val="0"/>
                               <w:smallCaps w:val="0"/>
@@ -5156,7 +5067,7 @@
                           </w:pPr>
                           <w:r>
                             <w:rPr>
-                              <w:rFonts w:ascii="Times New Roman" w:cs="Times New Roman" w:eastAsia="Times New Roman" w:hAnsi="Times New Roman"/>
+                              <w:rFonts w:ascii="Noto Serif" w:cs="Times New Roman" w:eastAsia="Times New Roman" w:hAnsi="Noto Serif"/>
                               <w:b w:val="0"/>
                               <w:i w:val="0"/>
                               <w:smallCaps w:val="0"/>
@@ -5168,7 +5079,7 @@
                           </w:r>
                           <w:r>
                             <w:rPr>
-                              <w:rFonts w:ascii="Times New Roman" w:cs="Times New Roman" w:eastAsia="Times New Roman" w:hAnsi="Times New Roman"/>
+                              <w:rFonts w:ascii="Noto Serif" w:cs="Times New Roman" w:eastAsia="Times New Roman" w:hAnsi="Noto Serif"/>
                               <w:b w:val="1"/>
                               <w:i w:val="0"/>
                               <w:smallCaps w:val="0"/>
@@ -5189,7 +5100,7 @@
                           </w:pPr>
                           <w:r>
                             <w:rPr>
-                              <w:rFonts w:ascii="Times New Roman" w:cs="Times New Roman" w:eastAsia="Times New Roman" w:hAnsi="Times New Roman"/>
+                              <w:rFonts w:ascii="Noto Serif" w:cs="Times New Roman" w:eastAsia="Times New Roman" w:hAnsi="Noto Serif"/>
                               <w:b w:val="1"/>
                               <w:i w:val="0"/>
                               <w:smallCaps w:val="0"/>
@@ -5291,7 +5202,7 @@
       <w:widowControl w:val="0"/>
       <w:spacing w:line="192.00000000000003" w:lineRule="auto"/>
       <w:rPr>
-        <w:rFonts w:ascii="Arial" w:cs="Arial" w:eastAsia="Arial" w:hAnsi="Arial"/>
+        <w:rFonts w:ascii="Noto Serif" w:cs="Arial" w:eastAsia="Arial" w:hAnsi="Noto Serif"/>
       </w:rPr>
     </w:pPr>
     <w:r>
@@ -5306,7 +5217,7 @@
       <w:spacing w:line="192.00000000000003" w:lineRule="auto"/>
       <w:jc w:val="right"/>
       <w:rPr>
-        <w:rFonts w:ascii="Arial" w:cs="Arial" w:eastAsia="Arial" w:hAnsi="Arial"/>
+        <w:rFonts w:ascii="Noto Serif" w:cs="Arial" w:eastAsia="Arial" w:hAnsi="Noto Serif"/>
       </w:rPr>
     </w:pPr>
     <w:r>
@@ -5316,14 +5227,14 @@
     </w:r>
     <w:r>
       <w:rPr>
-        <w:rFonts w:ascii="Arial" w:cs="Arial" w:eastAsia="Arial" w:hAnsi="Arial"/>
+        <w:rFonts w:ascii="Noto Serif" w:cs="Arial" w:eastAsia="Arial" w:hAnsi="Noto Serif"/>
         <w:rtl w:val="0"/>
       </w:rPr>
       <w:t xml:space="preserve">:</w:t>
     </w:r>
     <w:r>
       <w:rPr>
-        <w:rFonts w:ascii="Arial" w:cs="Arial" w:eastAsia="Arial" w:hAnsi="Arial"/>
+        <w:rFonts w:ascii="Noto Serif" w:cs="Arial" w:eastAsia="Arial" w:hAnsi="Noto Serif"/>
         <w:rtl w:val="1"/>
       </w:rPr>
       <w:t xml:space="preserve">ژمارە</w:t>
@@ -5343,14 +5254,14 @@
     </w:r>
     <w:r>
       <w:rPr>
-        <w:rFonts w:ascii="Arial" w:cs="Arial" w:eastAsia="Arial" w:hAnsi="Arial"/>
+        <w:rFonts w:ascii="Noto Serif" w:cs="Arial" w:eastAsia="Arial" w:hAnsi="Noto Serif"/>
         <w:rtl w:val="0"/>
       </w:rPr>
       <w:t xml:space="preserve">:</w:t>
     </w:r>
     <w:r>
       <w:rPr>
-        <w:rFonts w:ascii="Arial" w:cs="Arial" w:eastAsia="Arial" w:hAnsi="Arial"/>
+        <w:rFonts w:ascii="Noto Serif" w:cs="Arial" w:eastAsia="Arial" w:hAnsi="Noto Serif"/>
         <w:rtl w:val="1"/>
       </w:rPr>
       <w:t xml:space="preserve">رێکەوت</w:t>
@@ -5376,7 +5287,7 @@
         <w:ind w:left="720" w:hanging="360"/>
       </w:pPr>
       <w:rPr>
-        <w:rFonts w:ascii="Noto Sans Symbols" w:cs="Noto Sans Symbols" w:eastAsia="Noto Sans Symbols" w:hAnsi="Noto Sans Symbols"/>
+        <w:rFonts w:ascii="Noto Serif" w:cs="Noto Sans Symbols" w:eastAsia="Noto Sans Symbols" w:hAnsi="Noto Serif"/>
         <w:vertAlign w:val="baseline"/>
       </w:rPr>
     </w:lvl>
@@ -5389,7 +5300,7 @@
         <w:ind w:left="1440" w:hanging="360"/>
       </w:pPr>
       <w:rPr>
-        <w:rFonts w:ascii="Courier New" w:cs="Courier New" w:eastAsia="Courier New" w:hAnsi="Courier New"/>
+        <w:rFonts w:ascii="Noto Serif" w:cs="Courier New" w:eastAsia="Courier New" w:hAnsi="Noto Serif"/>
         <w:vertAlign w:val="baseline"/>
       </w:rPr>
     </w:lvl>
@@ -5402,7 +5313,7 @@
         <w:ind w:left="2160" w:hanging="360"/>
       </w:pPr>
       <w:rPr>
-        <w:rFonts w:ascii="Noto Sans Symbols" w:cs="Noto Sans Symbols" w:eastAsia="Noto Sans Symbols" w:hAnsi="Noto Sans Symbols"/>
+        <w:rFonts w:ascii="Noto Serif" w:cs="Noto Sans Symbols" w:eastAsia="Noto Sans Symbols" w:hAnsi="Noto Serif"/>
         <w:vertAlign w:val="baseline"/>
       </w:rPr>
     </w:lvl>
@@ -5415,7 +5326,7 @@
         <w:ind w:left="2880" w:hanging="360"/>
       </w:pPr>
       <w:rPr>
-        <w:rFonts w:ascii="Noto Sans Symbols" w:cs="Noto Sans Symbols" w:eastAsia="Noto Sans Symbols" w:hAnsi="Noto Sans Symbols"/>
+        <w:rFonts w:ascii="Noto Serif" w:cs="Noto Sans Symbols" w:eastAsia="Noto Sans Symbols" w:hAnsi="Noto Serif"/>
         <w:vertAlign w:val="baseline"/>
       </w:rPr>
     </w:lvl>
@@ -5428,7 +5339,7 @@
         <w:ind w:left="3600" w:hanging="360"/>
       </w:pPr>
       <w:rPr>
-        <w:rFonts w:ascii="Courier New" w:cs="Courier New" w:eastAsia="Courier New" w:hAnsi="Courier New"/>
+        <w:rFonts w:ascii="Noto Serif" w:cs="Courier New" w:eastAsia="Courier New" w:hAnsi="Noto Serif"/>
         <w:vertAlign w:val="baseline"/>
       </w:rPr>
     </w:lvl>
@@ -5441,7 +5352,7 @@
         <w:ind w:left="4320" w:hanging="360"/>
       </w:pPr>
       <w:rPr>
-        <w:rFonts w:ascii="Noto Sans Symbols" w:cs="Noto Sans Symbols" w:eastAsia="Noto Sans Symbols" w:hAnsi="Noto Sans Symbols"/>
+        <w:rFonts w:ascii="Noto Serif" w:cs="Noto Sans Symbols" w:eastAsia="Noto Sans Symbols" w:hAnsi="Noto Serif"/>
         <w:vertAlign w:val="baseline"/>
       </w:rPr>
     </w:lvl>
@@ -5454,7 +5365,7 @@
         <w:ind w:left="5040" w:hanging="360"/>
       </w:pPr>
       <w:rPr>
-        <w:rFonts w:ascii="Noto Sans Symbols" w:cs="Noto Sans Symbols" w:eastAsia="Noto Sans Symbols" w:hAnsi="Noto Sans Symbols"/>
+        <w:rFonts w:ascii="Noto Serif" w:cs="Noto Sans Symbols" w:eastAsia="Noto Sans Symbols" w:hAnsi="Noto Serif"/>
         <w:vertAlign w:val="baseline"/>
       </w:rPr>
     </w:lvl>
@@ -5467,7 +5378,7 @@
         <w:ind w:left="5760" w:hanging="360"/>
       </w:pPr>
       <w:rPr>
-        <w:rFonts w:ascii="Courier New" w:cs="Courier New" w:eastAsia="Courier New" w:hAnsi="Courier New"/>
+        <w:rFonts w:ascii="Noto Serif" w:cs="Courier New" w:eastAsia="Courier New" w:hAnsi="Noto Serif"/>
         <w:vertAlign w:val="baseline"/>
       </w:rPr>
     </w:lvl>
@@ -5480,7 +5391,7 @@
         <w:ind w:left="6480" w:hanging="360"/>
       </w:pPr>
       <w:rPr>
-        <w:rFonts w:ascii="Noto Sans Symbols" w:cs="Noto Sans Symbols" w:eastAsia="Noto Sans Symbols" w:hAnsi="Noto Sans Symbols"/>
+        <w:rFonts w:ascii="Noto Serif" w:cs="Noto Sans Symbols" w:eastAsia="Noto Sans Symbols" w:hAnsi="Noto Serif"/>
         <w:vertAlign w:val="baseline"/>
       </w:rPr>
     </w:lvl>
@@ -5529,7 +5440,7 @@
       <w:spacing w:before="480" w:lineRule="auto"/>
     </w:pPr>
     <w:rPr>
-      <w:rFonts w:ascii="Cambria" w:cs="Cambria" w:eastAsia="Cambria" w:hAnsi="Cambria"/>
+      <w:rFonts w:ascii="Noto Serif" w:cs="Cambria" w:eastAsia="Cambria" w:hAnsi="Noto Serif"/>
       <w:b w:val="1"/>
       <w:bCs w:val="1"/>
       <w:color w:val="365f91"/>
@@ -5548,7 +5459,7 @@
       <w:jc w:val="right"/>
     </w:pPr>
     <w:rPr>
-      <w:rFonts w:ascii="Times New Roman" w:cs="Times New Roman" w:eastAsia="Times New Roman" w:hAnsi="Times New Roman"/>
+      <w:rFonts w:ascii="Noto Serif" w:cs="Times New Roman" w:eastAsia="Times New Roman" w:hAnsi="Noto Serif"/>
       <w:sz w:val="50"/>
       <w:szCs w:val="50"/>
       <w:vertAlign w:val="baseline"/>
@@ -5582,7 +5493,7 @@
       <w:jc w:val="center"/>
     </w:pPr>
     <w:rPr>
-      <w:rFonts w:ascii="Times New Roman" w:cs="Times New Roman" w:eastAsia="Times New Roman" w:hAnsi="Times New Roman"/>
+      <w:rFonts w:ascii="Noto Serif" w:cs="Times New Roman" w:eastAsia="Times New Roman" w:hAnsi="Noto Serif"/>
       <w:sz w:val="28"/>
       <w:szCs w:val="28"/>
       <w:vertAlign w:val="baseline"/>
@@ -5649,7 +5560,7 @@
       <w:jc w:val="right"/>
     </w:pPr>
     <w:rPr>
-      <w:rFonts w:ascii="Cambria" w:cs="Cambria" w:eastAsia="Cambria" w:hAnsi="Cambria"/>
+      <w:rFonts w:ascii="Noto Serif" w:cs="Cambria" w:eastAsia="Cambria" w:hAnsi="Noto Serif"/>
       <w:i w:val="1"/>
       <w:iCs w:val="1"/>
       <w:color w:val="4f81bd"/>

--- a/backend/documents/letter_templates/process_list.docx
+++ b/backend/documents/letter_templates/process_list.docx
@@ -1,6 +1,6 @@
 
 <file path=word/document.xml><?xml version="1.0" encoding="utf-8"?>
-<w:document xmlns:ns3="urn:schemas-microsoft-com:office:office" xmlns:r="http://schemas.openxmlformats.org/officeDocument/2006/relationships" xmlns:v="urn:schemas-microsoft-com:vml" xmlns:w="http://schemas.openxmlformats.org/wordprocessingml/2006/main" xmlns:w14="http://schemas.microsoft.com/office/word/2010/wordml">
+<w:document xmlns:o="urn:schemas-microsoft-com:office:office" xmlns:r="http://schemas.openxmlformats.org/officeDocument/2006/relationships" xmlns:v="urn:schemas-microsoft-com:vml" xmlns:w="http://schemas.openxmlformats.org/wordprocessingml/2006/main" xmlns:w14="http://schemas.microsoft.com/office/word/2010/wordml">
   <w:body>
     <w:p>
       <w:pPr>
@@ -17,7 +17,7 @@
       </w:pPr>
       <w:r>
         <w:pict>
-          <v:rect style="width:0.0pt;height:1.5pt" ns3:hr="t" ns3:hrstd="t" ns3:hralign="center" fillcolor="#A0A0A0" stroked="f"/>
+          <v:rect style="width:0.0pt;height:1.5pt" o:hr="t" o:hrstd="t" o:hralign="center" fillcolor="#A0A0A0" stroked="f"/>
         </w:pict>
       </w:r>
       <w:r>
@@ -1654,157 +1654,14 @@
     </w:p>
     <w:p>
       <w:pPr>
-        <w:keepNext w:val="0"/>
-        <w:keepLines w:val="0"/>
-        <w:pageBreakBefore w:val="0"/>
-        <w:widowControl w:val="1"/>
-        <w:pBdr>
-          <w:top w:space="0" w:sz="0" w:val="nil"/>
-          <w:left w:space="0" w:sz="0" w:val="nil"/>
-          <w:bottom w:space="0" w:sz="0" w:val="nil"/>
-          <w:right w:space="0" w:sz="0" w:val="nil"/>
-          <w:between w:space="0" w:sz="0" w:val="nil"/>
-        </w:pBdr>
-        <w:shd w:fill="auto" w:val="clear"/>
         <w:bidi w:val="1"/>
-        <w:spacing w:after="0" w:before="0" w:line="192" w:lineRule="auto"/>
         <w:ind w:left="0" w:right="0" w:firstLine="0"/>
-        <w:jc w:val="left"/>
-        <w:rPr>
-          <w:rFonts w:ascii="Noto Serif" w:cs="Noto Naskh Arabic" w:eastAsia="Noto Naskh Arabic" w:hAnsi="Noto Serif"/>
-          <w:b w:val="0"/>
-          <w:bCs w:val="0"/>
-          <w:i w:val="0"/>
-          <w:iCs w:val="0"/>
-          <w:smallCaps w:val="0"/>
-          <w:strike w:val="0"/>
-          <w:color w:val="000000"/>
-          <w:sz w:val="32"/>
-          <w:szCs w:val="32"/>
-          <w:u w:val="none"/>
-          <w:shd w:fill="auto" w:val="clear"/>
+        <w:jc w:val="both"/>
+        <w:rPr>
+          <w:rFonts w:ascii="Noto Serif" w:cs="Noto Naskh Arabic" w:eastAsia="Noto Naskh Arabic" w:hAnsi="Noto Serif"/>
           <w:vertAlign w:val="baseline"/>
         </w:rPr>
       </w:pPr>
-      <w:r>
-        <w:rPr>
-          <w:rtl w:val="0"/>
-        </w:rPr>
-      </w:r>
-      <w:r>
-        <w:rPr>
-          <w:rFonts w:ascii="Noto Serif" w:cs="Noto Naskh Arabic" w:eastAsia="Noto Naskh Arabic" w:hAnsi="Noto Serif"/>
-          <w:b w:val="1"/>
-          <w:bCs w:val="1"/>
-          <w:i w:val="0"/>
-          <w:iCs w:val="0"/>
-          <w:smallCaps w:val="0"/>
-          <w:strike w:val="0"/>
-          <w:color w:val="000000"/>
-          <w:sz w:val="32"/>
-          <w:szCs w:val="32"/>
-          <w:u w:val="none"/>
-          <w:shd w:fill="auto" w:val="clear"/>
-          <w:vertAlign w:val="baseline"/>
-          <w:rtl w:val="1"/>
-        </w:rPr>
-        <w:t xml:space="preserve">                                                                                                            </w:t>
-      </w:r>
-      <w:r>
-        <w:rPr>
-          <w:rFonts w:ascii="Noto Serif" w:cs="Noto Naskh Arabic" w:eastAsia="Noto Naskh Arabic" w:hAnsi="Noto Serif"/>
-          <w:b w:val="1"/>
-          <w:bCs w:val="1"/>
-          <w:i w:val="0"/>
-          <w:iCs w:val="0"/>
-          <w:smallCaps w:val="0"/>
-          <w:strike w:val="0"/>
-          <w:color w:val="000000"/>
-          <w:sz w:val="32"/>
-          <w:szCs w:val="32"/>
-          <w:u w:val="none"/>
-          <w:shd w:fill="auto" w:val="clear"/>
-          <w:vertAlign w:val="baseline"/>
-          <w:rtl w:val="1"/>
-        </w:rPr>
-        <w:t xml:space="preserve">لـیـلى</w:t>
-      </w:r>
-      <w:r>
-        <w:rPr>
-          <w:rFonts w:ascii="Noto Serif" w:cs="Noto Naskh Arabic" w:eastAsia="Noto Naskh Arabic" w:hAnsi="Noto Serif"/>
-          <w:b w:val="1"/>
-          <w:bCs w:val="1"/>
-          <w:i w:val="0"/>
-          <w:iCs w:val="0"/>
-          <w:smallCaps w:val="0"/>
-          <w:strike w:val="0"/>
-          <w:color w:val="000000"/>
-          <w:sz w:val="32"/>
-          <w:szCs w:val="32"/>
-          <w:u w:val="none"/>
-          <w:shd w:fill="auto" w:val="clear"/>
-          <w:vertAlign w:val="baseline"/>
-          <w:rtl w:val="1"/>
-        </w:rPr>
-        <w:t xml:space="preserve"> </w:t>
-      </w:r>
-      <w:r>
-        <w:rPr>
-          <w:rFonts w:ascii="Noto Serif" w:cs="Noto Naskh Arabic" w:eastAsia="Noto Naskh Arabic" w:hAnsi="Noto Serif"/>
-          <w:b w:val="1"/>
-          <w:bCs w:val="1"/>
-          <w:i w:val="0"/>
-          <w:iCs w:val="0"/>
-          <w:smallCaps w:val="0"/>
-          <w:strike w:val="0"/>
-          <w:color w:val="000000"/>
-          <w:sz w:val="32"/>
-          <w:szCs w:val="32"/>
-          <w:u w:val="none"/>
-          <w:shd w:fill="auto" w:val="clear"/>
-          <w:vertAlign w:val="baseline"/>
-          <w:rtl w:val="1"/>
-        </w:rPr>
-        <w:t xml:space="preserve">عـمـر</w:t>
-      </w:r>
-      <w:r>
-        <w:rPr>
-          <w:rFonts w:ascii="Noto Serif" w:cs="Noto Naskh Arabic" w:eastAsia="Noto Naskh Arabic" w:hAnsi="Noto Serif"/>
-          <w:b w:val="1"/>
-          <w:bCs w:val="1"/>
-          <w:i w:val="0"/>
-          <w:iCs w:val="0"/>
-          <w:smallCaps w:val="0"/>
-          <w:strike w:val="0"/>
-          <w:color w:val="000000"/>
-          <w:sz w:val="32"/>
-          <w:szCs w:val="32"/>
-          <w:u w:val="none"/>
-          <w:shd w:fill="auto" w:val="clear"/>
-          <w:vertAlign w:val="baseline"/>
-          <w:rtl w:val="1"/>
-        </w:rPr>
-        <w:t xml:space="preserve"> </w:t>
-      </w:r>
-      <w:r>
-        <w:rPr>
-          <w:rFonts w:ascii="Noto Serif" w:cs="Noto Naskh Arabic" w:eastAsia="Noto Naskh Arabic" w:hAnsi="Noto Serif"/>
-          <w:b w:val="1"/>
-          <w:bCs w:val="1"/>
-          <w:i w:val="0"/>
-          <w:iCs w:val="0"/>
-          <w:smallCaps w:val="0"/>
-          <w:strike w:val="0"/>
-          <w:color w:val="000000"/>
-          <w:sz w:val="32"/>
-          <w:szCs w:val="32"/>
-          <w:u w:val="none"/>
-          <w:shd w:fill="auto" w:val="clear"/>
-          <w:vertAlign w:val="baseline"/>
-          <w:rtl w:val="1"/>
-        </w:rPr>
-        <w:t xml:space="preserve">عـلـى</w:t>
-      </w:r>
       <w:r>
         <w:rPr>
           <w:rtl w:val="0"/>
@@ -1867,7 +1724,7 @@
           <w:vertAlign w:val="baseline"/>
           <w:rtl w:val="1"/>
         </w:rPr>
-        <w:t xml:space="preserve">                                                                                               </w:t>
+        <w:t xml:space="preserve">                                                                                                            </w:t>
       </w:r>
       <w:r>
         <w:rPr>
@@ -1886,7 +1743,7 @@
           <w:vertAlign w:val="baseline"/>
           <w:rtl w:val="1"/>
         </w:rPr>
-        <w:t xml:space="preserve">سەرۆکی</w:t>
+        <w:t xml:space="preserve">لـیـلى</w:t>
       </w:r>
       <w:r>
         <w:rPr>
@@ -1924,7 +1781,7 @@
           <w:vertAlign w:val="baseline"/>
           <w:rtl w:val="1"/>
         </w:rPr>
-        <w:t xml:space="preserve">شارەوانیی</w:t>
+        <w:t xml:space="preserve">عـمـر</w:t>
       </w:r>
       <w:r>
         <w:rPr>
@@ -1962,7 +1819,225 @@
           <w:vertAlign w:val="baseline"/>
           <w:rtl w:val="1"/>
         </w:rPr>
+        <w:t xml:space="preserve">عـلـى</w:t>
+      </w:r>
+      <w:r>
+        <w:rPr>
+          <w:rtl w:val="0"/>
+        </w:rPr>
+      </w:r>
+    </w:p>
+    <w:p>
+      <w:pPr>
+        <w:keepNext w:val="0"/>
+        <w:keepLines w:val="0"/>
+        <w:pageBreakBefore w:val="0"/>
+        <w:widowControl w:val="1"/>
+        <w:pBdr>
+          <w:top w:space="0" w:sz="0" w:val="nil"/>
+          <w:left w:space="0" w:sz="0" w:val="nil"/>
+          <w:bottom w:space="0" w:sz="0" w:val="nil"/>
+          <w:right w:space="0" w:sz="0" w:val="nil"/>
+          <w:between w:space="0" w:sz="0" w:val="nil"/>
+        </w:pBdr>
+        <w:shd w:fill="auto" w:val="clear"/>
+        <w:bidi w:val="1"/>
+        <w:spacing w:after="0" w:before="0" w:line="192" w:lineRule="auto"/>
+        <w:ind w:left="0" w:right="0" w:firstLine="0"/>
+        <w:jc w:val="left"/>
+        <w:rPr>
+          <w:rFonts w:ascii="Noto Serif" w:cs="Noto Naskh Arabic" w:eastAsia="Noto Naskh Arabic" w:hAnsi="Noto Serif"/>
+          <w:b w:val="0"/>
+          <w:bCs w:val="0"/>
+          <w:i w:val="0"/>
+          <w:iCs w:val="0"/>
+          <w:smallCaps w:val="0"/>
+          <w:strike w:val="0"/>
+          <w:color w:val="000000"/>
+          <w:sz w:val="32"/>
+          <w:szCs w:val="32"/>
+          <w:u w:val="none"/>
+          <w:shd w:fill="auto" w:val="clear"/>
+          <w:vertAlign w:val="baseline"/>
+        </w:rPr>
+      </w:pPr>
+      <w:r>
+        <w:rPr>
+          <w:rtl w:val="0"/>
+        </w:rPr>
+      </w:r>
+      <w:r>
+        <w:rPr>
+          <w:rFonts w:ascii="Noto Serif" w:cs="Noto Naskh Arabic" w:eastAsia="Noto Naskh Arabic" w:hAnsi="Noto Serif"/>
+          <w:b w:val="1"/>
+          <w:bCs w:val="1"/>
+          <w:i w:val="0"/>
+          <w:iCs w:val="0"/>
+          <w:smallCaps w:val="0"/>
+          <w:strike w:val="0"/>
+          <w:color w:val="000000"/>
+          <w:sz w:val="32"/>
+          <w:szCs w:val="32"/>
+          <w:u w:val="none"/>
+          <w:shd w:fill="auto" w:val="clear"/>
+          <w:vertAlign w:val="baseline"/>
+          <w:rtl w:val="1"/>
+        </w:rPr>
+        <w:t xml:space="preserve">                                                                                               </w:t>
+      </w:r>
+      <w:r>
+        <w:rPr>
+          <w:rFonts w:ascii="Noto Serif" w:cs="Noto Naskh Arabic" w:eastAsia="Noto Naskh Arabic" w:hAnsi="Noto Serif"/>
+          <w:b w:val="1"/>
+          <w:bCs w:val="1"/>
+          <w:i w:val="0"/>
+          <w:iCs w:val="0"/>
+          <w:smallCaps w:val="0"/>
+          <w:strike w:val="0"/>
+          <w:color w:val="000000"/>
+          <w:sz w:val="32"/>
+          <w:szCs w:val="32"/>
+          <w:u w:val="none"/>
+          <w:shd w:fill="auto" w:val="clear"/>
+          <w:vertAlign w:val="baseline"/>
+          <w:rtl w:val="1"/>
+        </w:rPr>
+        <w:t xml:space="preserve">سەرۆکی</w:t>
+      </w:r>
+      <w:r>
+        <w:rPr>
+          <w:rFonts w:ascii="Noto Serif" w:cs="Noto Naskh Arabic" w:eastAsia="Noto Naskh Arabic" w:hAnsi="Noto Serif"/>
+          <w:b w:val="1"/>
+          <w:bCs w:val="1"/>
+          <w:i w:val="0"/>
+          <w:iCs w:val="0"/>
+          <w:smallCaps w:val="0"/>
+          <w:strike w:val="0"/>
+          <w:color w:val="000000"/>
+          <w:sz w:val="32"/>
+          <w:szCs w:val="32"/>
+          <w:u w:val="none"/>
+          <w:shd w:fill="auto" w:val="clear"/>
+          <w:vertAlign w:val="baseline"/>
+          <w:rtl w:val="1"/>
+        </w:rPr>
+        <w:t xml:space="preserve"> </w:t>
+      </w:r>
+      <w:r>
+        <w:rPr>
+          <w:rFonts w:ascii="Noto Serif" w:cs="Noto Naskh Arabic" w:eastAsia="Noto Naskh Arabic" w:hAnsi="Noto Serif"/>
+          <w:b w:val="1"/>
+          <w:bCs w:val="1"/>
+          <w:i w:val="0"/>
+          <w:iCs w:val="0"/>
+          <w:smallCaps w:val="0"/>
+          <w:strike w:val="0"/>
+          <w:color w:val="000000"/>
+          <w:sz w:val="32"/>
+          <w:szCs w:val="32"/>
+          <w:u w:val="none"/>
+          <w:shd w:fill="auto" w:val="clear"/>
+          <w:vertAlign w:val="baseline"/>
+          <w:rtl w:val="1"/>
+        </w:rPr>
+        <w:t xml:space="preserve">شارەوانیی</w:t>
+      </w:r>
+      <w:r>
+        <w:rPr>
+          <w:rFonts w:ascii="Noto Serif" w:cs="Noto Naskh Arabic" w:eastAsia="Noto Naskh Arabic" w:hAnsi="Noto Serif"/>
+          <w:b w:val="1"/>
+          <w:bCs w:val="1"/>
+          <w:i w:val="0"/>
+          <w:iCs w:val="0"/>
+          <w:smallCaps w:val="0"/>
+          <w:strike w:val="0"/>
+          <w:color w:val="000000"/>
+          <w:sz w:val="32"/>
+          <w:szCs w:val="32"/>
+          <w:u w:val="none"/>
+          <w:shd w:fill="auto" w:val="clear"/>
+          <w:vertAlign w:val="baseline"/>
+          <w:rtl w:val="1"/>
+        </w:rPr>
+        <w:t xml:space="preserve"> </w:t>
+      </w:r>
+      <w:r>
+        <w:rPr>
+          <w:rFonts w:ascii="Noto Serif" w:cs="Noto Naskh Arabic" w:eastAsia="Noto Naskh Arabic" w:hAnsi="Noto Serif"/>
+          <w:b w:val="1"/>
+          <w:bCs w:val="1"/>
+          <w:i w:val="0"/>
+          <w:iCs w:val="0"/>
+          <w:smallCaps w:val="0"/>
+          <w:strike w:val="0"/>
+          <w:color w:val="000000"/>
+          <w:sz w:val="32"/>
+          <w:szCs w:val="32"/>
+          <w:u w:val="none"/>
+          <w:shd w:fill="auto" w:val="clear"/>
+          <w:vertAlign w:val="baseline"/>
+          <w:rtl w:val="1"/>
+        </w:rPr>
         <w:t xml:space="preserve">سلـێمانی</w:t>
+      </w:r>
+      <w:r>
+        <w:rPr>
+          <w:rtl w:val="0"/>
+        </w:rPr>
+      </w:r>
+    </w:p>
+    <w:p>
+      <w:pPr>
+        <w:keepNext w:val="0"/>
+        <w:keepLines w:val="0"/>
+        <w:pageBreakBefore w:val="0"/>
+        <w:widowControl w:val="1"/>
+        <w:pBdr>
+          <w:top w:space="0" w:sz="0" w:val="nil"/>
+          <w:left w:space="0" w:sz="0" w:val="nil"/>
+          <w:bottom w:space="0" w:sz="0" w:val="nil"/>
+          <w:right w:space="0" w:sz="0" w:val="nil"/>
+          <w:between w:space="0" w:sz="0" w:val="nil"/>
+        </w:pBdr>
+        <w:shd w:fill="auto" w:val="clear"/>
+        <w:bidi w:val="1"/>
+        <w:spacing w:after="0" w:before="0" w:line="192" w:lineRule="auto"/>
+        <w:ind w:left="0" w:right="0" w:firstLine="0"/>
+        <w:jc w:val="left"/>
+        <w:rPr>
+          <w:rFonts w:ascii="Noto Serif" w:cs="Noto Naskh Arabic" w:eastAsia="Noto Naskh Arabic" w:hAnsi="Noto Serif"/>
+          <w:b w:val="0"/>
+          <w:bCs w:val="0"/>
+          <w:i w:val="0"/>
+          <w:iCs w:val="0"/>
+          <w:smallCaps w:val="0"/>
+          <w:strike w:val="0"/>
+          <w:color w:val="000000"/>
+          <w:sz w:val="32"/>
+          <w:szCs w:val="32"/>
+          <w:u w:val="none"/>
+          <w:shd w:fill="auto" w:val="clear"/>
+          <w:vertAlign w:val="baseline"/>
+        </w:rPr>
+      </w:pPr>
+      <w:r>
+        <w:rPr>
+          <w:rFonts w:ascii="Noto Serif" w:cs="Noto Naskh Arabic" w:eastAsia="Noto Naskh Arabic" w:hAnsi="Noto Serif"/>
+          <w:b w:val="1"/>
+          <w:bCs w:val="1"/>
+          <w:i w:val="0"/>
+          <w:iCs w:val="0"/>
+          <w:smallCaps w:val="0"/>
+          <w:strike w:val="0"/>
+          <w:color w:val="000000"/>
+          <w:sz w:val="32"/>
+          <w:szCs w:val="32"/>
+          <w:u w:val="none"/>
+          <w:shd w:fill="auto" w:val="clear"/>
+          <w:vertAlign w:val="baseline"/>
+          <w:rtl w:val="0"/>
+        </w:rPr>
+        <w:t xml:space="preserve">                                                                                                               </w:t>
       </w:r>
       <w:r>
         <w:rPr>
@@ -2713,6 +2788,25 @@
         <w:rPr>
           <w:rtl w:val="0"/>
         </w:rPr>
+      </w:r>
+    </w:p>
+    <w:p>
+      <w:pPr>
+        <w:bidi w:val="1"/>
+        <w:jc w:val="both"/>
+        <w:rPr>
+          <w:rFonts w:ascii="Noto Serif" w:cs="Noto Naskh Arabic" w:eastAsia="Noto Naskh Arabic" w:hAnsi="Noto Serif"/>
+        </w:rPr>
+      </w:pPr>
+      <w:r>
+        <w:rPr>
+          <w:rtl w:val="0"/>
+        </w:rPr>
+      </w:r>
+    </w:p>
+    <w:p>
+      <w:r>
+        <w:br w:type="page"/>
       </w:r>
     </w:p>
     <w:tbl>
@@ -4135,7 +4229,7 @@
 </file>
 
 <file path=word/header1.xml><?xml version="1.0" encoding="utf-8"?>
-<w:hdr xmlns:mc="http://schemas.openxmlformats.org/markup-compatibility/2006" xmlns:o="urn:schemas-microsoft-com:office:office" xmlns:r="http://schemas.openxmlformats.org/officeDocument/2006/relationships" xmlns:m="http://schemas.openxmlformats.org/officeDocument/2006/math" xmlns:v="urn:schemas-microsoft-com:vml" xmlns:wp="http://schemas.openxmlformats.org/drawingml/2006/wordprocessingDrawing" xmlns:w10="urn:schemas-microsoft-com:office:word" xmlns:w="http://schemas.openxmlformats.org/wordprocessingml/2006/main" xmlns:wne="http://schemas.microsoft.com/office/word/2006/wordml" xmlns:sl="http://schemas.openxmlformats.org/schemaLibrary/2006/main" xmlns:a="http://schemas.openxmlformats.org/drawingml/2006/main" xmlns:pic="http://schemas.openxmlformats.org/drawingml/2006/picture" xmlns:c="http://schemas.openxmlformats.org/drawingml/2006/chart" xmlns:lc="http://schemas.openxmlformats.org/drawingml/2006/lockedCanvas" xmlns:dgm="http://schemas.openxmlformats.org/drawingml/2006/diagram" xmlns:wps="http://schemas.microsoft.com/office/word/2010/wordprocessingShape" xmlns:wpg="http://schemas.microsoft.com/office/word/2010/wordprocessingGroup" xmlns:w14="http://schemas.microsoft.com/office/word/2010/wordml" xmlns:w15="http://schemas.microsoft.com/office/word/2012/wordml" xmlns:w16="http://schemas.microsoft.com/office/word/2018/wordml" xmlns:w16cex="http://schemas.microsoft.com/office/word/2018/wordml/cex" xmlns:w16cid="http://schemas.microsoft.com/office/word/2016/wordml/cid" xmlns="http://schemas.microsoft.com/office/tasks/2019/documenttasks" xmlns:cr="http://schemas.microsoft.com/office/comments/2020/reactions">
+<w:hdr xmlns:a="http://schemas.openxmlformats.org/drawingml/2006/main" xmlns:mc="http://schemas.openxmlformats.org/markup-compatibility/2006" xmlns:pic="http://schemas.openxmlformats.org/drawingml/2006/picture" xmlns:r="http://schemas.openxmlformats.org/officeDocument/2006/relationships" xmlns:w="http://schemas.openxmlformats.org/wordprocessingml/2006/main" xmlns:w14="http://schemas.microsoft.com/office/word/2010/wordml" xmlns:wp="http://schemas.openxmlformats.org/drawingml/2006/wordprocessingDrawing" xmlns:wps="http://schemas.microsoft.com/office/word/2010/wordprocessingShape">
   <w:p>
     <w:pPr>
       <w:tabs>
@@ -5189,30 +5283,6 @@
   </w:p>
   <w:p>
     <w:pPr>
-      <w:rPr/>
-    </w:pPr>
-    <w:r>
-      <w:rPr>
-        <w:rtl w:val="0"/>
-      </w:rPr>
-    </w:r>
-  </w:p>
-  <w:p>
-    <w:pPr>
-      <w:widowControl w:val="0"/>
-      <w:spacing w:line="192.00000000000003" w:lineRule="auto"/>
-      <w:rPr>
-        <w:rFonts w:ascii="Noto Serif" w:cs="Arial" w:eastAsia="Arial" w:hAnsi="Noto Serif"/>
-      </w:rPr>
-    </w:pPr>
-    <w:r>
-      <w:rPr>
-        <w:rtl w:val="0"/>
-      </w:rPr>
-    </w:r>
-  </w:p>
-  <w:p>
-    <w:pPr>
       <w:widowControl w:val="0"/>
       <w:spacing w:line="192.00000000000003" w:lineRule="auto"/>
       <w:jc w:val="right"/>

--- a/backend/documents/letter_templates/process_list.docx
+++ b/backend/documents/letter_templates/process_list.docx
@@ -4230,23 +4230,6 @@
 
 <file path=word/header1.xml><?xml version="1.0" encoding="utf-8"?>
 <w:hdr xmlns:a="http://schemas.openxmlformats.org/drawingml/2006/main" xmlns:mc="http://schemas.openxmlformats.org/markup-compatibility/2006" xmlns:pic="http://schemas.openxmlformats.org/drawingml/2006/picture" xmlns:r="http://schemas.openxmlformats.org/officeDocument/2006/relationships" xmlns:w="http://schemas.openxmlformats.org/wordprocessingml/2006/main" xmlns:w14="http://schemas.microsoft.com/office/word/2010/wordml" xmlns:wp="http://schemas.openxmlformats.org/drawingml/2006/wordprocessingDrawing" xmlns:wps="http://schemas.microsoft.com/office/word/2010/wordprocessingShape">
-  <w:p>
-    <w:pPr>
-      <w:tabs>
-        <w:tab w:val="right" w:leader="none" w:pos="2520"/>
-      </w:tabs>
-      <w:bidi w:val="1"/>
-      <w:rPr>
-        <w:sz w:val="30"/>
-        <w:szCs w:val="30"/>
-      </w:rPr>
-    </w:pPr>
-    <w:r>
-      <w:rPr>
-        <w:rtl w:val="0"/>
-      </w:rPr>
-    </w:r>
-  </w:p>
   <w:p>
     <w:pPr>
       <w:rPr/>
@@ -5281,6 +5264,7 @@
       </w:rPr>
     </w:r>
   </w:p>
+  <w:p/>
   <w:p>
     <w:pPr>
       <w:widowControl w:val="0"/>
